--- a/fuentes/63110197_CF02_CFA.docx
+++ b/fuentes/63110197_CF02_CFA.docx
@@ -1,6 +1,6 @@
 
 <file path=word/document.xml><?xml version="1.0" encoding="utf-8"?>
-<w:document xmlns:wpc="http://schemas.microsoft.com/office/word/2010/wordprocessingCanvas" xmlns:cx="http://schemas.microsoft.com/office/drawing/2014/chartex" xmlns:cx1="http://schemas.microsoft.com/office/drawing/2015/9/8/chartex" xmlns:cx2="http://schemas.microsoft.com/office/drawing/2015/10/21/chartex" xmlns:cx3="http://schemas.microsoft.com/office/drawing/2016/5/9/chartex" xmlns:cx4="http://schemas.microsoft.com/office/drawing/2016/5/10/chartex" xmlns:cx5="http://schemas.microsoft.com/office/drawing/2016/5/11/chartex" xmlns:cx6="http://schemas.microsoft.com/office/drawing/2016/5/12/chartex" xmlns:cx7="http://schemas.microsoft.com/office/drawing/2016/5/13/chartex" xmlns:cx8="http://schemas.microsoft.com/office/drawing/2016/5/14/chartex" xmlns:mc="http://schemas.openxmlformats.org/markup-compatibility/2006" xmlns:aink="http://schemas.microsoft.com/office/drawing/2016/ink" xmlns:am3d="http://schemas.microsoft.com/office/drawing/2017/model3d" xmlns:o="urn:schemas-microsoft-com:office:office" xmlns:r="http://schemas.openxmlformats.org/officeDocument/2006/relationships" xmlns:m="http://schemas.openxmlformats.org/officeDocument/2006/math" xmlns:v="urn:schemas-microsoft-com:vml" xmlns:wp14="http://schemas.microsoft.com/office/word/2010/wordprocessingDrawing" xmlns:wp="http://schemas.openxmlformats.org/drawingml/2006/wordprocessingDrawing" xmlns:w10="urn:schemas-microsoft-com:office:word" xmlns:w="http://schemas.openxmlformats.org/wordprocessingml/2006/main" xmlns:w14="http://schemas.microsoft.com/office/word/2010/wordml" xmlns:w15="http://schemas.microsoft.com/office/word/2012/wordml" xmlns:w16cex="http://schemas.microsoft.com/office/word/2018/wordml/cex" xmlns:w16cid="http://schemas.microsoft.com/office/word/2016/wordml/cid" xmlns:w16="http://schemas.microsoft.com/office/word/2018/wordml" xmlns:w16sdtdh="http://schemas.microsoft.com/office/word/2020/wordml/sdtdatahash" xmlns:w16se="http://schemas.microsoft.com/office/word/2015/wordml/symex" xmlns:wpg="http://schemas.microsoft.com/office/word/2010/wordprocessingGroup" xmlns:wpi="http://schemas.microsoft.com/office/word/2010/wordprocessingInk" xmlns:wne="http://schemas.microsoft.com/office/word/2006/wordml" xmlns:wps="http://schemas.microsoft.com/office/word/2010/wordprocessingShape" mc:Ignorable="w14 w15 w16se w16cid w16 w16cex w16sdtdh wp14">
+<w:document xmlns:wpc="http://schemas.microsoft.com/office/word/2010/wordprocessingCanvas" xmlns:cx="http://schemas.microsoft.com/office/drawing/2014/chartex" xmlns:cx1="http://schemas.microsoft.com/office/drawing/2015/9/8/chartex" xmlns:cx2="http://schemas.microsoft.com/office/drawing/2015/10/21/chartex" xmlns:cx3="http://schemas.microsoft.com/office/drawing/2016/5/9/chartex" xmlns:cx4="http://schemas.microsoft.com/office/drawing/2016/5/10/chartex" xmlns:cx5="http://schemas.microsoft.com/office/drawing/2016/5/11/chartex" xmlns:cx6="http://schemas.microsoft.com/office/drawing/2016/5/12/chartex" xmlns:cx7="http://schemas.microsoft.com/office/drawing/2016/5/13/chartex" xmlns:cx8="http://schemas.microsoft.com/office/drawing/2016/5/14/chartex" xmlns:mc="http://schemas.openxmlformats.org/markup-compatibility/2006" xmlns:aink="http://schemas.microsoft.com/office/drawing/2016/ink" xmlns:am3d="http://schemas.microsoft.com/office/drawing/2017/model3d" xmlns:o="urn:schemas-microsoft-com:office:office" xmlns:oel="http://schemas.microsoft.com/office/2019/extlst" xmlns:r="http://schemas.openxmlformats.org/officeDocument/2006/relationships" xmlns:m="http://schemas.openxmlformats.org/officeDocument/2006/math" xmlns:v="urn:schemas-microsoft-com:vml" xmlns:wp14="http://schemas.microsoft.com/office/word/2010/wordprocessingDrawing" xmlns:wp="http://schemas.openxmlformats.org/drawingml/2006/wordprocessingDrawing" xmlns:w10="urn:schemas-microsoft-com:office:word" xmlns:w="http://schemas.openxmlformats.org/wordprocessingml/2006/main" xmlns:w14="http://schemas.microsoft.com/office/word/2010/wordml" xmlns:w15="http://schemas.microsoft.com/office/word/2012/wordml" xmlns:w16cex="http://schemas.microsoft.com/office/word/2018/wordml/cex" xmlns:w16cid="http://schemas.microsoft.com/office/word/2016/wordml/cid" xmlns:w16="http://schemas.microsoft.com/office/word/2018/wordml" xmlns:w16du="http://schemas.microsoft.com/office/word/2023/wordml/word16du" xmlns:w16sdtdh="http://schemas.microsoft.com/office/word/2020/wordml/sdtdatahash" xmlns:w16sdtfl="http://schemas.microsoft.com/office/word/2024/wordml/sdtformatlock" xmlns:w16se="http://schemas.microsoft.com/office/word/2015/wordml/symex" xmlns:wpg="http://schemas.microsoft.com/office/word/2010/wordprocessingGroup" xmlns:wpi="http://schemas.microsoft.com/office/word/2010/wordprocessingInk" xmlns:wne="http://schemas.microsoft.com/office/word/2006/wordml" xmlns:wps="http://schemas.microsoft.com/office/word/2010/wordprocessingShape" mc:Ignorable="w14 w15 w16se w16cid w16 w16cex w16sdtdh w16sdtfl w16du wp14">
   <w:body>
     <w:p>
       <w:pPr>
@@ -212,7 +212,7 @@
               </wp:anchor>
             </w:drawing>
           </mc:Choice>
-          <mc:Fallback xmlns:w16sdtfl="http://schemas.microsoft.com/office/word/2024/wordml/sdtformatlock" xmlns:w16du="http://schemas.microsoft.com/office/word/2023/wordml/word16du" xmlns:oel="http://schemas.microsoft.com/office/2019/extlst">
+          <mc:Fallback>
             <w:pict>
               <v:rect w14:anchorId="4C256C62" id="Rectángulo 3" o:spid="_x0000_s1026" alt="&quot;&quot;" style="position:absolute;margin-left:-55.95pt;margin-top:26.4pt;width:613.85pt;height:164.25pt;z-index:-251655168;visibility:visible;mso-wrap-style:square;mso-height-percent:0;mso-wrap-distance-left:9pt;mso-wrap-distance-top:0;mso-wrap-distance-right:9pt;mso-wrap-distance-bottom:0;mso-position-horizontal:absolute;mso-position-horizontal-relative:text;mso-position-vertical:absolute;mso-position-vertical-relative:text;mso-height-percent:0;mso-height-relative:margin;v-text-anchor:middle" o:gfxdata="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" fillcolor="#00314d" stroked="f" strokeweight="1pt"/>
             </w:pict>
@@ -326,7 +326,7 @@
                 <v:stroke joinstyle="miter"/>
                 <v:path gradientshapeok="t" o:connecttype="rect"/>
               </v:shapetype>
-              <v:shape id="Cuadro de texto 2" o:spid="_x0000_s1026" type="#_x0000_t202" alt="&quot;&quot;" style="position:absolute;left:0;text-align:left;margin-left:-25.2pt;margin-top:21.9pt;width:549pt;height:102.95pt;z-index:251663360;visibility:visible;mso-wrap-style:square;mso-width-percent:0;mso-height-percent:0;mso-wrap-distance-left:9pt;mso-wrap-distance-top:3.6pt;mso-wrap-distance-right:9pt;mso-wrap-distance-bottom:3.6pt;mso-position-horizontal:absolute;mso-position-horizontal-relative:margin;mso-position-vertical:absolute;mso-position-vertical-relative:text;mso-width-percent:0;mso-height-percent:0;mso-width-relative:margin;mso-height-relative:margin;v-text-anchor:top" o:gfxdata="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" filled="f" stroked="f">
+              <v:shape id="Cuadro de texto 2" o:spid="_x0000_s1026" type="#_x0000_t202" alt="&quot;&quot;" style="position:absolute;left:0;text-align:left;margin-left:-25.2pt;margin-top:21.9pt;width:549pt;height:102.95pt;z-index:251663360;visibility:visible;mso-wrap-style:square;mso-width-percent:0;mso-height-percent:0;mso-wrap-distance-left:9pt;mso-wrap-distance-top:3.6pt;mso-wrap-distance-right:9pt;mso-wrap-distance-bottom:3.6pt;mso-position-horizontal:absolute;mso-position-horizontal-relative:margin;mso-position-vertical:absolute;mso-position-vertical-relative:text;mso-width-percent:0;mso-height-percent:0;mso-width-relative:margin;mso-height-relative:margin;v-text-anchor:top" o:gfxdata="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" filled="f" stroked="f">
                 <v:textbox>
                   <w:txbxContent>
                     <w:p>
@@ -576,7 +576,6 @@
           <w:docPartUnique/>
         </w:docPartObj>
       </w:sdtPr>
-      <w:sdtEndPr/>
       <w:sdtContent>
         <w:p>
           <w:pPr>
@@ -608,10 +607,9 @@
             <w:rPr>
               <w:rFonts w:eastAsiaTheme="minorEastAsia"/>
               <w:noProof/>
-              <w:kern w:val="0"/>
-              <w:sz w:val="22"/>
+              <w:sz w:val="24"/>
+              <w:szCs w:val="24"/>
               <w:lang w:eastAsia="es-CO"/>
-              <w14:ligatures w14:val="none"/>
             </w:rPr>
           </w:pPr>
           <w:r>
@@ -632,7 +630,7 @@
             </w:rPr>
             <w:fldChar w:fldCharType="separate"/>
           </w:r>
-          <w:hyperlink w:anchor="_Toc243313736" w:history="1">
+          <w:hyperlink w:anchor="_Toc244077437" w:history="1">
             <w:r>
               <w:rPr>
                 <w:rStyle w:val="Hipervnculo"/>
@@ -659,7 +657,7 @@
                 <w:noProof/>
                 <w:webHidden/>
               </w:rPr>
-              <w:instrText xml:space="preserve"> PAGEREF _Toc243313736 \h </w:instrText>
+              <w:instrText xml:space="preserve"> PAGEREF _Toc244077437 \h </w:instrText>
             </w:r>
             <w:r>
               <w:rPr>
@@ -699,13 +697,12 @@
             <w:rPr>
               <w:rFonts w:eastAsiaTheme="minorEastAsia"/>
               <w:noProof/>
-              <w:kern w:val="0"/>
-              <w:sz w:val="22"/>
+              <w:sz w:val="24"/>
+              <w:szCs w:val="24"/>
               <w:lang w:eastAsia="es-CO"/>
-              <w14:ligatures w14:val="none"/>
             </w:rPr>
           </w:pPr>
-          <w:hyperlink w:anchor="_Toc243313737" w:history="1">
+          <w:hyperlink w:anchor="_Toc244077438" w:history="1">
             <w:r>
               <w:rPr>
                 <w:rStyle w:val="Hipervnculo"/>
@@ -732,7 +729,7 @@
                 <w:noProof/>
                 <w:webHidden/>
               </w:rPr>
-              <w:instrText xml:space="preserve"> PAGEREF _Toc243313737 \h </w:instrText>
+              <w:instrText xml:space="preserve"> PAGEREF _Toc244077438 \h </w:instrText>
             </w:r>
             <w:r>
               <w:rPr>
@@ -772,13 +769,12 @@
             <w:rPr>
               <w:rFonts w:eastAsiaTheme="minorEastAsia"/>
               <w:noProof/>
-              <w:kern w:val="0"/>
-              <w:sz w:val="22"/>
+              <w:sz w:val="24"/>
+              <w:szCs w:val="24"/>
               <w:lang w:eastAsia="es-CO"/>
-              <w14:ligatures w14:val="none"/>
             </w:rPr>
           </w:pPr>
-          <w:hyperlink w:anchor="_Toc243313738" w:history="1">
+          <w:hyperlink w:anchor="_Toc244077439" w:history="1">
             <w:r>
               <w:rPr>
                 <w:rStyle w:val="Hipervnculo"/>
@@ -805,7 +801,7 @@
                 <w:noProof/>
                 <w:webHidden/>
               </w:rPr>
-              <w:instrText xml:space="preserve"> PAGEREF _Toc243313738 \h </w:instrText>
+              <w:instrText xml:space="preserve"> PAGEREF _Toc244077439 \h </w:instrText>
             </w:r>
             <w:r>
               <w:rPr>
@@ -845,13 +841,12 @@
             <w:rPr>
               <w:rFonts w:eastAsiaTheme="minorEastAsia"/>
               <w:noProof/>
-              <w:kern w:val="0"/>
-              <w:sz w:val="22"/>
+              <w:sz w:val="24"/>
+              <w:szCs w:val="24"/>
               <w:lang w:eastAsia="es-CO"/>
-              <w14:ligatures w14:val="none"/>
             </w:rPr>
           </w:pPr>
-          <w:hyperlink w:anchor="_Toc243313739" w:history="1">
+          <w:hyperlink w:anchor="_Toc244077440" w:history="1">
             <w:r>
               <w:rPr>
                 <w:rStyle w:val="Hipervnculo"/>
@@ -878,7 +873,7 @@
                 <w:noProof/>
                 <w:webHidden/>
               </w:rPr>
-              <w:instrText xml:space="preserve"> PAGEREF _Toc243313739 \h </w:instrText>
+              <w:instrText xml:space="preserve"> PAGEREF _Toc244077440 \h </w:instrText>
             </w:r>
             <w:r>
               <w:rPr>
@@ -918,13 +913,12 @@
             <w:rPr>
               <w:rFonts w:eastAsiaTheme="minorEastAsia"/>
               <w:noProof/>
-              <w:kern w:val="0"/>
-              <w:sz w:val="22"/>
+              <w:sz w:val="24"/>
+              <w:szCs w:val="24"/>
               <w:lang w:eastAsia="es-CO"/>
-              <w14:ligatures w14:val="none"/>
             </w:rPr>
           </w:pPr>
-          <w:hyperlink w:anchor="_Toc243313740" w:history="1">
+          <w:hyperlink w:anchor="_Toc244077441" w:history="1">
             <w:r>
               <w:rPr>
                 <w:rStyle w:val="Hipervnculo"/>
@@ -951,7 +945,7 @@
                 <w:noProof/>
                 <w:webHidden/>
               </w:rPr>
-              <w:instrText xml:space="preserve"> PAGEREF _Toc243313740 \h </w:instrText>
+              <w:instrText xml:space="preserve"> PAGEREF _Toc244077441 \h </w:instrText>
             </w:r>
             <w:r>
               <w:rPr>
@@ -991,13 +985,12 @@
             <w:rPr>
               <w:rFonts w:eastAsiaTheme="minorEastAsia"/>
               <w:noProof/>
-              <w:kern w:val="0"/>
-              <w:sz w:val="22"/>
+              <w:sz w:val="24"/>
+              <w:szCs w:val="24"/>
               <w:lang w:eastAsia="es-CO"/>
-              <w14:ligatures w14:val="none"/>
             </w:rPr>
           </w:pPr>
-          <w:hyperlink w:anchor="_Toc243313741" w:history="1">
+          <w:hyperlink w:anchor="_Toc244077442" w:history="1">
             <w:r>
               <w:rPr>
                 <w:rStyle w:val="Hipervnculo"/>
@@ -1024,7 +1017,7 @@
                 <w:noProof/>
                 <w:webHidden/>
               </w:rPr>
-              <w:instrText xml:space="preserve"> PAGEREF _Toc243313741 \h </w:instrText>
+              <w:instrText xml:space="preserve"> PAGEREF _Toc244077442 \h </w:instrText>
             </w:r>
             <w:r>
               <w:rPr>
@@ -1064,13 +1057,12 @@
             <w:rPr>
               <w:rFonts w:eastAsiaTheme="minorEastAsia"/>
               <w:noProof/>
-              <w:kern w:val="0"/>
-              <w:sz w:val="22"/>
+              <w:sz w:val="24"/>
+              <w:szCs w:val="24"/>
               <w:lang w:eastAsia="es-CO"/>
-              <w14:ligatures w14:val="none"/>
             </w:rPr>
           </w:pPr>
-          <w:hyperlink w:anchor="_Toc243313742" w:history="1">
+          <w:hyperlink w:anchor="_Toc244077443" w:history="1">
             <w:r>
               <w:rPr>
                 <w:rStyle w:val="Hipervnculo"/>
@@ -1097,7 +1089,7 @@
                 <w:noProof/>
                 <w:webHidden/>
               </w:rPr>
-              <w:instrText xml:space="preserve"> PAGEREF _Toc243313742 \h </w:instrText>
+              <w:instrText xml:space="preserve"> PAGEREF _Toc244077443 \h </w:instrText>
             </w:r>
             <w:r>
               <w:rPr>
@@ -1137,13 +1129,12 @@
             <w:rPr>
               <w:rFonts w:eastAsiaTheme="minorEastAsia"/>
               <w:noProof/>
-              <w:kern w:val="0"/>
-              <w:sz w:val="22"/>
+              <w:sz w:val="24"/>
+              <w:szCs w:val="24"/>
               <w:lang w:eastAsia="es-CO"/>
-              <w14:ligatures w14:val="none"/>
             </w:rPr>
           </w:pPr>
-          <w:hyperlink w:anchor="_Toc243313743" w:history="1">
+          <w:hyperlink w:anchor="_Toc244077444" w:history="1">
             <w:r>
               <w:rPr>
                 <w:rStyle w:val="Hipervnculo"/>
@@ -1170,7 +1161,7 @@
                 <w:noProof/>
                 <w:webHidden/>
               </w:rPr>
-              <w:instrText xml:space="preserve"> PAGEREF _Toc243313743 \h </w:instrText>
+              <w:instrText xml:space="preserve"> PAGEREF _Toc244077444 \h </w:instrText>
             </w:r>
             <w:r>
               <w:rPr>
@@ -1210,13 +1201,12 @@
             <w:rPr>
               <w:rFonts w:eastAsiaTheme="minorEastAsia"/>
               <w:noProof/>
-              <w:kern w:val="0"/>
-              <w:sz w:val="22"/>
+              <w:sz w:val="24"/>
+              <w:szCs w:val="24"/>
               <w:lang w:eastAsia="es-CO"/>
-              <w14:ligatures w14:val="none"/>
             </w:rPr>
           </w:pPr>
-          <w:hyperlink w:anchor="_Toc243313744" w:history="1">
+          <w:hyperlink w:anchor="_Toc244077445" w:history="1">
             <w:r>
               <w:rPr>
                 <w:rStyle w:val="Hipervnculo"/>
@@ -1243,7 +1233,7 @@
                 <w:noProof/>
                 <w:webHidden/>
               </w:rPr>
-              <w:instrText xml:space="preserve"> PAGEREF _Toc243313744 \h </w:instrText>
+              <w:instrText xml:space="preserve"> PAGEREF _Toc244077445 \h </w:instrText>
             </w:r>
             <w:r>
               <w:rPr>
@@ -1283,13 +1273,12 @@
             <w:rPr>
               <w:rFonts w:eastAsiaTheme="minorEastAsia"/>
               <w:noProof/>
-              <w:kern w:val="0"/>
-              <w:sz w:val="22"/>
+              <w:sz w:val="24"/>
+              <w:szCs w:val="24"/>
               <w:lang w:eastAsia="es-CO"/>
-              <w14:ligatures w14:val="none"/>
             </w:rPr>
           </w:pPr>
-          <w:hyperlink w:anchor="_Toc243313745" w:history="1">
+          <w:hyperlink w:anchor="_Toc244077446" w:history="1">
             <w:r>
               <w:rPr>
                 <w:rStyle w:val="Hipervnculo"/>
@@ -1316,7 +1305,7 @@
                 <w:noProof/>
                 <w:webHidden/>
               </w:rPr>
-              <w:instrText xml:space="preserve"> PAGEREF _Toc243313745 \h </w:instrText>
+              <w:instrText xml:space="preserve"> PAGEREF _Toc244077446 \h </w:instrText>
             </w:r>
             <w:r>
               <w:rPr>
@@ -1356,13 +1345,12 @@
             <w:rPr>
               <w:rFonts w:eastAsiaTheme="minorEastAsia"/>
               <w:noProof/>
-              <w:kern w:val="0"/>
-              <w:sz w:val="22"/>
+              <w:sz w:val="24"/>
+              <w:szCs w:val="24"/>
               <w:lang w:eastAsia="es-CO"/>
-              <w14:ligatures w14:val="none"/>
             </w:rPr>
           </w:pPr>
-          <w:hyperlink w:anchor="_Toc243313746" w:history="1">
+          <w:hyperlink w:anchor="_Toc244077447" w:history="1">
             <w:r>
               <w:rPr>
                 <w:rStyle w:val="Hipervnculo"/>
@@ -1389,7 +1377,7 @@
                 <w:noProof/>
                 <w:webHidden/>
               </w:rPr>
-              <w:instrText xml:space="preserve"> PAGEREF _Toc243313746 \h </w:instrText>
+              <w:instrText xml:space="preserve"> PAGEREF _Toc244077447 \h </w:instrText>
             </w:r>
             <w:r>
               <w:rPr>
@@ -1429,13 +1417,12 @@
             <w:rPr>
               <w:rFonts w:eastAsiaTheme="minorEastAsia"/>
               <w:noProof/>
-              <w:kern w:val="0"/>
-              <w:sz w:val="22"/>
+              <w:sz w:val="24"/>
+              <w:szCs w:val="24"/>
               <w:lang w:eastAsia="es-CO"/>
-              <w14:ligatures w14:val="none"/>
             </w:rPr>
           </w:pPr>
-          <w:hyperlink w:anchor="_Toc243313747" w:history="1">
+          <w:hyperlink w:anchor="_Toc244077448" w:history="1">
             <w:r>
               <w:rPr>
                 <w:rStyle w:val="Hipervnculo"/>
@@ -1462,7 +1449,7 @@
                 <w:noProof/>
                 <w:webHidden/>
               </w:rPr>
-              <w:instrText xml:space="preserve"> PAGEREF _Toc243313747 \h </w:instrText>
+              <w:instrText xml:space="preserve"> PAGEREF _Toc244077448 \h </w:instrText>
             </w:r>
             <w:r>
               <w:rPr>
@@ -1502,13 +1489,12 @@
             <w:rPr>
               <w:rFonts w:eastAsiaTheme="minorEastAsia"/>
               <w:noProof/>
-              <w:kern w:val="0"/>
-              <w:sz w:val="22"/>
+              <w:sz w:val="24"/>
+              <w:szCs w:val="24"/>
               <w:lang w:eastAsia="es-CO"/>
-              <w14:ligatures w14:val="none"/>
             </w:rPr>
           </w:pPr>
-          <w:hyperlink w:anchor="_Toc243313748" w:history="1">
+          <w:hyperlink w:anchor="_Toc244077449" w:history="1">
             <w:r>
               <w:rPr>
                 <w:rStyle w:val="Hipervnculo"/>
@@ -1535,7 +1521,7 @@
                 <w:noProof/>
                 <w:webHidden/>
               </w:rPr>
-              <w:instrText xml:space="preserve"> PAGEREF _Toc243313748 \h </w:instrText>
+              <w:instrText xml:space="preserve"> PAGEREF _Toc244077449 \h </w:instrText>
             </w:r>
             <w:r>
               <w:rPr>
@@ -1575,13 +1561,12 @@
             <w:rPr>
               <w:rFonts w:eastAsiaTheme="minorEastAsia"/>
               <w:noProof/>
-              <w:kern w:val="0"/>
-              <w:sz w:val="22"/>
+              <w:sz w:val="24"/>
+              <w:szCs w:val="24"/>
               <w:lang w:eastAsia="es-CO"/>
-              <w14:ligatures w14:val="none"/>
             </w:rPr>
           </w:pPr>
-          <w:hyperlink w:anchor="_Toc243313749" w:history="1">
+          <w:hyperlink w:anchor="_Toc244077450" w:history="1">
             <w:r>
               <w:rPr>
                 <w:rStyle w:val="Hipervnculo"/>
@@ -1608,7 +1593,7 @@
                 <w:noProof/>
                 <w:webHidden/>
               </w:rPr>
-              <w:instrText xml:space="preserve"> PAGEREF _Toc243313749 \h </w:instrText>
+              <w:instrText xml:space="preserve"> PAGEREF _Toc244077450 \h </w:instrText>
             </w:r>
             <w:r>
               <w:rPr>
@@ -1648,13 +1633,12 @@
             <w:rPr>
               <w:rFonts w:eastAsiaTheme="minorEastAsia"/>
               <w:noProof/>
-              <w:kern w:val="0"/>
-              <w:sz w:val="22"/>
+              <w:sz w:val="24"/>
+              <w:szCs w:val="24"/>
               <w:lang w:eastAsia="es-CO"/>
-              <w14:ligatures w14:val="none"/>
             </w:rPr>
           </w:pPr>
-          <w:hyperlink w:anchor="_Toc243313750" w:history="1">
+          <w:hyperlink w:anchor="_Toc244077451" w:history="1">
             <w:r>
               <w:rPr>
                 <w:rStyle w:val="Hipervnculo"/>
@@ -1681,7 +1665,7 @@
                 <w:noProof/>
                 <w:webHidden/>
               </w:rPr>
-              <w:instrText xml:space="preserve"> PAGEREF _Toc243313750 \h </w:instrText>
+              <w:instrText xml:space="preserve"> PAGEREF _Toc244077451 \h </w:instrText>
             </w:r>
             <w:r>
               <w:rPr>
@@ -1721,13 +1705,12 @@
             <w:rPr>
               <w:rFonts w:eastAsiaTheme="minorEastAsia"/>
               <w:noProof/>
-              <w:kern w:val="0"/>
-              <w:sz w:val="22"/>
+              <w:sz w:val="24"/>
+              <w:szCs w:val="24"/>
               <w:lang w:eastAsia="es-CO"/>
-              <w14:ligatures w14:val="none"/>
             </w:rPr>
           </w:pPr>
-          <w:hyperlink w:anchor="_Toc243313751" w:history="1">
+          <w:hyperlink w:anchor="_Toc244077452" w:history="1">
             <w:r>
               <w:rPr>
                 <w:rStyle w:val="Hipervnculo"/>
@@ -1754,7 +1737,7 @@
                 <w:noProof/>
                 <w:webHidden/>
               </w:rPr>
-              <w:instrText xml:space="preserve"> PAGEREF _Toc243313751 \h </w:instrText>
+              <w:instrText xml:space="preserve"> PAGEREF _Toc244077452 \h </w:instrText>
             </w:r>
             <w:r>
               <w:rPr>
@@ -1794,13 +1777,12 @@
             <w:rPr>
               <w:rFonts w:eastAsiaTheme="minorEastAsia"/>
               <w:noProof/>
-              <w:kern w:val="0"/>
-              <w:sz w:val="22"/>
+              <w:sz w:val="24"/>
+              <w:szCs w:val="24"/>
               <w:lang w:eastAsia="es-CO"/>
-              <w14:ligatures w14:val="none"/>
             </w:rPr>
           </w:pPr>
-          <w:hyperlink w:anchor="_Toc243313752" w:history="1">
+          <w:hyperlink w:anchor="_Toc244077453" w:history="1">
             <w:r>
               <w:rPr>
                 <w:rStyle w:val="Hipervnculo"/>
@@ -1827,7 +1809,7 @@
                 <w:noProof/>
                 <w:webHidden/>
               </w:rPr>
-              <w:instrText xml:space="preserve"> PAGEREF _Toc243313752 \h </w:instrText>
+              <w:instrText xml:space="preserve"> PAGEREF _Toc244077453 \h </w:instrText>
             </w:r>
             <w:r>
               <w:rPr>
@@ -1867,13 +1849,12 @@
             <w:rPr>
               <w:rFonts w:eastAsiaTheme="minorEastAsia"/>
               <w:noProof/>
-              <w:kern w:val="0"/>
-              <w:sz w:val="22"/>
+              <w:sz w:val="24"/>
+              <w:szCs w:val="24"/>
               <w:lang w:eastAsia="es-CO"/>
-              <w14:ligatures w14:val="none"/>
             </w:rPr>
           </w:pPr>
-          <w:hyperlink w:anchor="_Toc243313753" w:history="1">
+          <w:hyperlink w:anchor="_Toc244077454" w:history="1">
             <w:r>
               <w:rPr>
                 <w:rStyle w:val="Hipervnculo"/>
@@ -1900,7 +1881,7 @@
                 <w:noProof/>
                 <w:webHidden/>
               </w:rPr>
-              <w:instrText xml:space="preserve"> PAGEREF _Toc243313753 \h </w:instrText>
+              <w:instrText xml:space="preserve"> PAGEREF _Toc244077454 \h </w:instrText>
             </w:r>
             <w:r>
               <w:rPr>
@@ -1954,7 +1935,7 @@
       <w:pPr>
         <w:pStyle w:val="Titulosgenerales"/>
       </w:pPr>
-      <w:bookmarkStart w:id="0" w:name="_Toc243313736"/>
+      <w:bookmarkStart w:id="0" w:name="_Toc244077437"/>
       <w:r>
         <w:lastRenderedPageBreak/>
         <w:t>Introducción</w:t>
@@ -2050,7 +2031,7 @@
         <w:pStyle w:val="Ttulo1"/>
         <w:spacing w:line="360" w:lineRule="auto"/>
       </w:pPr>
-      <w:bookmarkStart w:id="1" w:name="_Toc243313737"/>
+      <w:bookmarkStart w:id="1" w:name="_Toc244077438"/>
       <w:r>
         <w:lastRenderedPageBreak/>
         <w:t>Experiencia con IA</w:t>
@@ -2077,7 +2058,7 @@
         <w:pStyle w:val="Ttulo2"/>
         <w:spacing w:line="360" w:lineRule="auto"/>
       </w:pPr>
-      <w:bookmarkStart w:id="2" w:name="_Toc243313738"/>
+      <w:bookmarkStart w:id="2" w:name="_Toc244077439"/>
       <w:r>
         <w:t>Satisfacción y fidelización</w:t>
       </w:r>
@@ -2149,16 +2130,14 @@
         <w:pStyle w:val="Prrafodelista"/>
         <w:numPr>
           <w:ilvl w:val="0"/>
-          <w:numId w:val="20"/>
+          <w:numId w:val="28"/>
         </w:numPr>
         <w:rPr>
-          <w:szCs w:val="28"/>
-          <w:lang w:val="es-419"/>
-        </w:rPr>
-      </w:pPr>
-      <w:r>
-        <w:rPr>
-          <w:szCs w:val="28"/>
+          <w:lang w:val="es-419"/>
+        </w:rPr>
+      </w:pPr>
+      <w:r>
+        <w:rPr>
           <w:lang w:val="es-419"/>
         </w:rPr>
         <w:t>Eficiencia operativa.</w:t>
@@ -2169,16 +2148,14 @@
         <w:pStyle w:val="Prrafodelista"/>
         <w:numPr>
           <w:ilvl w:val="0"/>
-          <w:numId w:val="20"/>
+          <w:numId w:val="28"/>
         </w:numPr>
         <w:rPr>
-          <w:szCs w:val="28"/>
-          <w:lang w:val="es-419"/>
-        </w:rPr>
-      </w:pPr>
-      <w:r>
-        <w:rPr>
-          <w:szCs w:val="28"/>
+          <w:lang w:val="es-419"/>
+        </w:rPr>
+      </w:pPr>
+      <w:r>
+        <w:rPr>
           <w:lang w:val="es-419"/>
         </w:rPr>
         <w:t>Personalización inteligente.</w:t>
@@ -2189,16 +2166,14 @@
         <w:pStyle w:val="Prrafodelista"/>
         <w:numPr>
           <w:ilvl w:val="0"/>
-          <w:numId w:val="20"/>
+          <w:numId w:val="28"/>
         </w:numPr>
         <w:rPr>
-          <w:szCs w:val="28"/>
-          <w:lang w:val="es-419"/>
-        </w:rPr>
-      </w:pPr>
-      <w:r>
-        <w:rPr>
-          <w:szCs w:val="28"/>
+          <w:lang w:val="es-419"/>
+        </w:rPr>
+      </w:pPr>
+      <w:r>
+        <w:rPr>
           <w:lang w:val="es-419"/>
         </w:rPr>
         <w:t>Experiencia emocional positiva.</w:t>
@@ -2236,6 +2211,7 @@
     </w:p>
     <w:p>
       <w:pPr>
+        <w:jc w:val="center"/>
         <w:rPr>
           <w:szCs w:val="28"/>
           <w:lang w:val="es-419"/>
@@ -2298,15 +2274,66 @@
     </w:p>
     <w:p>
       <w:pPr>
+        <w:rPr>
+          <w:b/>
+          <w:bCs/>
+          <w:lang w:val="es-419"/>
+        </w:rPr>
+      </w:pPr>
+      <w:r>
+        <w:rPr>
+          <w:b/>
+          <w:bCs/>
+          <w:lang w:val="es-419"/>
+        </w:rPr>
+        <w:t>Factores que inciden directamente en la percepción de valor</w:t>
+      </w:r>
+    </w:p>
+    <w:p>
+      <w:pPr>
+        <w:rPr>
+          <w:szCs w:val="28"/>
+          <w:lang w:val="es-419"/>
+        </w:rPr>
+      </w:pPr>
+      <w:r>
+        <w:rPr>
+          <w:szCs w:val="28"/>
+          <w:lang w:val="es-419"/>
+        </w:rPr>
+        <w:t>La satisfacción y fidelización del cliente en entornos apoyados por inteligencia artificial no dependen únicamente de la tecnología, sino de factores estratégicos que influyen en la calidad del servicio, la confianza del usuario y la continuidad de la relación comercial. Entre los principales se encuentran:</w:t>
+      </w:r>
+    </w:p>
+    <w:p>
+      <w:pPr>
         <w:pStyle w:val="Prrafodelista"/>
         <w:numPr>
           <w:ilvl w:val="0"/>
-          <w:numId w:val="21"/>
+          <w:numId w:val="29"/>
         </w:numPr>
         <w:rPr>
+          <w:lang w:val="es-419"/>
+        </w:rPr>
+      </w:pPr>
+      <w:r>
+        <w:rPr>
           <w:b/>
           <w:bCs/>
-          <w:szCs w:val="28"/>
+          <w:lang w:val="es-419"/>
+        </w:rPr>
+        <w:t>Tiempo de respuesta:</w:t>
+      </w:r>
+      <w:r>
+        <w:rPr>
+          <w:lang w:val="es-419"/>
+        </w:rPr>
+        <w:t xml:space="preserve"> tiempo transcurrido entre la solicitud del cliente y la respuesta o solución recibida. Una atención oportuna mejora la percepción de eficiencia.</w:t>
+      </w:r>
+    </w:p>
+    <w:p>
+      <w:pPr>
+        <w:ind w:left="1416" w:firstLine="1"/>
+        <w:rPr>
           <w:lang w:val="es-419"/>
         </w:rPr>
       </w:pPr>
@@ -2314,25 +2341,15 @@
         <w:rPr>
           <w:b/>
           <w:bCs/>
-          <w:szCs w:val="28"/>
-          <w:lang w:val="es-419"/>
-        </w:rPr>
-        <w:t>Factores que inciden directamente en la percepción de valor</w:t>
-      </w:r>
-    </w:p>
-    <w:p>
-      <w:pPr>
-        <w:rPr>
-          <w:szCs w:val="28"/>
-          <w:lang w:val="es-419"/>
-        </w:rPr>
-      </w:pPr>
-      <w:r>
-        <w:rPr>
-          <w:szCs w:val="28"/>
-          <w:lang w:val="es-419"/>
-        </w:rPr>
-        <w:t>La satisfacción y fidelización del cliente en entornos apoyados por inteligencia artificial no dependen únicamente de la tecnología, sino de factores estratégicos que influyen en la calidad del servicio, la confianza del usuario y la continuidad de la relación comercial. Entre los principales se encuentran:</w:t>
+          <w:lang w:val="es-419"/>
+        </w:rPr>
+        <w:t>Ejemplo:</w:t>
+      </w:r>
+      <w:r>
+        <w:rPr>
+          <w:lang w:val="es-419"/>
+        </w:rPr>
+        <w:t xml:space="preserve"> un cliente consulta su pedido por chat y recibe información actualizada en menos de dos minutos.</w:t>
       </w:r>
     </w:p>
     <w:p>
@@ -2340,10 +2357,9 @@
         <w:pStyle w:val="Prrafodelista"/>
         <w:numPr>
           <w:ilvl w:val="0"/>
-          <w:numId w:val="20"/>
+          <w:numId w:val="29"/>
         </w:numPr>
         <w:rPr>
-          <w:szCs w:val="28"/>
           <w:lang w:val="es-419"/>
         </w:rPr>
       </w:pPr>
@@ -2351,28 +2367,22 @@
         <w:rPr>
           <w:b/>
           <w:bCs/>
-          <w:szCs w:val="28"/>
-          <w:lang w:val="es-419"/>
-        </w:rPr>
-        <w:t>Tiempo de respuesta:</w:t>
-      </w:r>
-      <w:r>
-        <w:rPr>
-          <w:szCs w:val="28"/>
-          <w:lang w:val="es-419"/>
-        </w:rPr>
-        <w:t xml:space="preserve"> tiempo transcurrido entre la solicitud del cliente y la respuesta o solución recibida. Una atención oportuna mejora la percepción de eficiencia.</w:t>
-      </w:r>
-    </w:p>
-    <w:p>
-      <w:pPr>
-        <w:pStyle w:val="Prrafodelista"/>
-        <w:numPr>
-          <w:ilvl w:val="1"/>
-          <w:numId w:val="20"/>
-        </w:numPr>
-        <w:rPr>
-          <w:szCs w:val="28"/>
+          <w:lang w:val="es-419"/>
+        </w:rPr>
+        <w:lastRenderedPageBreak/>
+        <w:t>Precisión de la información:</w:t>
+      </w:r>
+      <w:r>
+        <w:rPr>
+          <w:lang w:val="es-419"/>
+        </w:rPr>
+        <w:t xml:space="preserve"> entrega información correcta, clara, actualizada y confiable, reduciendo errores, confusiones y reprocesos durante la atención.</w:t>
+      </w:r>
+    </w:p>
+    <w:p>
+      <w:pPr>
+        <w:ind w:left="1416" w:firstLine="2"/>
+        <w:rPr>
           <w:lang w:val="es-419"/>
         </w:rPr>
       </w:pPr>
@@ -2380,17 +2390,15 @@
         <w:rPr>
           <w:b/>
           <w:bCs/>
-          <w:szCs w:val="28"/>
           <w:lang w:val="es-419"/>
         </w:rPr>
         <w:t>Ejemplo:</w:t>
       </w:r>
       <w:r>
         <w:rPr>
-          <w:szCs w:val="28"/>
-          <w:lang w:val="es-419"/>
-        </w:rPr>
-        <w:t xml:space="preserve"> un cliente consulta su pedido por chat y recibe información actualizada en menos de dos minutos.</w:t>
+          <w:lang w:val="es-419"/>
+        </w:rPr>
+        <w:t xml:space="preserve"> la IA consulta la política vigente y responde correctamente sobre las condiciones de garantía de un producto.</w:t>
       </w:r>
     </w:p>
     <w:p>
@@ -2398,10 +2406,9 @@
         <w:pStyle w:val="Prrafodelista"/>
         <w:numPr>
           <w:ilvl w:val="0"/>
-          <w:numId w:val="20"/>
+          <w:numId w:val="29"/>
         </w:numPr>
         <w:rPr>
-          <w:szCs w:val="28"/>
           <w:lang w:val="es-419"/>
         </w:rPr>
       </w:pPr>
@@ -2409,28 +2416,21 @@
         <w:rPr>
           <w:b/>
           <w:bCs/>
-          <w:szCs w:val="28"/>
-          <w:lang w:val="es-419"/>
-        </w:rPr>
-        <w:t>Precisión de la información:</w:t>
-      </w:r>
-      <w:r>
-        <w:rPr>
-          <w:szCs w:val="28"/>
-          <w:lang w:val="es-419"/>
-        </w:rPr>
-        <w:t xml:space="preserve"> entrega información correcta, clara, actualizada y confiable, reduciendo errores, confusiones y reprocesos durante la atención.</w:t>
-      </w:r>
-    </w:p>
-    <w:p>
-      <w:pPr>
-        <w:pStyle w:val="Prrafodelista"/>
-        <w:numPr>
-          <w:ilvl w:val="1"/>
-          <w:numId w:val="20"/>
-        </w:numPr>
-        <w:rPr>
-          <w:szCs w:val="28"/>
+          <w:lang w:val="es-419"/>
+        </w:rPr>
+        <w:t>Personalización:</w:t>
+      </w:r>
+      <w:r>
+        <w:rPr>
+          <w:lang w:val="es-419"/>
+        </w:rPr>
+        <w:t xml:space="preserve"> adapta la atención y las soluciones según las necesidades, preferencias, características e historial de cada cliente.</w:t>
+      </w:r>
+    </w:p>
+    <w:p>
+      <w:pPr>
+        <w:ind w:left="1416" w:firstLine="1"/>
+        <w:rPr>
           <w:lang w:val="es-419"/>
         </w:rPr>
       </w:pPr>
@@ -2438,18 +2438,35 @@
         <w:rPr>
           <w:b/>
           <w:bCs/>
-          <w:szCs w:val="28"/>
-          <w:lang w:val="es-419"/>
-        </w:rPr>
-        <w:lastRenderedPageBreak/>
-        <w:t>Ejemplo:</w:t>
-      </w:r>
-      <w:r>
-        <w:rPr>
-          <w:szCs w:val="28"/>
-          <w:lang w:val="es-419"/>
-        </w:rPr>
-        <w:t xml:space="preserve"> la IA consulta la política vigente y responde correctamente sobre las condiciones de garantía de un producto.</w:t>
+          <w:lang w:val="es-419"/>
+        </w:rPr>
+        <w:t xml:space="preserve">Ejemplo: </w:t>
+      </w:r>
+      <w:r>
+        <w:rPr>
+          <w:lang w:val="es-419"/>
+        </w:rPr>
+        <w:t>un cliente recibe recomendaciones de productos basadas en</w:t>
+      </w:r>
+      <w:r>
+        <w:rPr>
+          <w:b/>
+          <w:bCs/>
+          <w:lang w:val="es-419"/>
+        </w:rPr>
+        <w:t xml:space="preserve"> </w:t>
+      </w:r>
+      <w:r>
+        <w:rPr>
+          <w:lang w:val="es-419"/>
+        </w:rPr>
+        <w:t>sus</w:t>
+      </w:r>
+      <w:r>
+        <w:rPr>
+          <w:lang w:val="es-419"/>
+        </w:rPr>
+        <w:t xml:space="preserve"> compras anteriores y preferencias.</w:t>
       </w:r>
     </w:p>
     <w:p>
@@ -2457,10 +2474,9 @@
         <w:pStyle w:val="Prrafodelista"/>
         <w:numPr>
           <w:ilvl w:val="0"/>
-          <w:numId w:val="20"/>
+          <w:numId w:val="29"/>
         </w:numPr>
         <w:rPr>
-          <w:szCs w:val="28"/>
           <w:lang w:val="es-419"/>
         </w:rPr>
       </w:pPr>
@@ -2468,28 +2484,21 @@
         <w:rPr>
           <w:b/>
           <w:bCs/>
-          <w:szCs w:val="28"/>
-          <w:lang w:val="es-419"/>
-        </w:rPr>
-        <w:t>Personalización:</w:t>
-      </w:r>
-      <w:r>
-        <w:rPr>
-          <w:szCs w:val="28"/>
-          <w:lang w:val="es-419"/>
-        </w:rPr>
-        <w:t xml:space="preserve"> adapta la atención y las soluciones según las necesidades, preferencias, características e historial de cada cliente.</w:t>
-      </w:r>
-    </w:p>
-    <w:p>
-      <w:pPr>
-        <w:pStyle w:val="Prrafodelista"/>
-        <w:numPr>
-          <w:ilvl w:val="1"/>
-          <w:numId w:val="20"/>
-        </w:numPr>
-        <w:rPr>
-          <w:szCs w:val="28"/>
+          <w:lang w:val="es-419"/>
+        </w:rPr>
+        <w:t>Escalamiento adecuado:</w:t>
+      </w:r>
+      <w:r>
+        <w:rPr>
+          <w:lang w:val="es-419"/>
+        </w:rPr>
+        <w:t xml:space="preserve"> transfiere oportunamente los casos que requieren mayor conocimiento, autorización o intervención hacia el área o asesor correspondiente.</w:t>
+      </w:r>
+    </w:p>
+    <w:p>
+      <w:pPr>
+        <w:ind w:left="1416" w:firstLine="1"/>
+        <w:rPr>
           <w:lang w:val="es-419"/>
         </w:rPr>
       </w:pPr>
@@ -2499,34 +2508,13 @@
           <w:bCs/>
           <w:lang w:val="es-419"/>
         </w:rPr>
-        <w:t xml:space="preserve">Ejemplo: </w:t>
-      </w:r>
-      <w:r>
-        <w:rPr>
-          <w:lang w:val="es-419"/>
-        </w:rPr>
-        <w:t>un cliente recibe recomendaciones de productos basadas en</w:t>
-      </w:r>
-      <w:r>
-        <w:rPr>
-          <w:b/>
-          <w:bCs/>
-          <w:lang w:val="es-419"/>
-        </w:rPr>
-        <w:t xml:space="preserve"> </w:t>
-      </w:r>
-      <w:r>
-        <w:rPr>
-          <w:lang w:val="es-419"/>
-        </w:rPr>
-        <w:t>sus</w:t>
-      </w:r>
-      <w:r>
-        <w:rPr>
-          <w:szCs w:val="28"/>
-          <w:lang w:val="es-419"/>
-        </w:rPr>
-        <w:t xml:space="preserve"> compras anteriores y preferencias.</w:t>
+        <w:t>Ejemplo:</w:t>
+      </w:r>
+      <w:r>
+        <w:rPr>
+          <w:lang w:val="es-419"/>
+        </w:rPr>
+        <w:t xml:space="preserve"> un asistente virtual identifica un reclamo complejo y lo dirige a un asesor especializado para su solución.</w:t>
       </w:r>
     </w:p>
     <w:p>
@@ -2534,39 +2522,260 @@
         <w:pStyle w:val="Prrafodelista"/>
         <w:numPr>
           <w:ilvl w:val="0"/>
-          <w:numId w:val="20"/>
+          <w:numId w:val="29"/>
         </w:numPr>
         <w:rPr>
+          <w:lang w:val="es-419"/>
+        </w:rPr>
+      </w:pPr>
+      <w:r>
+        <w:rPr>
+          <w:b/>
+          <w:bCs/>
+          <w:lang w:val="es-419"/>
+        </w:rPr>
+        <w:t>Continuidad multicanal:</w:t>
+      </w:r>
+      <w:r>
+        <w:rPr>
+          <w:lang w:val="es-419"/>
+        </w:rPr>
+        <w:t xml:space="preserve"> mantiene la información y el contexto del cliente cuando cambia de canal, evitando repeticiones y facilitando una atención continua.</w:t>
+      </w:r>
+    </w:p>
+    <w:p>
+      <w:pPr>
+        <w:ind w:left="1416" w:firstLine="1"/>
+        <w:rPr>
+          <w:lang w:val="es-419"/>
+        </w:rPr>
+      </w:pPr>
+      <w:r>
+        <w:rPr>
+          <w:b/>
+          <w:bCs/>
+          <w:lang w:val="es-419"/>
+        </w:rPr>
+        <w:t>Ejemplo:</w:t>
+      </w:r>
+      <w:r>
+        <w:rPr>
+          <w:lang w:val="es-419"/>
+        </w:rPr>
+        <w:t xml:space="preserve"> el cliente inicia por chat y continúa por teléfono sin repetir los datos ni explicar nuevamente su solicitud.</w:t>
+      </w:r>
+    </w:p>
+    <w:p>
+      <w:pPr>
+        <w:spacing w:before="0" w:after="160" w:line="259" w:lineRule="auto"/>
+        <w:ind w:firstLine="0"/>
+        <w:rPr>
+          <w:b/>
+          <w:bCs/>
+          <w:lang w:val="es-419"/>
+        </w:rPr>
+      </w:pPr>
+      <w:r>
+        <w:rPr>
+          <w:b/>
+          <w:bCs/>
+          <w:lang w:val="es-419"/>
+        </w:rPr>
+        <w:br w:type="page"/>
+      </w:r>
+    </w:p>
+    <w:p>
+      <w:pPr>
+        <w:rPr>
+          <w:b/>
+          <w:bCs/>
+          <w:lang w:val="es-419"/>
+        </w:rPr>
+      </w:pPr>
+      <w:r>
+        <w:rPr>
+          <w:b/>
+          <w:bCs/>
+          <w:lang w:val="es-419"/>
+        </w:rPr>
+        <w:lastRenderedPageBreak/>
+        <w:t xml:space="preserve">Impacto sectorial </w:t>
+      </w:r>
+    </w:p>
+    <w:p>
+      <w:pPr>
+        <w:rPr>
+          <w:lang w:val="es-419"/>
+        </w:rPr>
+      </w:pPr>
+      <w:r>
+        <w:rPr>
+          <w:lang w:val="es-419"/>
+        </w:rPr>
+        <w:t>La inteligencia artificial genera impactos diferenciados y estratégicos en diversos sectores económicos mediante la optimización de procesos, personalización del servicio y fortalecimiento de la relación con el cliente.</w:t>
+      </w:r>
+    </w:p>
+    <w:p>
+      <w:pPr>
+        <w:rPr>
           <w:szCs w:val="28"/>
           <w:lang w:val="es-419"/>
         </w:rPr>
       </w:pPr>
       <w:r>
         <w:rPr>
+          <w:szCs w:val="28"/>
+          <w:lang w:val="es-419"/>
+        </w:rPr>
+        <w:t xml:space="preserve">En el sector </w:t>
+      </w:r>
+      <w:proofErr w:type="spellStart"/>
+      <w:r>
+        <w:rPr>
+          <w:rStyle w:val="Extranjerismo"/>
+          <w:lang w:val="es-419"/>
+        </w:rPr>
+        <w:t>retail</w:t>
+      </w:r>
+      <w:proofErr w:type="spellEnd"/>
+      <w:r>
+        <w:rPr>
+          <w:szCs w:val="28"/>
+          <w:lang w:val="es-419"/>
+        </w:rPr>
+        <w:t xml:space="preserve">, empresas como Amazon han demostrado que la recomendación automatizada incrementa la tasa de recompra y el </w:t>
+      </w:r>
+      <w:r>
+        <w:rPr>
+          <w:rStyle w:val="Extranjerismo"/>
+          <w:lang w:val="es-419"/>
+        </w:rPr>
+        <w:t>ticket</w:t>
+      </w:r>
+      <w:r>
+        <w:rPr>
+          <w:szCs w:val="28"/>
+          <w:lang w:val="es-419"/>
+        </w:rPr>
+        <w:t xml:space="preserve"> promedio mediante algoritmos predictivos.</w:t>
+      </w:r>
+    </w:p>
+    <w:p>
+      <w:pPr>
+        <w:rPr>
+          <w:szCs w:val="28"/>
+          <w:lang w:val="es-419"/>
+        </w:rPr>
+      </w:pPr>
+      <w:r>
+        <w:rPr>
+          <w:szCs w:val="28"/>
+          <w:lang w:val="es-419"/>
+        </w:rPr>
+        <w:t>En el sector financiero, organizaciones como BBVA utilizan asistentes virtuales que analizan patrones de consumo y ofrecen soluciones personalizadas, mejorando la percepción de acompañamiento.</w:t>
+      </w:r>
+    </w:p>
+    <w:p>
+      <w:pPr>
+        <w:rPr>
+          <w:szCs w:val="28"/>
+          <w:lang w:val="es-419"/>
+        </w:rPr>
+      </w:pPr>
+      <w:r>
+        <w:rPr>
+          <w:szCs w:val="28"/>
+          <w:lang w:val="es-419"/>
+        </w:rPr>
+        <w:t xml:space="preserve">En servicios de salud digital, la IA permite recordatorios automatizados, seguimiento de tratamientos y comunicación preventiva, fortaleciendo la confianza institucional. Salud Total </w:t>
+      </w:r>
+      <w:proofErr w:type="gramStart"/>
+      <w:r>
+        <w:rPr>
+          <w:szCs w:val="28"/>
+          <w:lang w:val="es-419"/>
+        </w:rPr>
+        <w:t>EPS</w:t>
+      </w:r>
+      <w:proofErr w:type="gramEnd"/>
+      <w:r>
+        <w:rPr>
+          <w:szCs w:val="28"/>
+          <w:lang w:val="es-419"/>
+        </w:rPr>
+        <w:t xml:space="preserve"> por ejemplo, utiliza sistemas digitales para la gestión de trámites, directorio médico y citas a través de su </w:t>
+      </w:r>
+      <w:r>
+        <w:rPr>
+          <w:rStyle w:val="Extranjerismo"/>
+          <w:lang w:val="es-419"/>
+        </w:rPr>
+        <w:t>app</w:t>
+      </w:r>
+      <w:r>
+        <w:rPr>
+          <w:szCs w:val="28"/>
+          <w:lang w:val="es-419"/>
+        </w:rPr>
+        <w:t>, mejorando procesos administrativos con tecnología digital (incluyendo automatización y canales virtuales).</w:t>
+      </w:r>
+    </w:p>
+    <w:p>
+      <w:pPr>
+        <w:pStyle w:val="Ttulo2"/>
+        <w:spacing w:line="360" w:lineRule="auto"/>
+      </w:pPr>
+      <w:bookmarkStart w:id="3" w:name="_Toc244077440"/>
+      <w:r>
+        <w:t>Personalización y análisis de emociones</w:t>
+      </w:r>
+      <w:bookmarkEnd w:id="3"/>
+    </w:p>
+    <w:p>
+      <w:pPr>
+        <w:rPr>
+          <w:lang w:val="es-419"/>
+        </w:rPr>
+      </w:pPr>
+      <w:r>
+        <w:rPr>
+          <w:lang w:val="es-419"/>
+        </w:rPr>
+        <w:t>La personalización basada en IA consiste en adaptar contenidos, ofertas y mensajes según variables conductuales, demográficas y transaccionales del cliente. Esta capacidad transforma la atención masiva en experiencias individualizadas, incrementando la relevancia percibida.</w:t>
+      </w:r>
+    </w:p>
+    <w:p>
+      <w:pPr>
+        <w:rPr>
+          <w:lang w:val="es-419"/>
+        </w:rPr>
+      </w:pPr>
+      <w:r>
+        <w:rPr>
+          <w:lang w:val="es-419"/>
+        </w:rPr>
+        <w:lastRenderedPageBreak/>
+        <w:t>El análisis de emociones, también conocido como análisis de sentimiento, permite identificar estados emocionales a partir de texto, voz o patrones de interacción digital. Su propósito estratégico es ajustar la respuesta organizacional de manera empática y oportuna.</w:t>
+      </w:r>
+    </w:p>
+    <w:p>
+      <w:pPr>
+        <w:rPr>
+          <w:lang w:val="es-419"/>
+        </w:rPr>
+      </w:pPr>
+      <w:r>
+        <w:rPr>
+          <w:lang w:val="es-419"/>
+        </w:rPr>
+        <w:t>Esta integración fortalece la dimensión relacional del mercadeo, pues no solo se responde a una necesidad funcional, sino también a un estado emocional.</w:t>
+      </w:r>
+    </w:p>
+    <w:p>
+      <w:pPr>
+        <w:rPr>
           <w:b/>
           <w:bCs/>
-          <w:szCs w:val="28"/>
-          <w:lang w:val="es-419"/>
-        </w:rPr>
-        <w:t>Escalamiento adecuado:</w:t>
-      </w:r>
-      <w:r>
-        <w:rPr>
-          <w:szCs w:val="28"/>
-          <w:lang w:val="es-419"/>
-        </w:rPr>
-        <w:t xml:space="preserve"> transfiere oportunamente los casos que requieren mayor conocimiento, autorización o intervención hacia el área o asesor correspondiente.</w:t>
-      </w:r>
-    </w:p>
-    <w:p>
-      <w:pPr>
-        <w:pStyle w:val="Prrafodelista"/>
-        <w:numPr>
-          <w:ilvl w:val="1"/>
-          <w:numId w:val="20"/>
-        </w:numPr>
-        <w:rPr>
-          <w:szCs w:val="28"/>
           <w:lang w:val="es-419"/>
         </w:rPr>
       </w:pPr>
@@ -2574,17 +2783,35 @@
         <w:rPr>
           <w:b/>
           <w:bCs/>
-          <w:szCs w:val="28"/>
-          <w:lang w:val="es-419"/>
-        </w:rPr>
-        <w:t>Ejemplo:</w:t>
-      </w:r>
-      <w:r>
-        <w:rPr>
-          <w:szCs w:val="28"/>
-          <w:lang w:val="es-419"/>
-        </w:rPr>
-        <w:t xml:space="preserve"> un asistente virtual identifica un reclamo complejo y lo dirige a un asesor especializado para su solución.</w:t>
+          <w:lang w:val="es-419"/>
+        </w:rPr>
+        <w:t>Técnicas de personalización con IA</w:t>
+      </w:r>
+    </w:p>
+    <w:p>
+      <w:pPr>
+        <w:rPr>
+          <w:lang w:val="es-419"/>
+        </w:rPr>
+      </w:pPr>
+      <w:r>
+        <w:rPr>
+          <w:lang w:val="es-419"/>
+        </w:rPr>
+        <w:t>La personalización con inteligencia artificial permite adaptar productos, mensajes y experiencias según el perfil y comportamiento del cliente. Para ello, utiliza datos, analítica avanzada y aprendizaje automático, facilitando la anticipación de necesidades, la mejora de la comunicación y el fortalecimiento de la relación con el consumidor.</w:t>
+      </w:r>
+    </w:p>
+    <w:p>
+      <w:pPr>
+        <w:rPr>
+          <w:lang w:val="es-419"/>
+        </w:rPr>
+      </w:pPr>
+      <w:r>
+        <w:rPr>
+          <w:lang w:val="es-419"/>
+        </w:rPr>
+        <w:t>Entre las principales técnicas de personalización se encuentran:</w:t>
       </w:r>
     </w:p>
     <w:p>
@@ -2592,10 +2819,9 @@
         <w:pStyle w:val="Prrafodelista"/>
         <w:numPr>
           <w:ilvl w:val="0"/>
-          <w:numId w:val="20"/>
+          <w:numId w:val="29"/>
         </w:numPr>
         <w:rPr>
-          <w:szCs w:val="28"/>
           <w:lang w:val="es-419"/>
         </w:rPr>
       </w:pPr>
@@ -2603,46 +2829,45 @@
         <w:rPr>
           <w:b/>
           <w:bCs/>
-          <w:szCs w:val="28"/>
-          <w:lang w:val="es-419"/>
-        </w:rPr>
-        <w:t>Continuidad multicanal:</w:t>
-      </w:r>
-      <w:r>
-        <w:rPr>
-          <w:szCs w:val="28"/>
-          <w:lang w:val="es-419"/>
-        </w:rPr>
-        <w:t xml:space="preserve"> mantiene la información y el contexto del cliente cuando cambia de canal, evitando repeticiones y facilitando una atención continua.</w:t>
-      </w:r>
-    </w:p>
-    <w:p>
-      <w:pPr>
-        <w:pStyle w:val="Prrafodelista"/>
-        <w:numPr>
-          <w:ilvl w:val="1"/>
-          <w:numId w:val="20"/>
-        </w:numPr>
-        <w:rPr>
-          <w:szCs w:val="28"/>
-          <w:lang w:val="es-419"/>
-        </w:rPr>
-      </w:pPr>
+          <w:lang w:val="es-419"/>
+        </w:rPr>
+        <w:t>Segmentación avanzada</w:t>
+      </w:r>
       <w:r>
         <w:rPr>
           <w:b/>
           <w:bCs/>
-          <w:szCs w:val="28"/>
+          <w:lang w:val="es-419"/>
+        </w:rPr>
+        <w:t xml:space="preserve">: </w:t>
+      </w:r>
+      <w:r>
+        <w:rPr>
+          <w:lang w:val="es-419"/>
+        </w:rPr>
+        <w:t>agrupa clientes mediante datos demográficos, comportamientos, preferencias e historial para ofrecer atención diferenciada.</w:t>
+      </w:r>
+    </w:p>
+    <w:p>
+      <w:pPr>
+        <w:ind w:left="1416" w:firstLine="1"/>
+        <w:rPr>
+          <w:lang w:val="es-419"/>
+        </w:rPr>
+      </w:pPr>
+      <w:r>
+        <w:rPr>
+          <w:b/>
+          <w:bCs/>
           <w:lang w:val="es-419"/>
         </w:rPr>
         <w:t>Ejemplo:</w:t>
       </w:r>
       <w:r>
         <w:rPr>
-          <w:szCs w:val="28"/>
-          <w:lang w:val="es-419"/>
-        </w:rPr>
-        <w:t xml:space="preserve"> el cliente inicia por chat y continúa por teléfono sin repetir los datos ni explicar nuevamente su solicitud.</w:t>
+          <w:lang w:val="es-419"/>
+        </w:rPr>
+        <w:t xml:space="preserve"> una empresa identifica clientes frecuentes y les ofrece beneficios acordes con sus hábitos de compra.</w:t>
       </w:r>
     </w:p>
     <w:p>
@@ -2650,208 +2875,68 @@
         <w:pStyle w:val="Prrafodelista"/>
         <w:numPr>
           <w:ilvl w:val="0"/>
-          <w:numId w:val="21"/>
+          <w:numId w:val="29"/>
         </w:numPr>
         <w:rPr>
+          <w:lang w:val="es-419"/>
+        </w:rPr>
+      </w:pPr>
+      <w:r>
+        <w:rPr>
           <w:b/>
           <w:bCs/>
-          <w:szCs w:val="28"/>
-          <w:lang w:val="es-419"/>
-        </w:rPr>
-      </w:pPr>
+          <w:lang w:val="es-419"/>
+        </w:rPr>
+        <w:t>Recomendaciones predictivas</w:t>
+      </w:r>
       <w:r>
         <w:rPr>
           <w:b/>
           <w:bCs/>
-          <w:szCs w:val="28"/>
-          <w:lang w:val="es-419"/>
-        </w:rPr>
-        <w:t xml:space="preserve">Impacto sectorial </w:t>
-      </w:r>
-    </w:p>
-    <w:p>
-      <w:pPr>
-        <w:ind w:left="360" w:firstLine="348"/>
-        <w:rPr>
-          <w:szCs w:val="28"/>
-          <w:lang w:val="es-419"/>
-        </w:rPr>
-      </w:pPr>
-      <w:r>
-        <w:rPr>
-          <w:szCs w:val="28"/>
-          <w:lang w:val="es-419"/>
-        </w:rPr>
-        <w:t>La inteligencia artificial genera impactos diferenciados y estratégicos en diversos sectores económicos mediante la optimización de procesos, personalización del servicio y fortalecimiento de la relación con el cliente.</w:t>
-      </w:r>
-    </w:p>
-    <w:p>
-      <w:pPr>
-        <w:rPr>
-          <w:szCs w:val="28"/>
-          <w:lang w:val="es-419"/>
-        </w:rPr>
-      </w:pPr>
-      <w:r>
-        <w:rPr>
-          <w:szCs w:val="28"/>
+          <w:lang w:val="es-419"/>
+        </w:rPr>
+        <w:t>:</w:t>
+      </w:r>
+      <w:r>
+        <w:rPr>
+          <w:lang w:val="es-419"/>
+        </w:rPr>
+        <w:t xml:space="preserve"> </w:t>
+      </w:r>
+      <w:r>
+        <w:rPr>
+          <w:lang w:val="es-419"/>
+        </w:rPr>
+        <w:t>u</w:t>
+      </w:r>
+      <w:r>
+        <w:rPr>
+          <w:lang w:val="es-419"/>
+        </w:rPr>
+        <w:t>tiliza datos históricos e IA para anticipar necesidades y sugerir productos, servicios o soluciones pertinentes.</w:t>
+      </w:r>
+    </w:p>
+    <w:p>
+      <w:pPr>
+        <w:ind w:left="1416" w:firstLine="1"/>
+        <w:rPr>
+          <w:lang w:val="es-419"/>
+        </w:rPr>
+      </w:pPr>
+      <w:r>
+        <w:rPr>
+          <w:b/>
+          <w:bCs/>
           <w:lang w:val="es-419"/>
         </w:rPr>
         <w:lastRenderedPageBreak/>
-        <w:t xml:space="preserve">En el sector </w:t>
-      </w:r>
-      <w:proofErr w:type="spellStart"/>
-      <w:r>
-        <w:rPr>
-          <w:rStyle w:val="Extranjerismo"/>
-          <w:lang w:val="es-419"/>
-        </w:rPr>
-        <w:t>retail</w:t>
-      </w:r>
-      <w:proofErr w:type="spellEnd"/>
-      <w:r>
-        <w:rPr>
-          <w:szCs w:val="28"/>
-          <w:lang w:val="es-419"/>
-        </w:rPr>
-        <w:t xml:space="preserve">, empresas como Amazon han demostrado que la recomendación automatizada incrementa la tasa de recompra y el </w:t>
-      </w:r>
-      <w:r>
-        <w:rPr>
-          <w:rStyle w:val="Extranjerismo"/>
-          <w:lang w:val="es-419"/>
-        </w:rPr>
-        <w:t>ticket</w:t>
-      </w:r>
-      <w:r>
-        <w:rPr>
-          <w:szCs w:val="28"/>
-          <w:lang w:val="es-419"/>
-        </w:rPr>
-        <w:t xml:space="preserve"> promedio mediante algoritmos predictivos.</w:t>
-      </w:r>
-    </w:p>
-    <w:p>
-      <w:pPr>
-        <w:rPr>
-          <w:szCs w:val="28"/>
-          <w:lang w:val="es-419"/>
-        </w:rPr>
-      </w:pPr>
-      <w:r>
-        <w:rPr>
-          <w:szCs w:val="28"/>
-          <w:lang w:val="es-419"/>
-        </w:rPr>
-        <w:t>En el sector financiero, organizaciones como BBVA utilizan asistentes virtuales que analizan patrones de consumo y ofrecen soluciones personalizadas, mejorando la percepción de acompañamiento.</w:t>
-      </w:r>
-    </w:p>
-    <w:p>
-      <w:pPr>
-        <w:rPr>
-          <w:szCs w:val="28"/>
-          <w:lang w:val="es-419"/>
-        </w:rPr>
-      </w:pPr>
-      <w:r>
-        <w:rPr>
-          <w:szCs w:val="28"/>
-          <w:lang w:val="es-419"/>
-        </w:rPr>
-        <w:t xml:space="preserve">En servicios de salud digital, la IA permite recordatorios automatizados, seguimiento de tratamientos y comunicación preventiva, fortaleciendo la confianza institucional. Salud Total </w:t>
-      </w:r>
-      <w:proofErr w:type="gramStart"/>
-      <w:r>
-        <w:rPr>
-          <w:szCs w:val="28"/>
-          <w:lang w:val="es-419"/>
-        </w:rPr>
-        <w:t>EPS</w:t>
-      </w:r>
-      <w:proofErr w:type="gramEnd"/>
-      <w:r>
-        <w:rPr>
-          <w:szCs w:val="28"/>
-          <w:lang w:val="es-419"/>
-        </w:rPr>
-        <w:t xml:space="preserve"> por ejemplo, utiliza sistemas digitales para la gestión de trámites, directorio médico y citas a través de su </w:t>
-      </w:r>
-      <w:r>
-        <w:rPr>
-          <w:rStyle w:val="Extranjerismo"/>
-          <w:lang w:val="es-419"/>
-        </w:rPr>
-        <w:t>app</w:t>
-      </w:r>
-      <w:r>
-        <w:rPr>
-          <w:szCs w:val="28"/>
-          <w:lang w:val="es-419"/>
-        </w:rPr>
-        <w:t>, mejorando procesos administrativos con tecnología digital (incluyendo automatización y canales virtuales).</w:t>
-      </w:r>
-    </w:p>
-    <w:p>
-      <w:pPr>
-        <w:pStyle w:val="Ttulo2"/>
-        <w:spacing w:line="360" w:lineRule="auto"/>
-      </w:pPr>
-      <w:bookmarkStart w:id="3" w:name="_Toc243313739"/>
-      <w:r>
-        <w:t>Personalización y análisis de emociones</w:t>
-      </w:r>
-      <w:bookmarkEnd w:id="3"/>
-    </w:p>
-    <w:p>
-      <w:pPr>
-        <w:ind w:left="426"/>
-        <w:jc w:val="both"/>
-        <w:rPr>
-          <w:szCs w:val="28"/>
-          <w:lang w:val="es-419"/>
-        </w:rPr>
-      </w:pPr>
-      <w:r>
-        <w:rPr>
-          <w:szCs w:val="28"/>
-          <w:lang w:val="es-419"/>
-        </w:rPr>
-        <w:t>La personalización basada en IA consiste en adaptar contenidos, ofertas y mensajes según variables conductuales, demográficas y transaccionales del cliente. Esta capacidad transforma la atención masiva en experiencias individualizadas, incrementando la relevancia percibida.</w:t>
-      </w:r>
-    </w:p>
-    <w:p>
-      <w:pPr>
-        <w:ind w:left="426"/>
-        <w:jc w:val="both"/>
-        <w:rPr>
-          <w:szCs w:val="28"/>
-          <w:lang w:val="es-419"/>
-        </w:rPr>
-      </w:pPr>
-      <w:r>
-        <w:rPr>
-          <w:szCs w:val="28"/>
-          <w:lang w:val="es-419"/>
-        </w:rPr>
-        <w:t>El análisis de emociones, también conocido como análisis de sentimiento, permite identificar estados emocionales a partir de texto, voz o patrones de interacción digital. Su propósito estratégico es ajustar la respuesta organizacional de manera empática y oportuna.</w:t>
-      </w:r>
-    </w:p>
-    <w:p>
-      <w:pPr>
-        <w:ind w:left="426"/>
-        <w:jc w:val="both"/>
-        <w:rPr>
-          <w:szCs w:val="28"/>
-          <w:lang w:val="es-419"/>
-        </w:rPr>
-      </w:pPr>
-      <w:r>
-        <w:rPr>
-          <w:szCs w:val="28"/>
-          <w:lang w:val="es-419"/>
-        </w:rPr>
-        <w:lastRenderedPageBreak/>
-        <w:t>Esta integración fortalece la dimensión relacional del mercadeo, pues no solo se responde a una necesidad funcional, sino también a un estado emocional.</w:t>
+        <w:t>Ejemplo:</w:t>
+      </w:r>
+      <w:r>
+        <w:rPr>
+          <w:lang w:val="es-419"/>
+        </w:rPr>
+        <w:t xml:space="preserve"> una plataforma recomienda un producto complementario según las compras y búsquedas anteriores del cliente.</w:t>
       </w:r>
     </w:p>
     <w:p>
@@ -2859,12 +2944,11 @@
         <w:pStyle w:val="Prrafodelista"/>
         <w:numPr>
           <w:ilvl w:val="0"/>
-          <w:numId w:val="21"/>
+          <w:numId w:val="29"/>
         </w:numPr>
         <w:rPr>
           <w:b/>
           <w:bCs/>
-          <w:szCs w:val="28"/>
           <w:lang w:val="es-419"/>
         </w:rPr>
       </w:pPr>
@@ -2872,43 +2956,45 @@
         <w:rPr>
           <w:b/>
           <w:bCs/>
-          <w:szCs w:val="28"/>
-          <w:lang w:val="es-419"/>
-        </w:rPr>
-        <w:t>Técnicas de personalización con IA</w:t>
-      </w:r>
-    </w:p>
-    <w:p>
-      <w:pPr>
-        <w:ind w:left="426"/>
-        <w:jc w:val="both"/>
-        <w:rPr>
-          <w:szCs w:val="28"/>
-          <w:lang w:val="es-419"/>
-        </w:rPr>
-      </w:pPr>
-      <w:r>
-        <w:rPr>
-          <w:szCs w:val="28"/>
-          <w:lang w:val="es-419"/>
-        </w:rPr>
-        <w:t>La personalización con inteligencia artificial permite adaptar productos, mensajes y experiencias según el perfil y comportamiento del cliente. Para ello, utiliza datos, analítica avanzada y aprendizaje automático, facilitando la anticipación de necesidades, la mejora de la comunicación y el fortalecimiento de la relación con el consumidor.</w:t>
-      </w:r>
-    </w:p>
-    <w:p>
-      <w:pPr>
-        <w:jc w:val="both"/>
-        <w:rPr>
-          <w:szCs w:val="28"/>
-          <w:lang w:val="es-419"/>
-        </w:rPr>
-      </w:pPr>
-      <w:r>
-        <w:rPr>
-          <w:szCs w:val="28"/>
-          <w:lang w:val="es-419"/>
-        </w:rPr>
-        <w:t>Entre las principales técnicas de personalización se encuentran:</w:t>
+          <w:lang w:val="es-419"/>
+        </w:rPr>
+        <w:t>Ajuste de la comunicación</w:t>
+      </w:r>
+      <w:r>
+        <w:rPr>
+          <w:b/>
+          <w:bCs/>
+          <w:lang w:val="es-419"/>
+        </w:rPr>
+        <w:t xml:space="preserve">: </w:t>
+      </w:r>
+      <w:r>
+        <w:rPr>
+          <w:lang w:val="es-419"/>
+        </w:rPr>
+        <w:t>adapta el lenguaje, contenido, momento y canal del mensaje según las características y preferencias del cliente.</w:t>
+      </w:r>
+    </w:p>
+    <w:p>
+      <w:pPr>
+        <w:ind w:left="1416" w:firstLine="1"/>
+        <w:rPr>
+          <w:lang w:val="es-419"/>
+        </w:rPr>
+      </w:pPr>
+      <w:r>
+        <w:rPr>
+          <w:b/>
+          <w:bCs/>
+          <w:lang w:val="es-419"/>
+        </w:rPr>
+        <w:t xml:space="preserve">Ejemplo: </w:t>
+      </w:r>
+      <w:r>
+        <w:rPr>
+          <w:lang w:val="es-419"/>
+        </w:rPr>
+        <w:t>una empresa envía notificaciones breves por WhatsApp a quienes prefieren este canal.</w:t>
       </w:r>
     </w:p>
     <w:p>
@@ -2916,10 +3002,9 @@
         <w:pStyle w:val="Prrafodelista"/>
         <w:numPr>
           <w:ilvl w:val="0"/>
-          <w:numId w:val="20"/>
+          <w:numId w:val="29"/>
         </w:numPr>
         <w:rPr>
-          <w:szCs w:val="28"/>
           <w:lang w:val="es-419"/>
         </w:rPr>
       </w:pPr>
@@ -2927,37 +3012,29 @@
         <w:rPr>
           <w:b/>
           <w:bCs/>
-          <w:szCs w:val="28"/>
-          <w:lang w:val="es-419"/>
-        </w:rPr>
-        <w:t>Segmentación avanzada</w:t>
+          <w:lang w:val="es-419"/>
+        </w:rPr>
+        <w:t>Experiencia multicanal:</w:t>
       </w:r>
       <w:r>
         <w:rPr>
           <w:b/>
           <w:bCs/>
-          <w:szCs w:val="28"/>
-          <w:lang w:val="es-419"/>
-        </w:rPr>
-        <w:t xml:space="preserve">: </w:t>
-      </w:r>
-      <w:r>
-        <w:rPr>
-          <w:szCs w:val="28"/>
-          <w:lang w:val="es-419"/>
-        </w:rPr>
-        <w:t>agrupa clientes mediante datos demográficos, comportamientos, preferencias e historial para ofrecer atención diferenciada.</w:t>
-      </w:r>
-    </w:p>
-    <w:p>
-      <w:pPr>
-        <w:pStyle w:val="Prrafodelista"/>
-        <w:numPr>
-          <w:ilvl w:val="1"/>
-          <w:numId w:val="20"/>
-        </w:numPr>
-        <w:rPr>
-          <w:szCs w:val="28"/>
+          <w:lang w:val="es-419"/>
+        </w:rPr>
+        <w:t xml:space="preserve"> </w:t>
+      </w:r>
+      <w:r>
+        <w:rPr>
+          <w:lang w:val="es-419"/>
+        </w:rPr>
+        <w:t>personaliza y mantiene la atención del cliente al interactuar mediante diferentes canales, conservando información relevante.</w:t>
+      </w:r>
+    </w:p>
+    <w:p>
+      <w:pPr>
+        <w:ind w:left="1416" w:firstLine="1"/>
+        <w:rPr>
           <w:lang w:val="es-419"/>
         </w:rPr>
       </w:pPr>
@@ -2965,17 +3042,64 @@
         <w:rPr>
           <w:b/>
           <w:bCs/>
-          <w:szCs w:val="28"/>
           <w:lang w:val="es-419"/>
         </w:rPr>
         <w:t>Ejemplo:</w:t>
       </w:r>
       <w:r>
         <w:rPr>
-          <w:szCs w:val="28"/>
-          <w:lang w:val="es-419"/>
-        </w:rPr>
-        <w:t xml:space="preserve"> una empresa identifica clientes frecuentes y les ofrece beneficios acordes con sus hábitos de compra.</w:t>
+          <w:lang w:val="es-419"/>
+        </w:rPr>
+        <w:t xml:space="preserve"> una consulta iniciada por chat continúa por teléfono sin solicitar nuevamente los datos proporcionados.</w:t>
+      </w:r>
+    </w:p>
+    <w:p>
+      <w:pPr>
+        <w:rPr>
+          <w:b/>
+          <w:bCs/>
+          <w:lang w:val="es-419"/>
+        </w:rPr>
+      </w:pPr>
+      <w:r>
+        <w:rPr>
+          <w:lang w:val="es-419"/>
+        </w:rPr>
+        <w:t xml:space="preserve"> </w:t>
+      </w:r>
+      <w:r>
+        <w:rPr>
+          <w:b/>
+          <w:bCs/>
+          <w:lang w:val="es-419"/>
+        </w:rPr>
+        <w:t>Análisis de emociones en la experiencia del cliente</w:t>
+      </w:r>
+    </w:p>
+    <w:p>
+      <w:pPr>
+        <w:rPr>
+          <w:lang w:val="es-419"/>
+        </w:rPr>
+      </w:pPr>
+      <w:r>
+        <w:rPr>
+          <w:lang w:val="es-419"/>
+        </w:rPr>
+        <w:t xml:space="preserve">La inteligencia artificial permite analizar emociones del cliente para mejorar la atención, priorizar casos críticos y fortalecer la experiencia de servicio. Por lo tanto: </w:t>
+      </w:r>
+    </w:p>
+    <w:p>
+      <w:pPr>
+        <w:rPr>
+          <w:lang w:val="es-419"/>
+        </w:rPr>
+      </w:pPr>
+      <w:r>
+        <w:rPr>
+          <w:lang w:val="es-419"/>
+        </w:rPr>
+        <w:t>La IA puede detectar indicadores lingüísticos o de voz asociados con:</w:t>
       </w:r>
     </w:p>
     <w:p>
@@ -2983,80 +3107,17 @@
         <w:pStyle w:val="Prrafodelista"/>
         <w:numPr>
           <w:ilvl w:val="0"/>
-          <w:numId w:val="20"/>
+          <w:numId w:val="29"/>
         </w:numPr>
         <w:rPr>
-          <w:szCs w:val="28"/>
-          <w:lang w:val="es-419"/>
-        </w:rPr>
-      </w:pPr>
-      <w:r>
-        <w:rPr>
-          <w:b/>
-          <w:bCs/>
-          <w:szCs w:val="28"/>
-          <w:lang w:val="es-419"/>
-        </w:rPr>
-        <w:t>Recomendaciones predictivas</w:t>
-      </w:r>
-      <w:r>
-        <w:rPr>
-          <w:b/>
-          <w:bCs/>
-          <w:szCs w:val="28"/>
-          <w:lang w:val="es-419"/>
-        </w:rPr>
-        <w:t>:</w:t>
-      </w:r>
-      <w:r>
-        <w:rPr>
-          <w:szCs w:val="28"/>
-          <w:lang w:val="es-419"/>
-        </w:rPr>
-        <w:t xml:space="preserve"> </w:t>
-      </w:r>
-      <w:r>
-        <w:rPr>
-          <w:szCs w:val="28"/>
-          <w:lang w:val="es-419"/>
-        </w:rPr>
-        <w:t>u</w:t>
-      </w:r>
-      <w:r>
-        <w:rPr>
-          <w:szCs w:val="28"/>
-          <w:lang w:val="es-419"/>
-        </w:rPr>
-        <w:t>tiliza datos históricos e IA para anticipar necesidades y sugerir productos, servicios o soluciones pertinentes.</w:t>
-      </w:r>
-    </w:p>
-    <w:p>
-      <w:pPr>
-        <w:pStyle w:val="Prrafodelista"/>
-        <w:numPr>
-          <w:ilvl w:val="1"/>
-          <w:numId w:val="20"/>
-        </w:numPr>
-        <w:rPr>
-          <w:szCs w:val="28"/>
-          <w:lang w:val="es-419"/>
-        </w:rPr>
-      </w:pPr>
-      <w:r>
-        <w:rPr>
-          <w:b/>
-          <w:bCs/>
-          <w:szCs w:val="28"/>
-          <w:lang w:val="es-419"/>
-        </w:rPr>
-        <w:t>Ejemplo:</w:t>
-      </w:r>
-      <w:r>
-        <w:rPr>
-          <w:szCs w:val="28"/>
-          <w:lang w:val="es-419"/>
-        </w:rPr>
-        <w:t xml:space="preserve"> una plataforma recomienda un producto complementario según las compras y búsquedas anteriores del cliente.</w:t>
+          <w:lang w:val="es-419"/>
+        </w:rPr>
+      </w:pPr>
+      <w:r>
+        <w:rPr>
+          <w:lang w:val="es-419"/>
+        </w:rPr>
+        <w:t>Frustración.</w:t>
       </w:r>
     </w:p>
     <w:p>
@@ -3064,68 +3125,17 @@
         <w:pStyle w:val="Prrafodelista"/>
         <w:numPr>
           <w:ilvl w:val="0"/>
-          <w:numId w:val="20"/>
+          <w:numId w:val="29"/>
         </w:numPr>
         <w:rPr>
-          <w:b/>
-          <w:bCs/>
-          <w:szCs w:val="28"/>
-          <w:lang w:val="es-419"/>
-        </w:rPr>
-      </w:pPr>
-      <w:r>
-        <w:rPr>
-          <w:b/>
-          <w:bCs/>
-          <w:szCs w:val="28"/>
-          <w:lang w:val="es-419"/>
-        </w:rPr>
-        <w:t>Ajuste de la comunicación</w:t>
-      </w:r>
-      <w:r>
-        <w:rPr>
-          <w:b/>
-          <w:bCs/>
-          <w:szCs w:val="28"/>
-          <w:lang w:val="es-419"/>
-        </w:rPr>
-        <w:t xml:space="preserve">: </w:t>
-      </w:r>
-      <w:r>
-        <w:rPr>
-          <w:szCs w:val="28"/>
-          <w:lang w:val="es-419"/>
-        </w:rPr>
-        <w:t>adapta el lenguaje, contenido, momento y canal del mensaje según las características y preferencias del cliente.</w:t>
-      </w:r>
-    </w:p>
-    <w:p>
-      <w:pPr>
-        <w:pStyle w:val="Prrafodelista"/>
-        <w:numPr>
-          <w:ilvl w:val="1"/>
-          <w:numId w:val="20"/>
-        </w:numPr>
-        <w:rPr>
-          <w:szCs w:val="28"/>
-          <w:lang w:val="es-419"/>
-        </w:rPr>
-      </w:pPr>
-      <w:r>
-        <w:rPr>
-          <w:b/>
-          <w:bCs/>
-          <w:szCs w:val="28"/>
-          <w:lang w:val="es-419"/>
-        </w:rPr>
-        <w:t xml:space="preserve">Ejemplo: </w:t>
-      </w:r>
-      <w:r>
-        <w:rPr>
-          <w:szCs w:val="28"/>
-          <w:lang w:val="es-419"/>
-        </w:rPr>
-        <w:t>una empresa envía notificaciones breves por WhatsApp a quienes prefieren este canal.</w:t>
+          <w:lang w:val="es-419"/>
+        </w:rPr>
+      </w:pPr>
+      <w:r>
+        <w:rPr>
+          <w:lang w:val="es-419"/>
+        </w:rPr>
+        <w:t>Satisfacción.</w:t>
       </w:r>
     </w:p>
     <w:p>
@@ -3133,67 +3143,17 @@
         <w:pStyle w:val="Prrafodelista"/>
         <w:numPr>
           <w:ilvl w:val="0"/>
-          <w:numId w:val="20"/>
+          <w:numId w:val="29"/>
         </w:numPr>
         <w:rPr>
-          <w:szCs w:val="28"/>
-          <w:lang w:val="es-419"/>
-        </w:rPr>
-      </w:pPr>
-      <w:r>
-        <w:rPr>
-          <w:b/>
-          <w:bCs/>
-          <w:szCs w:val="28"/>
-          <w:lang w:val="es-419"/>
-        </w:rPr>
-        <w:lastRenderedPageBreak/>
-        <w:t>Experiencia multicanal:</w:t>
-      </w:r>
-      <w:r>
-        <w:rPr>
-          <w:b/>
-          <w:bCs/>
-          <w:szCs w:val="28"/>
-          <w:lang w:val="es-419"/>
-        </w:rPr>
-        <w:t xml:space="preserve"> </w:t>
-      </w:r>
-      <w:r>
-        <w:rPr>
-          <w:szCs w:val="28"/>
-          <w:lang w:val="es-419"/>
-        </w:rPr>
-        <w:t>personaliza y mantiene la atención del cliente al interactuar mediante diferentes canales, conservando información relevante.</w:t>
-      </w:r>
-    </w:p>
-    <w:p>
-      <w:pPr>
-        <w:pStyle w:val="Prrafodelista"/>
-        <w:numPr>
-          <w:ilvl w:val="1"/>
-          <w:numId w:val="20"/>
-        </w:numPr>
-        <w:rPr>
-          <w:szCs w:val="28"/>
-          <w:lang w:val="es-419"/>
-        </w:rPr>
-      </w:pPr>
-      <w:r>
-        <w:rPr>
-          <w:b/>
-          <w:bCs/>
-          <w:szCs w:val="28"/>
-          <w:lang w:val="es-419"/>
-        </w:rPr>
-        <w:t>Ejemplo:</w:t>
-      </w:r>
-      <w:r>
-        <w:rPr>
-          <w:szCs w:val="28"/>
-          <w:lang w:val="es-419"/>
-        </w:rPr>
-        <w:t xml:space="preserve"> una consulta iniciada por chat continúa por teléfono sin solicitar nuevamente los datos proporcionados.</w:t>
+          <w:lang w:val="es-419"/>
+        </w:rPr>
+      </w:pPr>
+      <w:r>
+        <w:rPr>
+          <w:lang w:val="es-419"/>
+        </w:rPr>
+        <w:t>Confusión.</w:t>
       </w:r>
     </w:p>
     <w:p>
@@ -3201,144 +3161,14 @@
         <w:pStyle w:val="Prrafodelista"/>
         <w:numPr>
           <w:ilvl w:val="0"/>
-          <w:numId w:val="22"/>
+          <w:numId w:val="29"/>
         </w:numPr>
         <w:rPr>
-          <w:b/>
-          <w:bCs/>
-          <w:szCs w:val="28"/>
-          <w:lang w:val="es-419"/>
-        </w:rPr>
-      </w:pPr>
-      <w:r>
-        <w:rPr>
-          <w:szCs w:val="28"/>
-          <w:lang w:val="es-419"/>
-        </w:rPr>
-        <w:t xml:space="preserve"> </w:t>
-      </w:r>
-      <w:r>
-        <w:rPr>
-          <w:b/>
-          <w:bCs/>
-          <w:szCs w:val="28"/>
-          <w:lang w:val="es-419"/>
-        </w:rPr>
-        <w:t>Análisis de emociones en la experiencia del cliente</w:t>
-      </w:r>
-    </w:p>
-    <w:p>
-      <w:pPr>
-        <w:pStyle w:val="Prrafodelista"/>
-        <w:ind w:firstLine="0"/>
-        <w:rPr>
-          <w:szCs w:val="28"/>
-          <w:lang w:val="es-419"/>
-        </w:rPr>
-      </w:pPr>
-      <w:r>
-        <w:rPr>
-          <w:szCs w:val="28"/>
-          <w:lang w:val="es-419"/>
-        </w:rPr>
-        <w:t xml:space="preserve">La inteligencia artificial permite analizar emociones del cliente para mejorar la atención, priorizar casos críticos y fortalecer la experiencia de servicio. Por lo tanto: </w:t>
-      </w:r>
-    </w:p>
-    <w:p>
-      <w:pPr>
-        <w:pStyle w:val="Prrafodelista"/>
-        <w:numPr>
-          <w:ilvl w:val="1"/>
-          <w:numId w:val="20"/>
-        </w:numPr>
-        <w:rPr>
-          <w:szCs w:val="28"/>
-          <w:lang w:val="es-419"/>
-        </w:rPr>
-      </w:pPr>
-      <w:r>
-        <w:rPr>
-          <w:szCs w:val="28"/>
-          <w:lang w:val="es-419"/>
-        </w:rPr>
-        <w:t>La IA puede detectar indicadores lingüísticos o de voz asociados con:</w:t>
-      </w:r>
-    </w:p>
-    <w:p>
-      <w:pPr>
-        <w:pStyle w:val="Prrafodelista"/>
-        <w:numPr>
-          <w:ilvl w:val="2"/>
-          <w:numId w:val="23"/>
-        </w:numPr>
-        <w:rPr>
-          <w:szCs w:val="28"/>
-          <w:lang w:val="es-419"/>
-        </w:rPr>
-      </w:pPr>
-      <w:r>
-        <w:rPr>
-          <w:szCs w:val="28"/>
-          <w:lang w:val="es-419"/>
-        </w:rPr>
-        <w:t>Frustración.</w:t>
-      </w:r>
-    </w:p>
-    <w:p>
-      <w:pPr>
-        <w:pStyle w:val="Prrafodelista"/>
-        <w:numPr>
-          <w:ilvl w:val="2"/>
-          <w:numId w:val="23"/>
-        </w:numPr>
-        <w:rPr>
-          <w:szCs w:val="28"/>
-          <w:lang w:val="es-419"/>
-        </w:rPr>
-      </w:pPr>
-      <w:r>
-        <w:rPr>
-          <w:szCs w:val="28"/>
-          <w:lang w:val="es-419"/>
-        </w:rPr>
-        <w:t>Satisfacción.</w:t>
-      </w:r>
-    </w:p>
-    <w:p>
-      <w:pPr>
-        <w:pStyle w:val="Prrafodelista"/>
-        <w:numPr>
-          <w:ilvl w:val="2"/>
-          <w:numId w:val="23"/>
-        </w:numPr>
-        <w:rPr>
-          <w:szCs w:val="28"/>
-          <w:lang w:val="es-419"/>
-        </w:rPr>
-      </w:pPr>
-      <w:r>
-        <w:rPr>
-          <w:szCs w:val="28"/>
-          <w:lang w:val="es-419"/>
-        </w:rPr>
-        <w:t>Confusión.</w:t>
-      </w:r>
-    </w:p>
-    <w:p>
-      <w:pPr>
-        <w:pStyle w:val="Prrafodelista"/>
-        <w:numPr>
-          <w:ilvl w:val="2"/>
-          <w:numId w:val="23"/>
-        </w:numPr>
-        <w:rPr>
-          <w:szCs w:val="28"/>
-          <w:lang w:val="es-419"/>
-        </w:rPr>
-      </w:pPr>
-      <w:r>
-        <w:rPr>
-          <w:szCs w:val="28"/>
+          <w:lang w:val="es-419"/>
+        </w:rPr>
+      </w:pPr>
+      <w:r>
+        <w:rPr>
           <w:lang w:val="es-419"/>
         </w:rPr>
         <w:t>Ansiedad.</w:t>
@@ -3347,266 +3177,241 @@
     <w:p>
       <w:pPr>
         <w:rPr>
-          <w:szCs w:val="28"/>
-          <w:lang w:val="es-419"/>
-        </w:rPr>
-      </w:pPr>
-      <w:r>
-        <w:rPr>
-          <w:szCs w:val="28"/>
-          <w:lang w:val="es-419"/>
-        </w:rPr>
+          <w:lang w:val="es-419"/>
+        </w:rPr>
+      </w:pPr>
+      <w:r>
+        <w:rPr>
+          <w:lang w:val="es-419"/>
+        </w:rPr>
+        <w:lastRenderedPageBreak/>
         <w:t>Empresas tecnológicas como IBM han desarrollado soluciones de análisis de sentimiento que permiten priorizar casos críticos y mejorar la empatía digital.</w:t>
       </w:r>
     </w:p>
     <w:p>
       <w:pPr>
-        <w:pStyle w:val="Prrafodelista"/>
-        <w:numPr>
-          <w:ilvl w:val="1"/>
-          <w:numId w:val="20"/>
-        </w:numPr>
-        <w:rPr>
-          <w:szCs w:val="28"/>
-          <w:lang w:val="es-419"/>
-        </w:rPr>
-      </w:pPr>
-      <w:r>
-        <w:rPr>
-          <w:szCs w:val="28"/>
+        <w:rPr>
+          <w:lang w:val="es-419"/>
+        </w:rPr>
+      </w:pPr>
+      <w:r>
+        <w:rPr>
           <w:lang w:val="es-419"/>
         </w:rPr>
         <w:t>La detección emocional permite:</w:t>
       </w:r>
-    </w:p>
-    <w:p>
-      <w:pPr>
-        <w:pStyle w:val="Prrafodelista"/>
-        <w:numPr>
-          <w:ilvl w:val="2"/>
-          <w:numId w:val="23"/>
-        </w:numPr>
-        <w:rPr>
-          <w:szCs w:val="28"/>
-          <w:lang w:val="es-419"/>
-        </w:rPr>
-      </w:pPr>
-      <w:r>
-        <w:rPr>
-          <w:szCs w:val="28"/>
-          <w:lang w:val="es-419"/>
-        </w:rPr>
-        <w:t>Activar protocolos de intervención humana.</w:t>
-      </w:r>
-    </w:p>
-    <w:p>
-      <w:pPr>
-        <w:pStyle w:val="Prrafodelista"/>
-        <w:numPr>
-          <w:ilvl w:val="2"/>
-          <w:numId w:val="23"/>
-        </w:numPr>
-        <w:rPr>
-          <w:szCs w:val="28"/>
-          <w:lang w:val="es-419"/>
-        </w:rPr>
-      </w:pPr>
-      <w:r>
-        <w:rPr>
-          <w:szCs w:val="28"/>
-          <w:lang w:val="es-419"/>
-        </w:rPr>
-        <w:t>Ajustar lenguaje y tono comunicacional.</w:t>
-      </w:r>
-    </w:p>
-    <w:p>
-      <w:pPr>
-        <w:pStyle w:val="Prrafodelista"/>
-        <w:numPr>
-          <w:ilvl w:val="2"/>
-          <w:numId w:val="23"/>
-        </w:numPr>
-        <w:rPr>
-          <w:szCs w:val="28"/>
-          <w:lang w:val="es-419"/>
-        </w:rPr>
-      </w:pPr>
-      <w:r>
-        <w:rPr>
-          <w:szCs w:val="28"/>
-          <w:lang w:val="es-419"/>
-        </w:rPr>
-        <w:t>Reducir abandono de servicio.</w:t>
-      </w:r>
-    </w:p>
-    <w:p>
-      <w:pPr>
-        <w:pStyle w:val="Prrafodelista"/>
-        <w:numPr>
-          <w:ilvl w:val="2"/>
-          <w:numId w:val="23"/>
-        </w:numPr>
-        <w:rPr>
-          <w:szCs w:val="28"/>
-          <w:lang w:val="es-419"/>
-        </w:rPr>
-      </w:pPr>
-      <w:r>
-        <w:rPr>
-          <w:szCs w:val="28"/>
-          <w:lang w:val="es-419"/>
-        </w:rPr>
-        <w:t>Incrementar confianza y percepción de acompañamiento.</w:t>
-      </w:r>
-    </w:p>
-    <w:p>
-      <w:pPr>
-        <w:ind w:firstLine="0"/>
-        <w:rPr>
-          <w:szCs w:val="28"/>
-          <w:lang w:val="es-419"/>
-        </w:rPr>
-      </w:pPr>
-    </w:p>
-    <w:p>
-      <w:pPr>
-        <w:ind w:firstLine="0"/>
-        <w:rPr>
-          <w:szCs w:val="28"/>
-          <w:lang w:val="es-419"/>
-        </w:rPr>
-      </w:pPr>
     </w:p>
     <w:p>
       <w:pPr>
         <w:pStyle w:val="Prrafodelista"/>
         <w:numPr>
           <w:ilvl w:val="0"/>
-          <w:numId w:val="22"/>
+          <w:numId w:val="30"/>
         </w:numPr>
         <w:rPr>
-          <w:b/>
-          <w:bCs/>
-          <w:szCs w:val="28"/>
-          <w:lang w:val="es-419"/>
-        </w:rPr>
-      </w:pPr>
-      <w:r>
-        <w:rPr>
-          <w:b/>
-          <w:bCs/>
-          <w:szCs w:val="28"/>
-          <w:lang w:val="es-419"/>
-        </w:rPr>
-        <w:lastRenderedPageBreak/>
-        <w:t>Integración estratégica: Personalización y fidelización</w:t>
-      </w:r>
-    </w:p>
-    <w:p>
-      <w:pPr>
-        <w:pStyle w:val="Prrafodelista"/>
-        <w:ind w:firstLine="0"/>
-        <w:rPr>
-          <w:szCs w:val="28"/>
-          <w:lang w:val="es-419"/>
-        </w:rPr>
-      </w:pPr>
-      <w:r>
-        <w:rPr>
-          <w:szCs w:val="28"/>
-          <w:lang w:val="es-419"/>
-        </w:rPr>
-        <w:t>La articulación entre personalización, análisis emocional y métricas de satisfacción genera un modelo de atención inteligente basado en datos. De esto hay un flujo estratégico que comprende:</w:t>
+          <w:lang w:val="es-419"/>
+        </w:rPr>
+      </w:pPr>
+      <w:r>
+        <w:rPr>
+          <w:lang w:val="es-419"/>
+        </w:rPr>
+        <w:t>Activar protocolos de intervención humana.</w:t>
       </w:r>
     </w:p>
     <w:p>
       <w:pPr>
         <w:pStyle w:val="Prrafodelista"/>
         <w:numPr>
-          <w:ilvl w:val="1"/>
-          <w:numId w:val="20"/>
+          <w:ilvl w:val="0"/>
+          <w:numId w:val="30"/>
         </w:numPr>
         <w:rPr>
-          <w:szCs w:val="28"/>
-          <w:lang w:val="es-419"/>
-        </w:rPr>
-      </w:pPr>
-      <w:r>
-        <w:rPr>
-          <w:szCs w:val="28"/>
-          <w:lang w:val="es-419"/>
-        </w:rPr>
-        <w:t xml:space="preserve">Captura de datos de interacción. </w:t>
+          <w:lang w:val="es-419"/>
+        </w:rPr>
+      </w:pPr>
+      <w:r>
+        <w:rPr>
+          <w:lang w:val="es-419"/>
+        </w:rPr>
+        <w:t>Ajustar lenguaje y tono comunicacional.</w:t>
       </w:r>
     </w:p>
     <w:p>
       <w:pPr>
         <w:pStyle w:val="Prrafodelista"/>
         <w:numPr>
-          <w:ilvl w:val="1"/>
-          <w:numId w:val="20"/>
+          <w:ilvl w:val="0"/>
+          <w:numId w:val="30"/>
         </w:numPr>
         <w:rPr>
-          <w:szCs w:val="28"/>
-          <w:lang w:val="es-419"/>
-        </w:rPr>
-      </w:pPr>
-      <w:r>
-        <w:rPr>
-          <w:szCs w:val="28"/>
-          <w:lang w:val="es-419"/>
-        </w:rPr>
-        <w:t xml:space="preserve">Análisis de preferencias y emociones. </w:t>
+          <w:lang w:val="es-419"/>
+        </w:rPr>
+      </w:pPr>
+      <w:r>
+        <w:rPr>
+          <w:lang w:val="es-419"/>
+        </w:rPr>
+        <w:t>Reducir abandono de servicio.</w:t>
       </w:r>
     </w:p>
     <w:p>
       <w:pPr>
         <w:pStyle w:val="Prrafodelista"/>
         <w:numPr>
-          <w:ilvl w:val="1"/>
-          <w:numId w:val="20"/>
+          <w:ilvl w:val="0"/>
+          <w:numId w:val="30"/>
         </w:numPr>
         <w:rPr>
-          <w:szCs w:val="28"/>
-          <w:lang w:val="es-419"/>
-        </w:rPr>
-      </w:pPr>
-      <w:r>
-        <w:rPr>
-          <w:szCs w:val="28"/>
-          <w:lang w:val="es-419"/>
-        </w:rPr>
-        <w:t xml:space="preserve">Generación de respuesta personalizada. </w:t>
+          <w:lang w:val="es-419"/>
+        </w:rPr>
+      </w:pPr>
+      <w:r>
+        <w:rPr>
+          <w:lang w:val="es-419"/>
+        </w:rPr>
+        <w:t>Incrementar confianza y percepción de acompañamiento.</w:t>
+      </w:r>
+    </w:p>
+    <w:p>
+      <w:pPr>
+        <w:rPr>
+          <w:b/>
+          <w:bCs/>
+          <w:lang w:val="es-419"/>
+        </w:rPr>
+      </w:pPr>
+      <w:r>
+        <w:rPr>
+          <w:b/>
+          <w:bCs/>
+          <w:lang w:val="es-419"/>
+        </w:rPr>
+        <w:t xml:space="preserve">Integración estratégica: </w:t>
+      </w:r>
+      <w:r>
+        <w:rPr>
+          <w:b/>
+          <w:bCs/>
+          <w:lang w:val="es-419"/>
+        </w:rPr>
+        <w:t>p</w:t>
+      </w:r>
+      <w:r>
+        <w:rPr>
+          <w:b/>
+          <w:bCs/>
+          <w:lang w:val="es-419"/>
+        </w:rPr>
+        <w:t>ersonalización y fidelización</w:t>
+      </w:r>
+    </w:p>
+    <w:p>
+      <w:pPr>
+        <w:rPr>
+          <w:lang w:val="es-419"/>
+        </w:rPr>
+      </w:pPr>
+      <w:r>
+        <w:rPr>
+          <w:lang w:val="es-419"/>
+        </w:rPr>
+        <w:t>La articulación entre personalización, análisis emocional y métricas de satisfacción genera un modelo de atención inteligente basado en datos. De esto hay un flujo estratégico que comprende:</w:t>
       </w:r>
     </w:p>
     <w:p>
       <w:pPr>
         <w:pStyle w:val="Prrafodelista"/>
         <w:numPr>
-          <w:ilvl w:val="1"/>
-          <w:numId w:val="20"/>
+          <w:ilvl w:val="0"/>
+          <w:numId w:val="31"/>
         </w:numPr>
         <w:rPr>
-          <w:szCs w:val="28"/>
-          <w:lang w:val="es-419"/>
-        </w:rPr>
-      </w:pPr>
-      <w:r>
-        <w:rPr>
-          <w:szCs w:val="28"/>
-          <w:lang w:val="es-419"/>
-        </w:rPr>
-        <w:t xml:space="preserve">Escalamiento con contexto completo si es necesario. </w:t>
+          <w:lang w:val="es-419"/>
+        </w:rPr>
+      </w:pPr>
+      <w:r>
+        <w:rPr>
+          <w:lang w:val="es-419"/>
+        </w:rPr>
+        <w:t xml:space="preserve">Captura de datos de interacción. </w:t>
       </w:r>
     </w:p>
     <w:p>
       <w:pPr>
         <w:pStyle w:val="Prrafodelista"/>
         <w:numPr>
-          <w:ilvl w:val="1"/>
-          <w:numId w:val="20"/>
+          <w:ilvl w:val="0"/>
+          <w:numId w:val="31"/>
         </w:numPr>
         <w:rPr>
+          <w:lang w:val="es-419"/>
+        </w:rPr>
+      </w:pPr>
+      <w:r>
+        <w:rPr>
+          <w:lang w:val="es-419"/>
+        </w:rPr>
+        <w:t xml:space="preserve">Análisis de preferencias y emociones. </w:t>
+      </w:r>
+    </w:p>
+    <w:p>
+      <w:pPr>
+        <w:pStyle w:val="Prrafodelista"/>
+        <w:numPr>
+          <w:ilvl w:val="0"/>
+          <w:numId w:val="31"/>
+        </w:numPr>
+        <w:rPr>
+          <w:lang w:val="es-419"/>
+        </w:rPr>
+      </w:pPr>
+      <w:r>
+        <w:rPr>
+          <w:lang w:val="es-419"/>
+        </w:rPr>
+        <w:t xml:space="preserve">Generación de respuesta personalizada. </w:t>
+      </w:r>
+    </w:p>
+    <w:p>
+      <w:pPr>
+        <w:pStyle w:val="Prrafodelista"/>
+        <w:numPr>
+          <w:ilvl w:val="0"/>
+          <w:numId w:val="31"/>
+        </w:numPr>
+        <w:rPr>
+          <w:lang w:val="es-419"/>
+        </w:rPr>
+      </w:pPr>
+      <w:r>
+        <w:rPr>
+          <w:lang w:val="es-419"/>
+        </w:rPr>
+        <w:t xml:space="preserve">Escalamiento con contexto completo si es necesario. </w:t>
+      </w:r>
+    </w:p>
+    <w:p>
+      <w:pPr>
+        <w:pStyle w:val="Prrafodelista"/>
+        <w:numPr>
+          <w:ilvl w:val="0"/>
+          <w:numId w:val="31"/>
+        </w:numPr>
+        <w:rPr>
+          <w:lang w:val="es-419"/>
+        </w:rPr>
+      </w:pPr>
+      <w:r>
+        <w:rPr>
+          <w:lang w:val="es-419"/>
+        </w:rPr>
+        <w:t>Medición mediante indicadores como NPS y tasa de retención.</w:t>
+      </w:r>
+    </w:p>
+    <w:p>
+      <w:pPr>
+        <w:rPr>
           <w:szCs w:val="28"/>
           <w:lang w:val="es-419"/>
         </w:rPr>
@@ -3616,11 +3421,13 @@
           <w:szCs w:val="28"/>
           <w:lang w:val="es-419"/>
         </w:rPr>
-        <w:t>Medición mediante indicadores como NPS y tasa de retención.</w:t>
-      </w:r>
-    </w:p>
-    <w:p>
-      <w:pPr>
+        <w:t>Este modelo permite pasar de una atención reactiva a una gestión predictiva del cliente, fortaleciendo relaciones de largo plazo y optimizando recursos organizacionales.</w:t>
+      </w:r>
+    </w:p>
+    <w:p>
+      <w:pPr>
+        <w:spacing w:before="0" w:after="160" w:line="259" w:lineRule="auto"/>
+        <w:ind w:firstLine="0"/>
         <w:rPr>
           <w:szCs w:val="28"/>
           <w:lang w:val="es-419"/>
@@ -3631,16 +3438,14 @@
           <w:szCs w:val="28"/>
           <w:lang w:val="es-419"/>
         </w:rPr>
-        <w:t>Este modelo permite pasar de una atención reactiva a una gestión predictiva del cliente, fortaleciendo relaciones de largo plazo y optimizando recursos organizacionales.</w:t>
-      </w:r>
-    </w:p>
-    <w:p>
-      <w:pPr>
-        <w:ind w:firstLine="0"/>
+        <w:br w:type="page"/>
+      </w:r>
+    </w:p>
+    <w:p>
+      <w:pPr>
         <w:rPr>
           <w:b/>
           <w:bCs/>
-          <w:szCs w:val="28"/>
           <w:lang w:val="es-419"/>
         </w:rPr>
       </w:pPr>
@@ -3648,28 +3453,14 @@
         <w:rPr>
           <w:b/>
           <w:bCs/>
-          <w:szCs w:val="28"/>
-          <w:lang w:val="es-419"/>
-        </w:rPr>
+          <w:lang w:val="es-419"/>
+        </w:rPr>
+        <w:lastRenderedPageBreak/>
         <w:t>Inteligencia artificial y experiencia de cliente</w:t>
       </w:r>
     </w:p>
     <w:p>
       <w:pPr>
-        <w:ind w:firstLine="0"/>
-        <w:rPr>
-          <w:szCs w:val="28"/>
-          <w:lang w:val="es-419"/>
-        </w:rPr>
-      </w:pPr>
-      <w:r>
-        <w:rPr>
-          <w:szCs w:val="28"/>
-          <w:lang w:val="es-419"/>
-        </w:rPr>
-        <w:t>Ir al video que muestra cómo la inteligencia artificial transforma la experiencia del cliente y la fidelización, con ejemplos claros de aplicación práctica:</w:t>
-      </w:r>
-      <w:r>
         <w:rPr>
           <w:rFonts w:ascii="Arial" w:eastAsia="Arial" w:hAnsi="Arial" w:cs="Arial"/>
           <w:kern w:val="0"/>
@@ -3677,8 +3468,30 @@
           <w:lang w:val="es-419" w:eastAsia="es-CO"/>
           <w14:ligatures w14:val="none"/>
         </w:rPr>
+      </w:pPr>
+      <w:r>
+        <w:rPr>
+          <w:lang w:val="es-419"/>
+        </w:rPr>
+        <w:t>Ir al video que muestra cómo la inteligencia artificial transforma la experiencia del cliente y la fidelización, con ejemplos claros de aplicación práctica:</w:t>
+      </w:r>
+      <w:r>
+        <w:rPr>
+          <w:rFonts w:ascii="Arial" w:eastAsia="Arial" w:hAnsi="Arial" w:cs="Arial"/>
+          <w:kern w:val="0"/>
+          <w:sz w:val="22"/>
+          <w:lang w:val="es-419" w:eastAsia="es-CO"/>
+          <w14:ligatures w14:val="none"/>
+        </w:rPr>
         <w:t xml:space="preserve"> </w:t>
       </w:r>
+    </w:p>
+    <w:p>
+      <w:pPr>
+        <w:rPr>
+          <w:lang w:val="es-419"/>
+        </w:rPr>
+      </w:pPr>
       <w:hyperlink r:id="rId13" w:history="1">
         <w:r>
           <w:rPr>
@@ -3692,11 +3505,9 @@
     </w:p>
     <w:p>
       <w:pPr>
-        <w:ind w:firstLine="0"/>
         <w:rPr>
           <w:b/>
           <w:bCs/>
-          <w:szCs w:val="28"/>
           <w:lang w:val="es-419"/>
         </w:rPr>
       </w:pPr>
@@ -3704,7 +3515,6 @@
         <w:rPr>
           <w:b/>
           <w:bCs/>
-          <w:szCs w:val="28"/>
           <w:lang w:val="es-419"/>
         </w:rPr>
         <w:t xml:space="preserve">10 formas de aprovechar la </w:t>
@@ -3713,7 +3523,6 @@
         <w:rPr>
           <w:b/>
           <w:bCs/>
-          <w:szCs w:val="28"/>
           <w:lang w:val="es-419"/>
         </w:rPr>
         <w:t>i</w:t>
@@ -3722,7 +3531,6 @@
         <w:rPr>
           <w:b/>
           <w:bCs/>
-          <w:szCs w:val="28"/>
           <w:lang w:val="es-419"/>
         </w:rPr>
         <w:t xml:space="preserve">nteligencia </w:t>
@@ -3731,7 +3539,6 @@
         <w:rPr>
           <w:b/>
           <w:bCs/>
-          <w:szCs w:val="28"/>
           <w:lang w:val="es-419"/>
         </w:rPr>
         <w:t>a</w:t>
@@ -3740,7 +3547,6 @@
         <w:rPr>
           <w:b/>
           <w:bCs/>
-          <w:szCs w:val="28"/>
           <w:lang w:val="es-419"/>
         </w:rPr>
         <w:t>rtificial (IA) y brindar experiencias del cliente excepcionales</w:t>
@@ -3748,33 +3554,35 @@
     </w:p>
     <w:p>
       <w:pPr>
-        <w:ind w:firstLine="0"/>
-        <w:rPr>
-          <w:szCs w:val="28"/>
-          <w:lang w:val="es-419"/>
-        </w:rPr>
-      </w:pPr>
-      <w:r>
-        <w:rPr>
-          <w:szCs w:val="28"/>
+        <w:rPr>
+          <w:lang w:val="es-419"/>
+        </w:rPr>
+      </w:pPr>
+      <w:r>
+        <w:rPr>
           <w:lang w:val="es-419"/>
         </w:rPr>
         <w:t>La siguiente lectura aborda estrategias para mejorar la experiencia del cliente mediante el uso de inteligencia artificial.</w:t>
       </w:r>
       <w:r>
         <w:rPr>
-          <w:szCs w:val="28"/>
           <w:lang w:val="es-419"/>
         </w:rPr>
         <w:t xml:space="preserve"> Disponible en:</w:t>
       </w:r>
       <w:r>
         <w:rPr>
-          <w:szCs w:val="28"/>
           <w:lang w:val="es-419"/>
         </w:rPr>
         <w:t xml:space="preserve"> </w:t>
       </w:r>
+    </w:p>
+    <w:p>
+      <w:pPr>
+        <w:rPr>
+          <w:lang w:val="es-419"/>
+        </w:rPr>
+      </w:pPr>
       <w:hyperlink r:id="rId14" w:history="1">
         <w:r>
           <w:rPr>
@@ -3782,31 +3590,18 @@
             <w:szCs w:val="28"/>
             <w:lang w:val="es-419"/>
           </w:rPr>
-          <w:t>https://grupoinmotion.com/10-formas-</w:t>
-        </w:r>
-        <w:r>
-          <w:rPr>
-            <w:rStyle w:val="Hipervnculo"/>
-            <w:szCs w:val="28"/>
-            <w:lang w:val="es-419"/>
-          </w:rPr>
-          <w:lastRenderedPageBreak/>
-          <w:t>de-aprovechar-la-inteligencia-artificial-ia-y-brindar-experiencias-del-cliente-excepcionales/</w:t>
+          <w:t>https://grupoinmotion.com/10-formas-de-aprovechar-la-inteligencia-artificial-ia-y-brindar-experiencias-del-cliente-excepcionales/</w:t>
         </w:r>
       </w:hyperlink>
     </w:p>
     <w:p>
       <w:pPr>
-        <w:spacing w:before="0" w:after="160"/>
-        <w:ind w:firstLine="0"/>
-        <w:rPr>
-          <w:szCs w:val="28"/>
-          <w:lang w:val="es-419"/>
-        </w:rPr>
-      </w:pPr>
-      <w:r>
-        <w:rPr>
-          <w:szCs w:val="28"/>
+        <w:rPr>
+          <w:lang w:val="es-419"/>
+        </w:rPr>
+      </w:pPr>
+      <w:r>
+        <w:rPr>
           <w:lang w:val="es-419"/>
         </w:rPr>
         <w:br w:type="page"/>
@@ -3817,7 +3612,7 @@
         <w:pStyle w:val="Ttulo1"/>
         <w:spacing w:line="360" w:lineRule="auto"/>
       </w:pPr>
-      <w:bookmarkStart w:id="4" w:name="_Toc243313740"/>
+      <w:bookmarkStart w:id="4" w:name="_Toc244077441"/>
       <w:r>
         <w:lastRenderedPageBreak/>
         <w:t xml:space="preserve">Quejas y </w:t>
@@ -3849,7 +3644,7 @@
         <w:pStyle w:val="Ttulo2"/>
         <w:spacing w:line="360" w:lineRule="auto"/>
       </w:pPr>
-      <w:bookmarkStart w:id="5" w:name="_Toc243313741"/>
+      <w:bookmarkStart w:id="5" w:name="_Toc244077442"/>
       <w:r>
         <w:t>Resolución de problemas y escalamiento</w:t>
       </w:r>
@@ -3941,6 +3736,7 @@
     </w:p>
     <w:p>
       <w:pPr>
+        <w:jc w:val="center"/>
         <w:rPr>
           <w:lang w:val="es-419" w:eastAsia="es-CO"/>
         </w:rPr>
@@ -4063,7 +3859,9 @@
     </w:p>
     <w:p>
       <w:pPr>
-        <w:ind w:firstLine="0"/>
+        <w:tabs>
+          <w:tab w:val="left" w:pos="4253"/>
+        </w:tabs>
         <w:rPr>
           <w:b/>
           <w:bCs/>
@@ -4106,7 +3904,7 @@
         <w:pStyle w:val="Ttulo2"/>
         <w:spacing w:line="360" w:lineRule="auto"/>
       </w:pPr>
-      <w:bookmarkStart w:id="6" w:name="_Toc243313742"/>
+      <w:bookmarkStart w:id="6" w:name="_Toc244077443"/>
       <w:r>
         <w:t>Privacidad, sesgos y transparencia</w:t>
       </w:r>
@@ -4163,7 +3961,7 @@
         <w:pStyle w:val="Prrafodelista"/>
         <w:numPr>
           <w:ilvl w:val="0"/>
-          <w:numId w:val="20"/>
+          <w:numId w:val="32"/>
         </w:numPr>
         <w:rPr>
           <w:lang w:val="es-419" w:eastAsia="es-CO"/>
@@ -4186,11 +3984,7 @@
     </w:p>
     <w:p>
       <w:pPr>
-        <w:pStyle w:val="Prrafodelista"/>
-        <w:numPr>
-          <w:ilvl w:val="1"/>
-          <w:numId w:val="20"/>
-        </w:numPr>
+        <w:ind w:left="1416" w:firstLine="1"/>
         <w:rPr>
           <w:lang w:val="es-419" w:eastAsia="es-CO"/>
         </w:rPr>
@@ -4223,7 +4017,7 @@
         <w:pStyle w:val="Prrafodelista"/>
         <w:numPr>
           <w:ilvl w:val="0"/>
-          <w:numId w:val="20"/>
+          <w:numId w:val="32"/>
         </w:numPr>
         <w:rPr>
           <w:lang w:val="es-419" w:eastAsia="es-CO"/>
@@ -4246,11 +4040,7 @@
     </w:p>
     <w:p>
       <w:pPr>
-        <w:pStyle w:val="Prrafodelista"/>
-        <w:numPr>
-          <w:ilvl w:val="1"/>
-          <w:numId w:val="20"/>
-        </w:numPr>
+        <w:ind w:left="1416" w:firstLine="1"/>
         <w:rPr>
           <w:lang w:val="es-419" w:eastAsia="es-CO"/>
         </w:rPr>
@@ -4275,7 +4065,7 @@
         <w:pStyle w:val="Prrafodelista"/>
         <w:numPr>
           <w:ilvl w:val="0"/>
-          <w:numId w:val="20"/>
+          <w:numId w:val="32"/>
         </w:numPr>
         <w:rPr>
           <w:lang w:val="es-419" w:eastAsia="es-CO"/>
@@ -4298,11 +4088,7 @@
     </w:p>
     <w:p>
       <w:pPr>
-        <w:pStyle w:val="Prrafodelista"/>
-        <w:numPr>
-          <w:ilvl w:val="1"/>
-          <w:numId w:val="20"/>
-        </w:numPr>
+        <w:ind w:left="1416" w:firstLine="1"/>
         <w:rPr>
           <w:lang w:val="es-419" w:eastAsia="es-CO"/>
         </w:rPr>
@@ -4327,7 +4113,7 @@
         <w:pStyle w:val="Prrafodelista"/>
         <w:numPr>
           <w:ilvl w:val="0"/>
-          <w:numId w:val="20"/>
+          <w:numId w:val="32"/>
         </w:numPr>
         <w:rPr>
           <w:lang w:val="es-419" w:eastAsia="es-CO"/>
@@ -4339,6 +4125,7 @@
           <w:bCs/>
           <w:lang w:val="es-419" w:eastAsia="es-CO"/>
         </w:rPr>
+        <w:lastRenderedPageBreak/>
         <w:t xml:space="preserve">Transparencia: </w:t>
       </w:r>
       <w:r>
@@ -4350,11 +4137,7 @@
     </w:p>
     <w:p>
       <w:pPr>
-        <w:pStyle w:val="Prrafodelista"/>
-        <w:numPr>
-          <w:ilvl w:val="1"/>
-          <w:numId w:val="20"/>
-        </w:numPr>
+        <w:ind w:left="1416" w:firstLine="2"/>
         <w:rPr>
           <w:lang w:val="es-419" w:eastAsia="es-CO"/>
         </w:rPr>
@@ -4365,7 +4148,6 @@
           <w:bCs/>
           <w:lang w:val="es-419" w:eastAsia="es-CO"/>
         </w:rPr>
-        <w:lastRenderedPageBreak/>
         <w:t>Ejemplo:</w:t>
       </w:r>
       <w:r>
@@ -4380,7 +4162,7 @@
         <w:pStyle w:val="Prrafodelista"/>
         <w:numPr>
           <w:ilvl w:val="0"/>
-          <w:numId w:val="20"/>
+          <w:numId w:val="32"/>
         </w:numPr>
         <w:rPr>
           <w:lang w:val="es-419" w:eastAsia="es-CO"/>
@@ -4403,11 +4185,7 @@
     </w:p>
     <w:p>
       <w:pPr>
-        <w:pStyle w:val="Prrafodelista"/>
-        <w:numPr>
-          <w:ilvl w:val="1"/>
-          <w:numId w:val="20"/>
-        </w:numPr>
+        <w:ind w:left="1416" w:firstLine="1"/>
         <w:rPr>
           <w:lang w:val="es-419" w:eastAsia="es-CO"/>
         </w:rPr>
@@ -4472,7 +4250,14 @@
         <w:rPr>
           <w:lang w:val="es-419" w:eastAsia="es-CO"/>
         </w:rPr>
-        <w:t>En este contexto, organismos internacionales como la UNESCO y la Organización para la Cooperación y el Desarrollo Económicos han establecido lineamientos orientados a promover una IA centrada en el ser humano, basada en la equidad, la aplicabilidad y la rendición de cuentas. Estos referentes sirven de base para estructurar buenas prácticas que minimicen riesgos legales y reputacionales en entornos empresariales.</w:t>
+        <w:t xml:space="preserve">En este contexto, organismos internacionales como la UNESCO y la Organización para la Cooperación y el Desarrollo Económicos han establecido lineamientos orientados a promover una IA centrada en el ser humano, basada en la equidad, la aplicabilidad y la rendición de cuentas. Estos referentes sirven de base para estructurar </w:t>
+      </w:r>
+      <w:r>
+        <w:rPr>
+          <w:lang w:val="es-419" w:eastAsia="es-CO"/>
+        </w:rPr>
+        <w:lastRenderedPageBreak/>
+        <w:t>buenas prácticas que minimicen riesgos legales y reputacionales en entornos empresariales.</w:t>
       </w:r>
     </w:p>
     <w:p>
@@ -4498,7 +4283,6 @@
         <w:rPr>
           <w:lang w:val="es-419" w:eastAsia="es-CO"/>
         </w:rPr>
-        <w:lastRenderedPageBreak/>
         <w:t>La integración de IA en la atención al cliente debe unir eficiencia tecnológica y responsabilidad ética. Un modelo adecuado permite automatizar procesos sin descuidar la transparencia, la protección de datos y la supervisión humana.</w:t>
       </w:r>
     </w:p>
@@ -4513,6 +4297,36 @@
           <w:lang w:val="es-419" w:eastAsia="es-CO"/>
         </w:rPr>
         <w:t>A continuación, se describe un flujo operativo que articula tecnología y ética organizacional:</w:t>
+      </w:r>
+    </w:p>
+    <w:p>
+      <w:pPr>
+        <w:rPr>
+          <w:b/>
+          <w:bCs/>
+          <w:lang w:val="es-419" w:eastAsia="es-CO"/>
+        </w:rPr>
+      </w:pPr>
+      <w:r>
+        <w:rPr>
+          <w:b/>
+          <w:bCs/>
+          <w:lang w:val="es-419" w:eastAsia="es-CO"/>
+        </w:rPr>
+        <w:t>Integración práctica: flujos y ética</w:t>
+      </w:r>
+    </w:p>
+    <w:p>
+      <w:pPr>
+        <w:rPr>
+          <w:lang w:val="es-419" w:eastAsia="es-CO"/>
+        </w:rPr>
+      </w:pPr>
+      <w:r>
+        <w:rPr>
+          <w:lang w:val="es-419" w:eastAsia="es-CO"/>
+        </w:rPr>
+        <w:t>Un modelo integral combina eficiencia tecnológica con responsabilidad organizacional:</w:t>
       </w:r>
     </w:p>
     <w:p>
@@ -4520,36 +4334,17 @@
         <w:pStyle w:val="Prrafodelista"/>
         <w:numPr>
           <w:ilvl w:val="0"/>
-          <w:numId w:val="24"/>
+          <w:numId w:val="33"/>
         </w:numPr>
         <w:rPr>
-          <w:b/>
-          <w:bCs/>
-          <w:lang w:val="es-419" w:eastAsia="es-CO"/>
-        </w:rPr>
-      </w:pPr>
-      <w:r>
-        <w:rPr>
-          <w:b/>
-          <w:bCs/>
-          <w:lang w:val="es-419" w:eastAsia="es-CO"/>
-        </w:rPr>
-        <w:t>Integración práctica: flujos y ética</w:t>
-      </w:r>
-    </w:p>
-    <w:p>
-      <w:pPr>
-        <w:pStyle w:val="Prrafodelista"/>
-        <w:ind w:firstLine="0"/>
-        <w:rPr>
-          <w:lang w:val="es-419" w:eastAsia="es-CO"/>
-        </w:rPr>
-      </w:pPr>
-      <w:r>
-        <w:rPr>
-          <w:lang w:val="es-419" w:eastAsia="es-CO"/>
-        </w:rPr>
-        <w:t>Un modelo integral combina eficiencia tecnológica con responsabilidad organizacional:</w:t>
+          <w:lang w:val="es-419" w:eastAsia="es-CO"/>
+        </w:rPr>
+      </w:pPr>
+      <w:r>
+        <w:rPr>
+          <w:lang w:val="es-419" w:eastAsia="es-CO"/>
+        </w:rPr>
+        <w:t>El cliente inicia interacción con asistente virtual.</w:t>
       </w:r>
     </w:p>
     <w:p>
@@ -4557,7 +4352,7 @@
         <w:pStyle w:val="Prrafodelista"/>
         <w:numPr>
           <w:ilvl w:val="0"/>
-          <w:numId w:val="25"/>
+          <w:numId w:val="33"/>
         </w:numPr>
         <w:rPr>
           <w:lang w:val="es-419" w:eastAsia="es-CO"/>
@@ -4567,7 +4362,7 @@
         <w:rPr>
           <w:lang w:val="es-419" w:eastAsia="es-CO"/>
         </w:rPr>
-        <w:t>El cliente inicia interacción con asistente virtual.</w:t>
+        <w:t>La IA responde consultas básicas y analiza tono emocional.</w:t>
       </w:r>
     </w:p>
     <w:p>
@@ -4575,7 +4370,7 @@
         <w:pStyle w:val="Prrafodelista"/>
         <w:numPr>
           <w:ilvl w:val="0"/>
-          <w:numId w:val="25"/>
+          <w:numId w:val="33"/>
         </w:numPr>
         <w:rPr>
           <w:lang w:val="es-419" w:eastAsia="es-CO"/>
@@ -4585,7 +4380,7 @@
         <w:rPr>
           <w:lang w:val="es-419" w:eastAsia="es-CO"/>
         </w:rPr>
-        <w:t>La IA responde consultas básicas y analiza tono emocional.</w:t>
+        <w:t>Si detecta inconformidad o complejidad activa escalamiento.</w:t>
       </w:r>
     </w:p>
     <w:p>
@@ -4593,7 +4388,7 @@
         <w:pStyle w:val="Prrafodelista"/>
         <w:numPr>
           <w:ilvl w:val="0"/>
-          <w:numId w:val="25"/>
+          <w:numId w:val="33"/>
         </w:numPr>
         <w:rPr>
           <w:lang w:val="es-419" w:eastAsia="es-CO"/>
@@ -4603,7 +4398,7 @@
         <w:rPr>
           <w:lang w:val="es-419" w:eastAsia="es-CO"/>
         </w:rPr>
-        <w:t>Si detecta inconformidad o complejidad activa escalamiento.</w:t>
+        <w:t>Los datos se gestionan bajo protocolos de privacidad.</w:t>
       </w:r>
     </w:p>
     <w:p>
@@ -4611,7 +4406,7 @@
         <w:pStyle w:val="Prrafodelista"/>
         <w:numPr>
           <w:ilvl w:val="0"/>
-          <w:numId w:val="25"/>
+          <w:numId w:val="33"/>
         </w:numPr>
         <w:rPr>
           <w:lang w:val="es-419" w:eastAsia="es-CO"/>
@@ -4621,7 +4416,7 @@
         <w:rPr>
           <w:lang w:val="es-419" w:eastAsia="es-CO"/>
         </w:rPr>
-        <w:t>Los datos se gestionan bajo protocolos de privacidad.</w:t>
+        <w:t>El cliente es informado sobre uso de IA.</w:t>
       </w:r>
     </w:p>
     <w:p>
@@ -4629,7 +4424,7 @@
         <w:pStyle w:val="Prrafodelista"/>
         <w:numPr>
           <w:ilvl w:val="0"/>
-          <w:numId w:val="25"/>
+          <w:numId w:val="33"/>
         </w:numPr>
         <w:rPr>
           <w:lang w:val="es-419" w:eastAsia="es-CO"/>
@@ -4639,7 +4434,24 @@
         <w:rPr>
           <w:lang w:val="es-419" w:eastAsia="es-CO"/>
         </w:rPr>
-        <w:t>El cliente es informado sobre uso de IA.</w:t>
+        <w:t>El caso se cierra con retroalimentación y registro trazable.</w:t>
+      </w:r>
+    </w:p>
+    <w:p>
+      <w:pPr>
+        <w:rPr>
+          <w:b/>
+          <w:bCs/>
+          <w:lang w:val="es-419" w:eastAsia="es-CO"/>
+        </w:rPr>
+      </w:pPr>
+      <w:r>
+        <w:rPr>
+          <w:b/>
+          <w:bCs/>
+          <w:lang w:val="es-419" w:eastAsia="es-CO"/>
+        </w:rPr>
+        <w:t>Beneficios estratégicos</w:t>
       </w:r>
     </w:p>
     <w:p>
@@ -4647,7 +4459,7 @@
         <w:pStyle w:val="Prrafodelista"/>
         <w:numPr>
           <w:ilvl w:val="0"/>
-          <w:numId w:val="25"/>
+          <w:numId w:val="32"/>
         </w:numPr>
         <w:rPr>
           <w:lang w:val="es-419" w:eastAsia="es-CO"/>
@@ -4657,7 +4469,7 @@
         <w:rPr>
           <w:lang w:val="es-419" w:eastAsia="es-CO"/>
         </w:rPr>
-        <w:t>El caso se cierra con retroalimentación y registro trazable.</w:t>
+        <w:t>Atención rápida sin sacrificar calidad humana.</w:t>
       </w:r>
     </w:p>
     <w:p>
@@ -4665,21 +4477,18 @@
         <w:pStyle w:val="Prrafodelista"/>
         <w:numPr>
           <w:ilvl w:val="0"/>
-          <w:numId w:val="24"/>
+          <w:numId w:val="32"/>
         </w:numPr>
         <w:rPr>
-          <w:b/>
-          <w:bCs/>
-          <w:lang w:val="es-419" w:eastAsia="es-CO"/>
-        </w:rPr>
-      </w:pPr>
-      <w:r>
-        <w:rPr>
-          <w:b/>
-          <w:bCs/>
-          <w:lang w:val="es-419" w:eastAsia="es-CO"/>
-        </w:rPr>
-        <w:t>Beneficios estratégicos</w:t>
+          <w:lang w:val="es-419" w:eastAsia="es-CO"/>
+        </w:rPr>
+      </w:pPr>
+      <w:r>
+        <w:rPr>
+          <w:lang w:val="es-419" w:eastAsia="es-CO"/>
+        </w:rPr>
+        <w:lastRenderedPageBreak/>
+        <w:t>Protección de información y cumplimiento normativo.</w:t>
       </w:r>
     </w:p>
     <w:p>
@@ -4687,7 +4496,7 @@
         <w:pStyle w:val="Prrafodelista"/>
         <w:numPr>
           <w:ilvl w:val="0"/>
-          <w:numId w:val="26"/>
+          <w:numId w:val="32"/>
         </w:numPr>
         <w:rPr>
           <w:lang w:val="es-419" w:eastAsia="es-CO"/>
@@ -4697,7 +4506,7 @@
         <w:rPr>
           <w:lang w:val="es-419" w:eastAsia="es-CO"/>
         </w:rPr>
-        <w:t>Atención rápida sin sacrificar calidad humana.</w:t>
+        <w:t>Reducción de errores y decisiones injustas.</w:t>
       </w:r>
     </w:p>
     <w:p>
@@ -4705,7 +4514,7 @@
         <w:pStyle w:val="Prrafodelista"/>
         <w:numPr>
           <w:ilvl w:val="0"/>
-          <w:numId w:val="26"/>
+          <w:numId w:val="32"/>
         </w:numPr>
         <w:rPr>
           <w:lang w:val="es-419" w:eastAsia="es-CO"/>
@@ -4715,42 +4524,6 @@
         <w:rPr>
           <w:lang w:val="es-419" w:eastAsia="es-CO"/>
         </w:rPr>
-        <w:t>Protección de información y cumplimiento normativo.</w:t>
-      </w:r>
-    </w:p>
-    <w:p>
-      <w:pPr>
-        <w:pStyle w:val="Prrafodelista"/>
-        <w:numPr>
-          <w:ilvl w:val="0"/>
-          <w:numId w:val="26"/>
-        </w:numPr>
-        <w:rPr>
-          <w:lang w:val="es-419" w:eastAsia="es-CO"/>
-        </w:rPr>
-      </w:pPr>
-      <w:r>
-        <w:rPr>
-          <w:lang w:val="es-419" w:eastAsia="es-CO"/>
-        </w:rPr>
-        <w:t>Reducción de errores y decisiones injustas.</w:t>
-      </w:r>
-    </w:p>
-    <w:p>
-      <w:pPr>
-        <w:pStyle w:val="Prrafodelista"/>
-        <w:numPr>
-          <w:ilvl w:val="0"/>
-          <w:numId w:val="26"/>
-        </w:numPr>
-        <w:rPr>
-          <w:lang w:val="es-419" w:eastAsia="es-CO"/>
-        </w:rPr>
-      </w:pPr>
-      <w:r>
-        <w:rPr>
-          <w:lang w:val="es-419" w:eastAsia="es-CO"/>
-        </w:rPr>
         <w:t xml:space="preserve">Mejora </w:t>
       </w:r>
       <w:proofErr w:type="gramStart"/>
@@ -4770,21 +4543,6 @@
     </w:p>
     <w:p>
       <w:pPr>
-        <w:spacing w:before="0" w:after="160"/>
-        <w:ind w:firstLine="0"/>
-        <w:rPr>
-          <w:lang w:val="es-419" w:eastAsia="es-CO"/>
-        </w:rPr>
-      </w:pPr>
-      <w:r>
-        <w:rPr>
-          <w:lang w:val="es-419" w:eastAsia="es-CO"/>
-        </w:rPr>
-        <w:br w:type="page"/>
-      </w:r>
-    </w:p>
-    <w:p>
-      <w:pPr>
         <w:pStyle w:val="Figura"/>
         <w:rPr>
           <w:lang w:val="es-419"/>
@@ -4794,12 +4552,12 @@
         <w:rPr>
           <w:lang w:val="es-419"/>
         </w:rPr>
-        <w:lastRenderedPageBreak/>
         <w:t>Integración práctica: flujos y ética</w:t>
       </w:r>
     </w:p>
     <w:p>
       <w:pPr>
+        <w:jc w:val="center"/>
         <w:rPr>
           <w:lang w:val="es-419" w:eastAsia="es-CO"/>
         </w:rPr>
@@ -4879,7 +4637,7 @@
         <w:pStyle w:val="Ttulo1"/>
         <w:spacing w:line="360" w:lineRule="auto"/>
       </w:pPr>
-      <w:bookmarkStart w:id="7" w:name="_Toc243313743"/>
+      <w:bookmarkStart w:id="7" w:name="_Toc244077444"/>
       <w:r>
         <w:lastRenderedPageBreak/>
         <w:t>Tendencias y casos con IA</w:t>
@@ -4904,7 +4662,7 @@
         <w:pStyle w:val="Ttulo2"/>
         <w:spacing w:line="360" w:lineRule="auto"/>
       </w:pPr>
-      <w:bookmarkStart w:id="8" w:name="_Toc243313744"/>
+      <w:bookmarkStart w:id="8" w:name="_Toc244077445"/>
       <w:r>
         <w:t>IA avanzada y nuevas tecnologías</w:t>
       </w:r>
@@ -5002,9 +4760,9 @@
         <w:tblLook w:val="04A0" w:firstRow="1" w:lastRow="0" w:firstColumn="1" w:lastColumn="0" w:noHBand="0" w:noVBand="1"/>
       </w:tblPr>
       <w:tblGrid>
-        <w:gridCol w:w="2028"/>
-        <w:gridCol w:w="3642"/>
-        <w:gridCol w:w="3531"/>
+        <w:gridCol w:w="2263"/>
+        <w:gridCol w:w="3402"/>
+        <w:gridCol w:w="3536"/>
       </w:tblGrid>
       <w:tr>
         <w:trPr>
@@ -5014,7 +4772,7 @@
         </w:trPr>
         <w:tc>
           <w:tcPr>
-            <w:tcW w:w="2028" w:type="dxa"/>
+            <w:tcW w:w="2263" w:type="dxa"/>
             <w:hideMark/>
           </w:tcPr>
           <w:p>
@@ -5029,7 +4787,7 @@
         </w:tc>
         <w:tc>
           <w:tcPr>
-            <w:tcW w:w="0" w:type="auto"/>
+            <w:tcW w:w="3402" w:type="dxa"/>
             <w:hideMark/>
           </w:tcPr>
           <w:p>
@@ -5044,7 +4802,7 @@
         </w:tc>
         <w:tc>
           <w:tcPr>
-            <w:tcW w:w="0" w:type="auto"/>
+            <w:tcW w:w="3536" w:type="dxa"/>
             <w:hideMark/>
           </w:tcPr>
           <w:p>
@@ -5065,7 +4823,7 @@
         </w:trPr>
         <w:tc>
           <w:tcPr>
-            <w:tcW w:w="2028" w:type="dxa"/>
+            <w:tcW w:w="2263" w:type="dxa"/>
             <w:hideMark/>
           </w:tcPr>
           <w:p>
@@ -5073,12 +4831,12 @@
               <w:pStyle w:val="TextoTablas"/>
               <w:spacing w:line="360" w:lineRule="auto"/>
               <w:rPr>
-                <w:b/>
+                <w:bCs/>
               </w:rPr>
             </w:pPr>
             <w:r>
               <w:rPr>
-                <w:b/>
+                <w:bCs/>
               </w:rPr>
               <w:t>IA predictiva</w:t>
             </w:r>
@@ -5086,7 +4844,7 @@
         </w:tc>
         <w:tc>
           <w:tcPr>
-            <w:tcW w:w="0" w:type="auto"/>
+            <w:tcW w:w="3402" w:type="dxa"/>
             <w:hideMark/>
           </w:tcPr>
           <w:p>
@@ -5107,7 +4865,7 @@
         </w:tc>
         <w:tc>
           <w:tcPr>
-            <w:tcW w:w="0" w:type="auto"/>
+            <w:tcW w:w="3536" w:type="dxa"/>
             <w:hideMark/>
           </w:tcPr>
           <w:p>
@@ -5133,7 +4891,7 @@
         </w:trPr>
         <w:tc>
           <w:tcPr>
-            <w:tcW w:w="2028" w:type="dxa"/>
+            <w:tcW w:w="2263" w:type="dxa"/>
             <w:hideMark/>
           </w:tcPr>
           <w:p>
@@ -5141,7 +4899,6 @@
               <w:pStyle w:val="TextoTablas"/>
               <w:spacing w:line="360" w:lineRule="auto"/>
               <w:rPr>
-                <w:b/>
                 <w:bCs/>
               </w:rPr>
             </w:pPr>
@@ -5149,7 +4906,6 @@
             <w:r>
               <w:rPr>
                 <w:rStyle w:val="Extranjerismo"/>
-                <w:b/>
                 <w:bCs/>
                 <w:lang w:val="es-419"/>
               </w:rPr>
@@ -5159,7 +4915,6 @@
             <w:r>
               <w:rPr>
                 <w:rStyle w:val="Extranjerismo"/>
-                <w:b/>
                 <w:bCs/>
                 <w:lang w:val="es-419"/>
               </w:rPr>
@@ -5167,7 +4922,6 @@
             </w:r>
             <w:r>
               <w:rPr>
-                <w:b/>
                 <w:bCs/>
               </w:rPr>
               <w:t>avanzados</w:t>
@@ -5176,7 +4930,7 @@
         </w:tc>
         <w:tc>
           <w:tcPr>
-            <w:tcW w:w="0" w:type="auto"/>
+            <w:tcW w:w="3402" w:type="dxa"/>
             <w:hideMark/>
           </w:tcPr>
           <w:p>
@@ -5197,7 +4951,7 @@
         </w:tc>
         <w:tc>
           <w:tcPr>
-            <w:tcW w:w="0" w:type="auto"/>
+            <w:tcW w:w="3536" w:type="dxa"/>
             <w:hideMark/>
           </w:tcPr>
           <w:p>
@@ -5224,7 +4978,7 @@
         </w:trPr>
         <w:tc>
           <w:tcPr>
-            <w:tcW w:w="2028" w:type="dxa"/>
+            <w:tcW w:w="2263" w:type="dxa"/>
             <w:hideMark/>
           </w:tcPr>
           <w:p>
@@ -5232,12 +4986,12 @@
               <w:pStyle w:val="TextoTablas"/>
               <w:spacing w:line="360" w:lineRule="auto"/>
               <w:rPr>
-                <w:b/>
+                <w:bCs/>
               </w:rPr>
             </w:pPr>
             <w:r>
               <w:rPr>
-                <w:b/>
+                <w:bCs/>
               </w:rPr>
               <w:t>Análisis de emociones</w:t>
             </w:r>
@@ -5245,7 +4999,7 @@
         </w:tc>
         <w:tc>
           <w:tcPr>
-            <w:tcW w:w="0" w:type="auto"/>
+            <w:tcW w:w="3402" w:type="dxa"/>
             <w:hideMark/>
           </w:tcPr>
           <w:p>
@@ -5266,7 +5020,7 @@
         </w:tc>
         <w:tc>
           <w:tcPr>
-            <w:tcW w:w="0" w:type="auto"/>
+            <w:tcW w:w="3536" w:type="dxa"/>
             <w:hideMark/>
           </w:tcPr>
           <w:p>
@@ -5292,7 +5046,7 @@
         </w:trPr>
         <w:tc>
           <w:tcPr>
-            <w:tcW w:w="2028" w:type="dxa"/>
+            <w:tcW w:w="2263" w:type="dxa"/>
             <w:hideMark/>
           </w:tcPr>
           <w:p>
@@ -5300,12 +5054,12 @@
               <w:pStyle w:val="TextoTablas"/>
               <w:spacing w:line="360" w:lineRule="auto"/>
               <w:rPr>
-                <w:b/>
+                <w:bCs/>
               </w:rPr>
             </w:pPr>
             <w:r>
               <w:rPr>
-                <w:b/>
+                <w:bCs/>
               </w:rPr>
               <w:t>Recomendaciones inteligentes</w:t>
             </w:r>
@@ -5313,7 +5067,7 @@
         </w:tc>
         <w:tc>
           <w:tcPr>
-            <w:tcW w:w="0" w:type="auto"/>
+            <w:tcW w:w="3402" w:type="dxa"/>
             <w:hideMark/>
           </w:tcPr>
           <w:p>
@@ -5334,7 +5088,7 @@
         </w:tc>
         <w:tc>
           <w:tcPr>
-            <w:tcW w:w="0" w:type="auto"/>
+            <w:tcW w:w="3536" w:type="dxa"/>
             <w:hideMark/>
           </w:tcPr>
           <w:p>
@@ -5367,22 +5121,20 @@
               <w:rPr>
                 <w:bCs/>
               </w:rPr>
-              <w:t xml:space="preserve"> </w:t>
-            </w:r>
-            <w:proofErr w:type="gramStart"/>
+              <w:t xml:space="preserve"> las</w:t>
+            </w:r>
             <w:r>
               <w:rPr>
                 <w:bCs/>
               </w:rPr>
-              <w:t>las</w:t>
+              <w:t xml:space="preserve"> venta</w:t>
             </w:r>
             <w:r>
               <w:rPr>
                 <w:bCs/>
               </w:rPr>
-              <w:t xml:space="preserve"> venta</w:t>
-            </w:r>
-            <w:proofErr w:type="gramEnd"/>
+              <w:t>s</w:t>
+            </w:r>
           </w:p>
         </w:tc>
       </w:tr>
@@ -5393,7 +5145,7 @@
         </w:trPr>
         <w:tc>
           <w:tcPr>
-            <w:tcW w:w="2028" w:type="dxa"/>
+            <w:tcW w:w="2263" w:type="dxa"/>
             <w:hideMark/>
           </w:tcPr>
           <w:p>
@@ -5401,12 +5153,12 @@
               <w:pStyle w:val="TextoTablas"/>
               <w:spacing w:line="360" w:lineRule="auto"/>
               <w:rPr>
-                <w:b/>
+                <w:bCs/>
               </w:rPr>
             </w:pPr>
             <w:r>
               <w:rPr>
-                <w:b/>
+                <w:bCs/>
               </w:rPr>
               <w:t>Automatización de procesos</w:t>
             </w:r>
@@ -5414,7 +5166,7 @@
         </w:tc>
         <w:tc>
           <w:tcPr>
-            <w:tcW w:w="0" w:type="auto"/>
+            <w:tcW w:w="3402" w:type="dxa"/>
             <w:hideMark/>
           </w:tcPr>
           <w:p>
@@ -5435,7 +5187,7 @@
         </w:tc>
         <w:tc>
           <w:tcPr>
-            <w:tcW w:w="0" w:type="auto"/>
+            <w:tcW w:w="3536" w:type="dxa"/>
             <w:hideMark/>
           </w:tcPr>
           <w:p>
@@ -5496,7 +5248,7 @@
         <w:pStyle w:val="Ttulo2"/>
         <w:spacing w:line="360" w:lineRule="auto"/>
       </w:pPr>
-      <w:bookmarkStart w:id="9" w:name="_Toc243313745"/>
+      <w:bookmarkStart w:id="9" w:name="_Toc244077446"/>
       <w:r>
         <w:t>Ejemplos empresariales y estrategias</w:t>
       </w:r>
@@ -5513,6 +5265,24 @@
           <w:lang w:val="es-419" w:eastAsia="es-CO"/>
         </w:rPr>
         <w:t>La aplicación de IA en empresas de distintos sectores demuestra cómo la combinación de tecnología y talento humano mejora la atención al cliente, optimiza procesos y fortalece la fidelización.</w:t>
+      </w:r>
+    </w:p>
+    <w:p>
+      <w:pPr>
+        <w:rPr>
+          <w:b/>
+          <w:bCs/>
+          <w:lang w:val="es-419" w:eastAsia="es-CO"/>
+        </w:rPr>
+      </w:pPr>
+      <w:r>
+        <w:rPr>
+          <w:b/>
+          <w:bCs/>
+          <w:lang w:val="es-419" w:eastAsia="es-CO"/>
+        </w:rPr>
+        <w:lastRenderedPageBreak/>
+        <w:t>Ejemplos de empresas por sector</w:t>
       </w:r>
     </w:p>
     <w:p>
@@ -5520,22 +5290,47 @@
         <w:pStyle w:val="Prrafodelista"/>
         <w:numPr>
           <w:ilvl w:val="0"/>
-          <w:numId w:val="21"/>
+          <w:numId w:val="35"/>
         </w:numPr>
         <w:rPr>
+          <w:lang w:val="es-419" w:eastAsia="es-CO"/>
+        </w:rPr>
+      </w:pPr>
+      <w:r>
+        <w:rPr>
           <w:b/>
           <w:bCs/>
           <w:lang w:val="es-419" w:eastAsia="es-CO"/>
         </w:rPr>
-      </w:pPr>
-      <w:r>
-        <w:rPr>
-          <w:b/>
-          <w:bCs/>
-          <w:lang w:val="es-419" w:eastAsia="es-CO"/>
-        </w:rPr>
-        <w:lastRenderedPageBreak/>
-        <w:t>Ejemplos de empresas por sector</w:t>
+        <w:t>Sector bancario:</w:t>
+      </w:r>
+      <w:r>
+        <w:rPr>
+          <w:lang w:val="es-419" w:eastAsia="es-CO"/>
+        </w:rPr>
+        <w:t xml:space="preserve"> empresas como BBVA y Banco Santander utilizan </w:t>
+      </w:r>
+      <w:proofErr w:type="spellStart"/>
+      <w:r>
+        <w:rPr>
+          <w:rStyle w:val="Extranjerismo"/>
+          <w:lang w:val="es-419" w:eastAsia="es-CO"/>
+        </w:rPr>
+        <w:t>chatbots</w:t>
+      </w:r>
+      <w:proofErr w:type="spellEnd"/>
+      <w:r>
+        <w:rPr>
+          <w:rStyle w:val="Extranjerismo"/>
+          <w:lang w:val="es-419" w:eastAsia="es-CO"/>
+        </w:rPr>
+        <w:t xml:space="preserve"> </w:t>
+      </w:r>
+      <w:r>
+        <w:rPr>
+          <w:lang w:val="es-419" w:eastAsia="es-CO"/>
+        </w:rPr>
+        <w:t>inteligentes combinados con análisis de emociones. Esto permite identificar clientes frustrados o con problemas urgentes y priorizar su atención. Los casos complejos, como solicitudes de crédito especiales o reclamos por fraude, se derivan automáticamente a asesores humanos especializados, garantizando rapidez y calidad en el servicio.</w:t>
       </w:r>
     </w:p>
     <w:p>
@@ -5543,7 +5338,7 @@
         <w:pStyle w:val="Prrafodelista"/>
         <w:numPr>
           <w:ilvl w:val="0"/>
-          <w:numId w:val="27"/>
+          <w:numId w:val="34"/>
         </w:numPr>
         <w:rPr>
           <w:lang w:val="es-419" w:eastAsia="es-CO"/>
@@ -5555,35 +5350,13 @@
           <w:bCs/>
           <w:lang w:val="es-419" w:eastAsia="es-CO"/>
         </w:rPr>
-        <w:t>Sector bancario:</w:t>
-      </w:r>
-      <w:r>
-        <w:rPr>
-          <w:lang w:val="es-419" w:eastAsia="es-CO"/>
-        </w:rPr>
-        <w:t xml:space="preserve"> empresas como BBVA y Banco Santander utilizan </w:t>
-      </w:r>
-      <w:proofErr w:type="spellStart"/>
-      <w:r>
-        <w:rPr>
-          <w:rStyle w:val="Extranjerismo"/>
-          <w:lang w:val="es-419" w:eastAsia="es-CO"/>
-        </w:rPr>
-        <w:t>chatbots</w:t>
-      </w:r>
-      <w:proofErr w:type="spellEnd"/>
-      <w:r>
-        <w:rPr>
-          <w:rStyle w:val="Extranjerismo"/>
-          <w:lang w:val="es-419" w:eastAsia="es-CO"/>
-        </w:rPr>
-        <w:t xml:space="preserve"> </w:t>
-      </w:r>
-      <w:r>
-        <w:rPr>
-          <w:lang w:val="es-419" w:eastAsia="es-CO"/>
-        </w:rPr>
-        <w:t>inteligentes combinados con análisis de emociones. Esto permite identificar clientes frustrados o con problemas urgentes y priorizar su atención. Los casos complejos, como solicitudes de crédito especiales o reclamos por fraude, se derivan automáticamente a asesores humanos especializados, garantizando rapidez y calidad en el servicio.</w:t>
+        <w:t>Servicios públicos:</w:t>
+      </w:r>
+      <w:r>
+        <w:rPr>
+          <w:lang w:val="es-419" w:eastAsia="es-CO"/>
+        </w:rPr>
+        <w:t xml:space="preserve"> compañías como Acueducto de Bogotá y EPM aplican IA para automatizar respuestas a consultas frecuentes sobre facturación, cortes de servicio y trámites en línea. Cuando surgen quejas más complejas, el sistema deriva la información a personal capacitado, reduciendo tiempos de espera y evitando errores humanos.</w:t>
       </w:r>
     </w:p>
     <w:p>
@@ -5591,7 +5364,7 @@
         <w:pStyle w:val="Prrafodelista"/>
         <w:numPr>
           <w:ilvl w:val="0"/>
-          <w:numId w:val="27"/>
+          <w:numId w:val="34"/>
         </w:numPr>
         <w:rPr>
           <w:lang w:val="es-419" w:eastAsia="es-CO"/>
@@ -5599,17 +5372,44 @@
       </w:pPr>
       <w:r>
         <w:rPr>
+          <w:rStyle w:val="Extranjerismo"/>
           <w:b/>
           <w:bCs/>
-          <w:lang w:val="es-419" w:eastAsia="es-CO"/>
-        </w:rPr>
-        <w:t>Servicios públicos:</w:t>
-      </w:r>
-      <w:r>
-        <w:rPr>
-          <w:lang w:val="es-419" w:eastAsia="es-CO"/>
-        </w:rPr>
-        <w:t xml:space="preserve"> compañías como Acueducto de Bogotá y EPM aplican IA para automatizar respuestas a consultas frecuentes sobre facturación, cortes de servicio y trámites en línea. Cuando surgen quejas más complejas, el sistema deriva la información a personal capacitado, reduciendo tiempos de espera y evitando errores humanos.</w:t>
+          <w:lang w:val="es-419"/>
+        </w:rPr>
+        <w:t>E-</w:t>
+      </w:r>
+      <w:proofErr w:type="spellStart"/>
+      <w:r>
+        <w:rPr>
+          <w:rStyle w:val="Extranjerismo"/>
+          <w:b/>
+          <w:bCs/>
+          <w:lang w:val="es-419"/>
+        </w:rPr>
+        <w:t>commerce</w:t>
+      </w:r>
+      <w:proofErr w:type="spellEnd"/>
+      <w:r>
+        <w:rPr>
+          <w:rStyle w:val="Extranjerismo"/>
+          <w:b/>
+          <w:bCs/>
+          <w:lang w:val="es-419" w:eastAsia="es-CO"/>
+        </w:rPr>
+        <w:t xml:space="preserve">: </w:t>
+      </w:r>
+      <w:r>
+        <w:rPr>
+          <w:lang w:val="es-419"/>
+        </w:rPr>
+        <w:t>p</w:t>
+      </w:r>
+      <w:r>
+        <w:rPr>
+          <w:lang w:val="es-419" w:eastAsia="es-CO"/>
+        </w:rPr>
+        <w:t>lataformas como Amazon y Mercado Libre usan sistemas de recomendación que analizan el historial de compras y navegación de cada cliente. Esto permite sugerir productos, enviar recordatorios de ofertas y realizar seguimiento postventa. Gracias a esta personalización, los clientes reciben una experiencia adaptada, aumentando la fidelización y la probabilidad de recompra.</w:t>
       </w:r>
     </w:p>
     <w:p>
@@ -5617,7 +5417,7 @@
         <w:pStyle w:val="Prrafodelista"/>
         <w:numPr>
           <w:ilvl w:val="0"/>
-          <w:numId w:val="27"/>
+          <w:numId w:val="34"/>
         </w:numPr>
         <w:rPr>
           <w:lang w:val="es-419" w:eastAsia="es-CO"/>
@@ -5625,44 +5425,52 @@
       </w:pPr>
       <w:r>
         <w:rPr>
+          <w:b/>
+          <w:bCs/>
+          <w:lang w:val="es-419" w:eastAsia="es-CO"/>
+        </w:rPr>
+        <w:t>Telecomunicaciones:</w:t>
+      </w:r>
+      <w:r>
+        <w:rPr>
+          <w:lang w:val="es-419" w:eastAsia="es-CO"/>
+        </w:rPr>
+        <w:t xml:space="preserve"> empresas como Claro y Movistar implementan </w:t>
+      </w:r>
+      <w:proofErr w:type="spellStart"/>
+      <w:r>
+        <w:rPr>
           <w:rStyle w:val="Extranjerismo"/>
-          <w:b/>
-          <w:bCs/>
-          <w:lang w:val="es-419"/>
-        </w:rPr>
-        <w:t>E-</w:t>
-      </w:r>
-      <w:proofErr w:type="spellStart"/>
+          <w:lang w:val="es-419" w:eastAsia="es-CO"/>
+        </w:rPr>
+        <w:t>chatbots</w:t>
+      </w:r>
+      <w:proofErr w:type="spellEnd"/>
       <w:r>
         <w:rPr>
           <w:rStyle w:val="Extranjerismo"/>
-          <w:b/>
-          <w:bCs/>
-          <w:lang w:val="es-419"/>
-        </w:rPr>
-        <w:t>commerce</w:t>
-      </w:r>
-      <w:proofErr w:type="spellEnd"/>
-      <w:r>
-        <w:rPr>
-          <w:rStyle w:val="Extranjerismo"/>
-          <w:b/>
-          <w:bCs/>
-          <w:lang w:val="es-419" w:eastAsia="es-CO"/>
-        </w:rPr>
-        <w:t xml:space="preserve">: </w:t>
-      </w:r>
-      <w:r>
-        <w:rPr>
-          <w:lang w:val="es-419"/>
-        </w:rPr>
-        <w:t>p</w:t>
-      </w:r>
-      <w:r>
-        <w:rPr>
-          <w:lang w:val="es-419" w:eastAsia="es-CO"/>
-        </w:rPr>
-        <w:t>lataformas como Amazon y Mercado Libre usan sistemas de recomendación que analizan el historial de compras y navegación de cada cliente. Esto permite sugerir productos, enviar recordatorios de ofertas y realizar seguimiento postventa. Gracias a esta personalización, los clientes reciben una experiencia adaptada, aumentando la fidelización y la probabilidad de recompra.</w:t>
+          <w:lang w:val="es-419" w:eastAsia="es-CO"/>
+        </w:rPr>
+        <w:t xml:space="preserve"> </w:t>
+      </w:r>
+      <w:r>
+        <w:rPr>
+          <w:lang w:val="es-419" w:eastAsia="es-CO"/>
+        </w:rPr>
+        <w:t xml:space="preserve">multicanal capaces de responder preguntas sobre planes, facturación y servicios adicionales. Cuando se detectan consultas más específicas, como problemas técnicos o ajustes de contratos, la IA deriva la </w:t>
+      </w:r>
+      <w:r>
+        <w:rPr>
+          <w:lang w:val="es-419" w:eastAsia="es-CO"/>
+        </w:rPr>
+        <w:lastRenderedPageBreak/>
+        <w:t>interacción a agentes especializados, manteniendo la eficiencia sin sacrificar la atención personalizada</w:t>
+      </w:r>
+      <w:r>
+        <w:rPr>
+          <w:lang w:val="es-419" w:eastAsia="es-CO"/>
+        </w:rPr>
+        <w:t>.</w:t>
       </w:r>
     </w:p>
     <w:p>
@@ -5670,7 +5478,7 @@
         <w:pStyle w:val="Prrafodelista"/>
         <w:numPr>
           <w:ilvl w:val="0"/>
-          <w:numId w:val="27"/>
+          <w:numId w:val="34"/>
         </w:numPr>
         <w:rPr>
           <w:lang w:val="es-419" w:eastAsia="es-CO"/>
@@ -5682,48 +5490,55 @@
           <w:bCs/>
           <w:lang w:val="es-419" w:eastAsia="es-CO"/>
         </w:rPr>
-        <w:t>Telecomunicaciones:</w:t>
-      </w:r>
-      <w:r>
-        <w:rPr>
-          <w:lang w:val="es-419" w:eastAsia="es-CO"/>
-        </w:rPr>
-        <w:t xml:space="preserve"> empresas como Claro y Movistar implementan </w:t>
-      </w:r>
-      <w:proofErr w:type="spellStart"/>
-      <w:r>
-        <w:rPr>
-          <w:rStyle w:val="Extranjerismo"/>
-          <w:lang w:val="es-419" w:eastAsia="es-CO"/>
-        </w:rPr>
-        <w:t>chatbots</w:t>
-      </w:r>
-      <w:proofErr w:type="spellEnd"/>
-      <w:r>
-        <w:rPr>
-          <w:rStyle w:val="Extranjerismo"/>
-          <w:lang w:val="es-419" w:eastAsia="es-CO"/>
-        </w:rPr>
-        <w:t xml:space="preserve"> </w:t>
-      </w:r>
-      <w:r>
-        <w:rPr>
-          <w:lang w:val="es-419" w:eastAsia="es-CO"/>
-        </w:rPr>
-        <w:t xml:space="preserve">multicanal capaces de responder preguntas sobre planes, facturación y servicios adicionales. Cuando se detectan consultas más específicas, como problemas técnicos o ajustes de contratos, la IA deriva la </w:t>
-      </w:r>
-      <w:r>
-        <w:rPr>
-          <w:lang w:val="es-419" w:eastAsia="es-CO"/>
-        </w:rPr>
-        <w:lastRenderedPageBreak/>
-        <w:t>interacción a agentes especializados, manteniendo la eficiencia sin sacrificar la atención personalizada</w:t>
-      </w:r>
-      <w:r>
-        <w:rPr>
-          <w:lang w:val="es-419" w:eastAsia="es-CO"/>
-        </w:rPr>
-        <w:t>.</w:t>
+        <w:t>Salud digital:</w:t>
+      </w:r>
+      <w:r>
+        <w:rPr>
+          <w:lang w:val="es-419" w:eastAsia="es-CO"/>
+        </w:rPr>
+        <w:t xml:space="preserve"> instituciones como Salud Total EPS y Colsanitas utilizan IA para automatizar recordatorios de citas médicas, seguimiento de tratamientos y encuestas de satisfacción del paciente. Al analizar la información, pueden priorizar atención médica para pacientes con urgencias o que requieren seguimiento cercano, mejorando la experiencia y reduciendo la sobrecarga en los profesionales de la salud.</w:t>
+      </w:r>
+    </w:p>
+    <w:p>
+      <w:pPr>
+        <w:rPr>
+          <w:b/>
+          <w:bCs/>
+          <w:lang w:val="es-419" w:eastAsia="es-CO"/>
+        </w:rPr>
+      </w:pPr>
+      <w:r>
+        <w:rPr>
+          <w:b/>
+          <w:bCs/>
+          <w:lang w:val="es-419" w:eastAsia="es-CO"/>
+        </w:rPr>
+        <w:t>Estrategias recomendadas para aplicar IA</w:t>
+      </w:r>
+    </w:p>
+    <w:p>
+      <w:pPr>
+        <w:rPr>
+          <w:lang w:val="es-419" w:eastAsia="es-CO"/>
+        </w:rPr>
+      </w:pPr>
+      <w:r>
+        <w:rPr>
+          <w:lang w:val="es-419" w:eastAsia="es-CO"/>
+        </w:rPr>
+        <w:t xml:space="preserve">La aplicación de inteligencia artificial en la atención al cliente requiere estrategias que articulen tecnología, datos y participación humana de manera planificada. Su implementación debe orientarse a resolver necesidades reales, optimizar procesos, personalizar las interacciones y apoyar la toma de decisiones, garantizando al mismo tiempo la protección de los datos, la transparencia y el seguimiento de los resultados para fortalecer continuamente la experiencia del cliente. Entre los más comunes </w:t>
+      </w:r>
+      <w:r>
+        <w:rPr>
+          <w:lang w:val="es-419" w:eastAsia="es-CO"/>
+        </w:rPr>
+        <w:t>se encuentran</w:t>
+      </w:r>
+      <w:r>
+        <w:rPr>
+          <w:lang w:val="es-419" w:eastAsia="es-CO"/>
+        </w:rPr>
+        <w:t>:</w:t>
       </w:r>
     </w:p>
     <w:p>
@@ -5731,7 +5546,7 @@
         <w:pStyle w:val="Prrafodelista"/>
         <w:numPr>
           <w:ilvl w:val="0"/>
-          <w:numId w:val="27"/>
+          <w:numId w:val="36"/>
         </w:numPr>
         <w:rPr>
           <w:lang w:val="es-419" w:eastAsia="es-CO"/>
@@ -5743,27 +5558,13 @@
           <w:bCs/>
           <w:lang w:val="es-419" w:eastAsia="es-CO"/>
         </w:rPr>
-        <w:t>Salud digital:</w:t>
-      </w:r>
-      <w:r>
-        <w:rPr>
-          <w:lang w:val="es-419" w:eastAsia="es-CO"/>
-        </w:rPr>
-        <w:t xml:space="preserve"> instituciones como Salud Total EPS y Colsanitas utilizan IA para automatizar recordatorios de citas médicas, seguimiento de tratamientos y encuestas de satisfacción del paciente. Al analizar la información, pueden priorizar atención médica para pacientes con urgencias o que requieren seguimiento cercano, mejorando la experiencia y reduciendo la sobrecarga en los profesionales de la salud.</w:t>
-      </w:r>
-    </w:p>
-    <w:p>
-      <w:pPr>
-        <w:ind w:firstLine="708"/>
-        <w:rPr>
-          <w:lang w:val="es-419" w:eastAsia="es-CO"/>
-        </w:rPr>
-      </w:pPr>
-      <w:r>
-        <w:rPr>
-          <w:lang w:val="es-419" w:eastAsia="es-CO"/>
-        </w:rPr>
-        <w:t>Sitio web de Movistar Colombia con información de planes móviles, internet, televisión, promociones y acceso a atención al cliente en línea.</w:t>
+        <w:t>Integración de IA y talento humano:</w:t>
+      </w:r>
+      <w:r>
+        <w:rPr>
+          <w:lang w:val="es-419" w:eastAsia="es-CO"/>
+        </w:rPr>
+        <w:t xml:space="preserve"> la IA debe complementar al personal, no reemplazarlo. Los asesores humanos intervienen cuando los sistemas alcanzan límites, asegurando atención empática y decisiones complejas.</w:t>
       </w:r>
     </w:p>
     <w:p>
@@ -5771,48 +5572,25 @@
         <w:pStyle w:val="Prrafodelista"/>
         <w:numPr>
           <w:ilvl w:val="0"/>
-          <w:numId w:val="21"/>
+          <w:numId w:val="36"/>
         </w:numPr>
         <w:rPr>
+          <w:lang w:val="es-419" w:eastAsia="es-CO"/>
+        </w:rPr>
+      </w:pPr>
+      <w:r>
+        <w:rPr>
           <w:b/>
           <w:bCs/>
           <w:lang w:val="es-419" w:eastAsia="es-CO"/>
         </w:rPr>
-      </w:pPr>
-      <w:r>
-        <w:rPr>
-          <w:b/>
-          <w:bCs/>
-          <w:lang w:val="es-419" w:eastAsia="es-CO"/>
-        </w:rPr>
-        <w:t>Estrategias recomendadas para aplicar IA</w:t>
-      </w:r>
-    </w:p>
-    <w:p>
-      <w:pPr>
-        <w:pStyle w:val="Prrafodelista"/>
-        <w:ind w:firstLine="0"/>
-        <w:rPr>
-          <w:lang w:val="es-419" w:eastAsia="es-CO"/>
-        </w:rPr>
-      </w:pPr>
-      <w:r>
-        <w:rPr>
-          <w:lang w:val="es-419" w:eastAsia="es-CO"/>
-        </w:rPr>
-        <w:t xml:space="preserve">La aplicación de inteligencia artificial en la atención al cliente requiere estrategias que articulen tecnología, datos y participación humana de manera planificada. Su implementación debe orientarse a resolver necesidades reales, optimizar procesos, personalizar las interacciones y apoyar la toma de decisiones, garantizando al mismo tiempo la protección de los datos, la transparencia y el seguimiento de los resultados para fortalecer continuamente la experiencia del cliente. Entre los más comunes </w:t>
-      </w:r>
-      <w:r>
-        <w:rPr>
-          <w:lang w:val="es-419" w:eastAsia="es-CO"/>
-        </w:rPr>
-        <w:t>se encuentran</w:t>
-      </w:r>
-      <w:r>
-        <w:rPr>
-          <w:lang w:val="es-419" w:eastAsia="es-CO"/>
-        </w:rPr>
-        <w:t>:</w:t>
+        <w:t xml:space="preserve">Capacitación constante: </w:t>
+      </w:r>
+      <w:r>
+        <w:rPr>
+          <w:lang w:val="es-419" w:eastAsia="es-CO"/>
+        </w:rPr>
+        <w:t>el personal debe formarse en el manejo de herramientas de IA, interpretación de datos y protocolos de escalamiento. Esto asegura que la tecnología se use de manera eficiente y segura.</w:t>
       </w:r>
     </w:p>
     <w:p>
@@ -5820,7 +5598,7 @@
         <w:pStyle w:val="Prrafodelista"/>
         <w:numPr>
           <w:ilvl w:val="0"/>
-          <w:numId w:val="27"/>
+          <w:numId w:val="36"/>
         </w:numPr>
         <w:rPr>
           <w:lang w:val="es-419" w:eastAsia="es-CO"/>
@@ -5832,13 +5610,14 @@
           <w:bCs/>
           <w:lang w:val="es-419" w:eastAsia="es-CO"/>
         </w:rPr>
-        <w:t>Integración de IA y talento humano:</w:t>
-      </w:r>
-      <w:r>
-        <w:rPr>
-          <w:lang w:val="es-419" w:eastAsia="es-CO"/>
-        </w:rPr>
-        <w:t xml:space="preserve"> la IA debe complementar al personal, no reemplazarlo. Los asesores humanos intervienen cuando los sistemas alcanzan límites, asegurando atención empática y decisiones complejas.</w:t>
+        <w:lastRenderedPageBreak/>
+        <w:t>Monitoreo de indicadores:</w:t>
+      </w:r>
+      <w:r>
+        <w:rPr>
+          <w:lang w:val="es-419" w:eastAsia="es-CO"/>
+        </w:rPr>
+        <w:t xml:space="preserve"> es fundamental medir la eficiencia de los sistemas, tiempos de respuesta, satisfacción del cliente y resolución de casos. Esto permite identificar áreas de mejora y ajustar la estrategia en tiempo real.</w:t>
       </w:r>
     </w:p>
     <w:p>
@@ -5846,7 +5625,7 @@
         <w:pStyle w:val="Prrafodelista"/>
         <w:numPr>
           <w:ilvl w:val="0"/>
-          <w:numId w:val="27"/>
+          <w:numId w:val="36"/>
         </w:numPr>
         <w:rPr>
           <w:lang w:val="es-419" w:eastAsia="es-CO"/>
@@ -5858,14 +5637,13 @@
           <w:bCs/>
           <w:lang w:val="es-419" w:eastAsia="es-CO"/>
         </w:rPr>
-        <w:lastRenderedPageBreak/>
-        <w:t xml:space="preserve">Capacitación constante: </w:t>
-      </w:r>
-      <w:r>
-        <w:rPr>
-          <w:lang w:val="es-419" w:eastAsia="es-CO"/>
-        </w:rPr>
-        <w:t>el personal debe formarse en el manejo de herramientas de IA, interpretación de datos y protocolos de escalamiento. Esto asegura que la tecnología se use de manera eficiente y segura.</w:t>
+        <w:t>Ajustes iterativos:</w:t>
+      </w:r>
+      <w:r>
+        <w:rPr>
+          <w:lang w:val="es-419" w:eastAsia="es-CO"/>
+        </w:rPr>
+        <w:t xml:space="preserve"> los algoritmos y sistemas de IA deben optimizarse constantemente según resultados, retroalimentación de clientes y desempeño de los asesores. Esto garantiza que la tecnología evolucione con las necesidades del negocio y los clientes. </w:t>
       </w:r>
     </w:p>
     <w:p>
@@ -5873,7 +5651,7 @@
         <w:pStyle w:val="Prrafodelista"/>
         <w:numPr>
           <w:ilvl w:val="0"/>
-          <w:numId w:val="27"/>
+          <w:numId w:val="36"/>
         </w:numPr>
         <w:rPr>
           <w:lang w:val="es-419" w:eastAsia="es-CO"/>
@@ -5885,51 +5663,22 @@
           <w:bCs/>
           <w:lang w:val="es-419" w:eastAsia="es-CO"/>
         </w:rPr>
-        <w:t>Monitoreo de indicadores:</w:t>
-      </w:r>
-      <w:r>
-        <w:rPr>
-          <w:lang w:val="es-419" w:eastAsia="es-CO"/>
-        </w:rPr>
-        <w:t xml:space="preserve"> es fundamental medir la eficiencia de los sistemas, tiempos de respuesta, satisfacción del cliente y resolución de casos. Esto permite identificar áreas de mejora y ajustar la estrategia en tiempo real.</w:t>
-      </w:r>
-    </w:p>
-    <w:p>
-      <w:pPr>
-        <w:pStyle w:val="Prrafodelista"/>
-        <w:numPr>
-          <w:ilvl w:val="0"/>
-          <w:numId w:val="27"/>
-        </w:numPr>
-        <w:rPr>
-          <w:lang w:val="es-419" w:eastAsia="es-CO"/>
-        </w:rPr>
-      </w:pPr>
-      <w:r>
+        <w:t>Personalización progresiva:</w:t>
+      </w:r>
+      <w:r>
+        <w:rPr>
+          <w:lang w:val="es-419" w:eastAsia="es-CO"/>
+        </w:rPr>
+        <w:t xml:space="preserve"> analizar datos de clientes para ofrecer experiencias adaptadas, como recomendaciones de productos o mensajes personalizados, sin perder el contacto humano. Esto mejora la fidelización y la percepción positiva de la marca.</w:t>
+      </w:r>
+    </w:p>
+    <w:p>
+      <w:pPr>
         <w:rPr>
           <w:b/>
           <w:bCs/>
           <w:lang w:val="es-419" w:eastAsia="es-CO"/>
         </w:rPr>
-        <w:t>Ajustes iterativos:</w:t>
-      </w:r>
-      <w:r>
-        <w:rPr>
-          <w:lang w:val="es-419" w:eastAsia="es-CO"/>
-        </w:rPr>
-        <w:t xml:space="preserve"> los algoritmos y sistemas de IA deben optimizarse constantemente según resultados, retroalimentación de clientes y desempeño de los asesores. Esto garantiza que la tecnología evolucione con las necesidades del negocio y los clientes. </w:t>
-      </w:r>
-    </w:p>
-    <w:p>
-      <w:pPr>
-        <w:pStyle w:val="Prrafodelista"/>
-        <w:numPr>
-          <w:ilvl w:val="0"/>
-          <w:numId w:val="27"/>
-        </w:numPr>
-        <w:rPr>
-          <w:lang w:val="es-419" w:eastAsia="es-CO"/>
-        </w:rPr>
       </w:pPr>
       <w:r>
         <w:rPr>
@@ -5937,37 +5686,7 @@
           <w:bCs/>
           <w:lang w:val="es-419" w:eastAsia="es-CO"/>
         </w:rPr>
-        <w:t>Personalización progresiva:</w:t>
-      </w:r>
-      <w:r>
-        <w:rPr>
-          <w:lang w:val="es-419" w:eastAsia="es-CO"/>
-        </w:rPr>
-        <w:t xml:space="preserve"> analizar datos de clientes para ofrecer experiencias adaptadas, como recomendaciones de productos o mensajes personalizados, sin perder el contacto humano. Esto mejora la fidelización y la percepción positiva de la marca.</w:t>
-      </w:r>
-    </w:p>
-    <w:p>
-      <w:pPr>
-        <w:ind w:firstLine="0"/>
-        <w:rPr>
-          <w:b/>
-          <w:bCs/>
-          <w:lang w:val="es-419" w:eastAsia="es-CO"/>
-        </w:rPr>
-      </w:pPr>
-      <w:r>
-        <w:rPr>
-          <w:lang w:val="es-419" w:eastAsia="es-CO"/>
-        </w:rPr>
-        <w:t>Lectura sugerida.</w:t>
-      </w:r>
-      <w:r>
-        <w:rPr>
-          <w:b/>
-          <w:bCs/>
-          <w:lang w:val="es-419" w:eastAsia="es-CO"/>
-        </w:rPr>
-        <w:t xml:space="preserve"> Las 4 tendencias en inteligencia artificial capaces de aumentar la productividad de los equipos de </w:t>
+        <w:t xml:space="preserve">Las 4 tendencias en inteligencia artificial capaces de aumentar la productividad de los equipos de </w:t>
       </w:r>
       <w:r>
         <w:rPr>
@@ -5977,15 +5696,6 @@
           <w:lang w:val="es-419" w:eastAsia="es-CO"/>
         </w:rPr>
         <w:t>marketing</w:t>
-      </w:r>
-      <w:r>
-        <w:rPr>
-          <w:rStyle w:val="Extranjerismo"/>
-          <w:b/>
-          <w:bCs/>
-          <w:lang w:val="es-419"/>
-        </w:rPr>
-        <w:t>.</w:t>
       </w:r>
     </w:p>
     <w:p>
@@ -6009,6 +5719,21 @@
           <w:t>https://www.ituser.es/inteligencia-artificial/2024/12/las-4-tendencias-en-inteligencia-artificial-capaces-de-aumentar-la-productividad-de-los-equipos-de-marketing</w:t>
         </w:r>
       </w:hyperlink>
+    </w:p>
+    <w:p>
+      <w:pPr>
+        <w:spacing w:before="0" w:after="160" w:line="259" w:lineRule="auto"/>
+        <w:ind w:firstLine="0"/>
+        <w:rPr>
+          <w:lang w:val="es-419" w:eastAsia="es-CO"/>
+        </w:rPr>
+      </w:pPr>
+      <w:r>
+        <w:rPr>
+          <w:lang w:val="es-419" w:eastAsia="es-CO"/>
+        </w:rPr>
+        <w:br w:type="page"/>
+      </w:r>
     </w:p>
     <w:p>
       <w:pPr>
@@ -6498,7 +6223,7 @@
         <w:pStyle w:val="Ttulo1"/>
         <w:spacing w:line="360" w:lineRule="auto"/>
       </w:pPr>
-      <w:bookmarkStart w:id="11" w:name="_Toc243313746"/>
+      <w:bookmarkStart w:id="11" w:name="_Toc244077447"/>
       <w:r>
         <w:lastRenderedPageBreak/>
         <w:t>Integración de IA</w:t>
@@ -6523,7 +6248,7 @@
         <w:pStyle w:val="Ttulo2"/>
         <w:spacing w:line="360" w:lineRule="auto"/>
       </w:pPr>
-      <w:bookmarkStart w:id="12" w:name="_Toc243313747"/>
+      <w:bookmarkStart w:id="12" w:name="_Toc244077448"/>
       <w:r>
         <w:t>Estrategias de implementación</w:t>
       </w:r>
@@ -6636,12 +6361,12 @@
               <w:pStyle w:val="TextoTablas"/>
               <w:spacing w:line="360" w:lineRule="auto"/>
               <w:rPr>
-                <w:b/>
+                <w:bCs/>
               </w:rPr>
             </w:pPr>
             <w:r>
               <w:rPr>
-                <w:b/>
+                <w:bCs/>
               </w:rPr>
               <w:t>Implementación gradual</w:t>
             </w:r>
@@ -6704,12 +6429,12 @@
               <w:pStyle w:val="TextoTablas"/>
               <w:spacing w:line="360" w:lineRule="auto"/>
               <w:rPr>
-                <w:b/>
+                <w:bCs/>
               </w:rPr>
             </w:pPr>
             <w:r>
               <w:rPr>
-                <w:b/>
+                <w:bCs/>
               </w:rPr>
               <w:lastRenderedPageBreak/>
               <w:t>Personalización del sistema</w:t>
@@ -6789,12 +6514,12 @@
               <w:pStyle w:val="TextoTablas"/>
               <w:spacing w:line="360" w:lineRule="auto"/>
               <w:rPr>
-                <w:b/>
+                <w:bCs/>
               </w:rPr>
             </w:pPr>
             <w:r>
               <w:rPr>
-                <w:b/>
+                <w:bCs/>
               </w:rPr>
               <w:t>Capacitación continua</w:t>
             </w:r>
@@ -6857,12 +6582,12 @@
               <w:pStyle w:val="TextoTablas"/>
               <w:spacing w:line="360" w:lineRule="auto"/>
               <w:rPr>
-                <w:b/>
+                <w:bCs/>
               </w:rPr>
             </w:pPr>
             <w:r>
               <w:rPr>
-                <w:b/>
+                <w:bCs/>
               </w:rPr>
               <w:t>Monitoreo y retroalimentación</w:t>
             </w:r>
@@ -6926,12 +6651,12 @@
               <w:pStyle w:val="TextoTablas"/>
               <w:spacing w:line="360" w:lineRule="auto"/>
               <w:rPr>
-                <w:b/>
+                <w:bCs/>
               </w:rPr>
             </w:pPr>
             <w:r>
               <w:rPr>
-                <w:b/>
+                <w:bCs/>
               </w:rPr>
               <w:t>Integración con sistemas existentes</w:t>
             </w:r>
@@ -6983,6 +6708,46 @@
     </w:tbl>
     <w:p>
       <w:pPr>
+        <w:ind w:firstLine="0"/>
+        <w:rPr>
+          <w:lang w:val="es-419" w:eastAsia="es-CO"/>
+        </w:rPr>
+      </w:pPr>
+      <w:r>
+        <w:rPr>
+          <w:lang w:val="es-419" w:eastAsia="es-CO"/>
+        </w:rPr>
+        <w:t>Nota</w:t>
+      </w:r>
+      <w:r>
+        <w:rPr>
+          <w:b/>
+          <w:bCs/>
+          <w:lang w:val="es-419" w:eastAsia="es-CO"/>
+        </w:rPr>
+        <w:t>.</w:t>
+      </w:r>
+      <w:r>
+        <w:rPr>
+          <w:lang w:val="es-419" w:eastAsia="es-CO"/>
+        </w:rPr>
+        <w:t xml:space="preserve"> </w:t>
+      </w:r>
+      <w:r>
+        <w:rPr>
+          <w:lang w:val="es-419" w:eastAsia="es-CO"/>
+        </w:rPr>
+        <w:t xml:space="preserve">Adaptado de </w:t>
+      </w:r>
+      <w:r>
+        <w:rPr>
+          <w:lang w:val="es-419" w:eastAsia="es-CO"/>
+        </w:rPr>
+        <w:t>Marr, B., (2020).</w:t>
+      </w:r>
+    </w:p>
+    <w:p>
+      <w:pPr>
         <w:ind w:firstLine="708"/>
         <w:rPr>
           <w:lang w:val="es-419" w:eastAsia="es-CO"/>
@@ -6990,40 +6755,6 @@
       </w:pPr>
       <w:r>
         <w:rPr>
-          <w:b/>
-          <w:bCs/>
-          <w:lang w:val="es-419" w:eastAsia="es-CO"/>
-        </w:rPr>
-        <w:t>Nota.</w:t>
-      </w:r>
-      <w:r>
-        <w:rPr>
-          <w:lang w:val="es-419" w:eastAsia="es-CO"/>
-        </w:rPr>
-        <w:t xml:space="preserve"> </w:t>
-      </w:r>
-      <w:r>
-        <w:rPr>
-          <w:lang w:val="es-419" w:eastAsia="es-CO"/>
-        </w:rPr>
-        <w:t xml:space="preserve">Adaptado de </w:t>
-      </w:r>
-      <w:r>
-        <w:rPr>
-          <w:lang w:val="es-419" w:eastAsia="es-CO"/>
-        </w:rPr>
-        <w:t>Marr, B., (2020).</w:t>
-      </w:r>
-    </w:p>
-    <w:p>
-      <w:pPr>
-        <w:ind w:firstLine="708"/>
-        <w:rPr>
-          <w:lang w:val="es-419" w:eastAsia="es-CO"/>
-        </w:rPr>
-      </w:pPr>
-      <w:r>
-        <w:rPr>
           <w:lang w:val="es-419" w:eastAsia="es-CO"/>
         </w:rPr>
         <w:t xml:space="preserve">Una empresa de telecomunicaciones implementa primero un </w:t>
@@ -7048,12 +6779,12 @@
       <w:pPr>
         <w:pStyle w:val="Ttulo2"/>
       </w:pPr>
-      <w:bookmarkStart w:id="13" w:name="_Toc243313748"/>
-      <w:bookmarkStart w:id="14" w:name="_Toc242263418"/>
+      <w:bookmarkStart w:id="13" w:name="_Toc242263418"/>
+      <w:bookmarkStart w:id="14" w:name="_Toc244077449"/>
       <w:r>
         <w:t>Capacitación y gestión del cambio</w:t>
       </w:r>
-      <w:bookmarkEnd w:id="13"/>
+      <w:bookmarkEnd w:id="14"/>
     </w:p>
     <w:p>
       <w:pPr>
@@ -7154,13 +6885,14 @@
           <w:ilvl w:val="0"/>
           <w:numId w:val="0"/>
         </w:numPr>
+        <w:jc w:val="center"/>
       </w:pPr>
       <w:r>
         <w:rPr>
           <w:noProof/>
         </w:rPr>
         <w:drawing>
-          <wp:inline distT="0" distB="0" distL="0" distR="0" wp14:anchorId="7CB9B949" wp14:editId="6C97D947">
+          <wp:inline distT="0" distB="0" distL="0" distR="0" wp14:anchorId="7CB9B949" wp14:editId="37CD03A5">
             <wp:extent cx="5040000" cy="2347200"/>
             <wp:effectExtent l="0" t="0" r="8255" b="0"/>
             <wp:docPr id="1" name="Imagen 1" descr="La figura presenta los principales elementos que deben considerarse para facilitar la capacitación y la gestión del cambio durante la incorporación de inteligencia artificial en los procesos de atención al cliente. Integra aspectos relacionados con la planificación, formación del personal, uso responsable de la información, participación humana, seguimiento del desempeño y fortalecimiento de habilidades. Además, destaca la importancia de comunicar los cambios y acompañar a los colaboradores para favorecer una adopción adecuada de las nuevas tecnologías."/>
@@ -7310,8 +7042,8 @@
       <w:pPr>
         <w:pStyle w:val="Ttulo2"/>
       </w:pPr>
-      <w:bookmarkStart w:id="15" w:name="_Toc243313749"/>
-      <w:bookmarkEnd w:id="14"/>
+      <w:bookmarkStart w:id="15" w:name="_Toc244077450"/>
+      <w:bookmarkEnd w:id="13"/>
       <w:r>
         <w:lastRenderedPageBreak/>
         <w:t>Medición y optimización</w:t>
@@ -7336,7 +7068,7 @@
         <w:pStyle w:val="Prrafodelista"/>
         <w:numPr>
           <w:ilvl w:val="0"/>
-          <w:numId w:val="6"/>
+          <w:numId w:val="37"/>
         </w:numPr>
         <w:rPr>
           <w:lang w:val="es-419" w:eastAsia="es-CO"/>
@@ -7368,22 +7100,12 @@
         <w:rPr>
           <w:lang w:val="es-419" w:eastAsia="es-CO"/>
         </w:rPr>
-        <w:t>m</w:t>
-      </w:r>
-      <w:r>
-        <w:rPr>
-          <w:lang w:val="es-419" w:eastAsia="es-CO"/>
-        </w:rPr>
-        <w:t>ide el tiempo promedio transcurrido desde que el cliente realiza una solicitud hasta que recibe una primera respuesta.</w:t>
-      </w:r>
-    </w:p>
-    <w:p>
-      <w:pPr>
-        <w:pStyle w:val="Prrafodelista"/>
-        <w:numPr>
-          <w:ilvl w:val="1"/>
-          <w:numId w:val="6"/>
-        </w:numPr>
+        <w:t>mide el tiempo promedio transcurrido desde que el cliente realiza una solicitud hasta que recibe una primera respuesta.</w:t>
+      </w:r>
+    </w:p>
+    <w:p>
+      <w:pPr>
+        <w:ind w:left="1416" w:firstLine="1"/>
         <w:rPr>
           <w:lang w:val="es-419" w:eastAsia="es-CO"/>
         </w:rPr>
@@ -7408,7 +7130,7 @@
         <w:pStyle w:val="Prrafodelista"/>
         <w:numPr>
           <w:ilvl w:val="0"/>
-          <w:numId w:val="6"/>
+          <w:numId w:val="37"/>
         </w:numPr>
         <w:rPr>
           <w:lang w:val="es-419" w:eastAsia="es-CO"/>
@@ -7420,15 +7142,7 @@
           <w:bCs/>
           <w:lang w:val="es-419" w:eastAsia="es-CO"/>
         </w:rPr>
-        <w:t>Nivel de satisfacción del cliente (NPS, encuestas</w:t>
-      </w:r>
-      <w:r>
-        <w:rPr>
-          <w:b/>
-          <w:bCs/>
-          <w:lang w:val="es-419" w:eastAsia="es-CO"/>
-        </w:rPr>
-        <w:t>):</w:t>
+        <w:t>Nivel de satisfacción del cliente (NPS, encuestas):</w:t>
       </w:r>
       <w:r>
         <w:t xml:space="preserve"> </w:t>
@@ -7442,11 +7156,7 @@
     </w:p>
     <w:p>
       <w:pPr>
-        <w:pStyle w:val="Prrafodelista"/>
-        <w:numPr>
-          <w:ilvl w:val="1"/>
-          <w:numId w:val="6"/>
-        </w:numPr>
+        <w:ind w:left="1416" w:firstLine="1"/>
         <w:rPr>
           <w:lang w:val="es-419" w:eastAsia="es-CO"/>
         </w:rPr>
@@ -7471,7 +7181,7 @@
         <w:pStyle w:val="Prrafodelista"/>
         <w:numPr>
           <w:ilvl w:val="0"/>
-          <w:numId w:val="6"/>
+          <w:numId w:val="37"/>
         </w:numPr>
         <w:rPr>
           <w:lang w:val="es-419" w:eastAsia="es-CO"/>
@@ -7503,22 +7213,12 @@
         <w:rPr>
           <w:lang w:val="es-419" w:eastAsia="es-CO"/>
         </w:rPr>
-        <w:t>c</w:t>
-      </w:r>
-      <w:r>
-        <w:rPr>
-          <w:lang w:val="es-419" w:eastAsia="es-CO"/>
-        </w:rPr>
-        <w:t>uantifica las solicitudes que la IA atiende y soluciona satisfactoriamente sin requerir la intervención de un asesor humano.</w:t>
-      </w:r>
-    </w:p>
-    <w:p>
-      <w:pPr>
-        <w:pStyle w:val="Prrafodelista"/>
-        <w:numPr>
-          <w:ilvl w:val="1"/>
-          <w:numId w:val="6"/>
-        </w:numPr>
+        <w:t>cuantifica las solicitudes que la IA atiende y soluciona satisfactoriamente sin requerir la intervención de un asesor humano.</w:t>
+      </w:r>
+    </w:p>
+    <w:p>
+      <w:pPr>
+        <w:ind w:left="1416" w:firstLine="1"/>
         <w:rPr>
           <w:lang w:val="es-419" w:eastAsia="es-CO"/>
         </w:rPr>
@@ -7529,6 +7229,7 @@
           <w:bCs/>
           <w:lang w:val="es-419" w:eastAsia="es-CO"/>
         </w:rPr>
+        <w:lastRenderedPageBreak/>
         <w:t>Ejemplo:</w:t>
       </w:r>
       <w:r>
@@ -7543,7 +7244,7 @@
         <w:pStyle w:val="Prrafodelista"/>
         <w:numPr>
           <w:ilvl w:val="0"/>
-          <w:numId w:val="6"/>
+          <w:numId w:val="37"/>
         </w:numPr>
         <w:rPr>
           <w:lang w:val="es-419"/>
@@ -7555,7 +7256,6 @@
           <w:bCs/>
           <w:lang w:val="es-419" w:eastAsia="es-CO"/>
         </w:rPr>
-        <w:lastRenderedPageBreak/>
         <w:t>Eficiencia en la resolución de quejas</w:t>
       </w:r>
       <w:r>
@@ -7577,22 +7277,12 @@
         <w:rPr>
           <w:lang w:val="es-419" w:eastAsia="es-CO"/>
         </w:rPr>
-        <w:t>e</w:t>
-      </w:r>
-      <w:r>
-        <w:rPr>
-          <w:lang w:val="es-419" w:eastAsia="es-CO"/>
-        </w:rPr>
-        <w:t>valúa la capacidad del proceso para solucionar quejas de manera oportuna y efectiva, considerando aspectos como tiempo, casos resueltos y necesidad de escalamiento.</w:t>
-      </w:r>
-    </w:p>
-    <w:p>
-      <w:pPr>
-        <w:pStyle w:val="Prrafodelista"/>
-        <w:numPr>
-          <w:ilvl w:val="1"/>
-          <w:numId w:val="6"/>
-        </w:numPr>
+        <w:t>evalúa la capacidad del proceso para solucionar quejas de manera oportuna y efectiva, considerando aspectos como tiempo, casos resueltos y necesidad de escalamiento.</w:t>
+      </w:r>
+    </w:p>
+    <w:p>
+      <w:pPr>
+        <w:ind w:left="1416" w:firstLine="1"/>
         <w:rPr>
           <w:lang w:val="es-419"/>
         </w:rPr>
@@ -7720,16 +7410,8 @@
             <w:pPr>
               <w:pStyle w:val="TextoTablas"/>
               <w:spacing w:line="360" w:lineRule="auto"/>
-              <w:rPr>
-                <w:b/>
-                <w:bCs/>
-              </w:rPr>
             </w:pPr>
             <w:r>
-              <w:rPr>
-                <w:b/>
-                <w:bCs/>
-              </w:rPr>
               <w:t>Tiempo de respuesta</w:t>
             </w:r>
           </w:p>
@@ -7781,16 +7463,8 @@
             <w:pPr>
               <w:pStyle w:val="TextoTablas"/>
               <w:spacing w:line="360" w:lineRule="auto"/>
-              <w:rPr>
-                <w:b/>
-                <w:bCs/>
-              </w:rPr>
             </w:pPr>
             <w:r>
-              <w:rPr>
-                <w:b/>
-                <w:bCs/>
-              </w:rPr>
               <w:t>Satisfacción del cliente</w:t>
             </w:r>
           </w:p>
@@ -7845,16 +7519,9 @@
             <w:pPr>
               <w:pStyle w:val="TextoTablas"/>
               <w:spacing w:line="360" w:lineRule="auto"/>
-              <w:rPr>
-                <w:b/>
-                <w:bCs/>
-              </w:rPr>
             </w:pPr>
             <w:r>
-              <w:rPr>
-                <w:b/>
-                <w:bCs/>
-              </w:rPr>
+              <w:lastRenderedPageBreak/>
               <w:t>Resoluciones por IA</w:t>
             </w:r>
           </w:p>
@@ -7912,17 +7579,8 @@
             <w:pPr>
               <w:pStyle w:val="TextoTablas"/>
               <w:spacing w:line="360" w:lineRule="auto"/>
-              <w:rPr>
-                <w:b/>
-                <w:bCs/>
-              </w:rPr>
             </w:pPr>
             <w:r>
-              <w:rPr>
-                <w:b/>
-                <w:bCs/>
-              </w:rPr>
-              <w:lastRenderedPageBreak/>
               <w:t>Escalamiento a humanos</w:t>
             </w:r>
           </w:p>
@@ -7977,16 +7635,8 @@
             <w:pPr>
               <w:pStyle w:val="TextoTablas"/>
               <w:spacing w:line="360" w:lineRule="auto"/>
-              <w:rPr>
-                <w:b/>
-                <w:bCs/>
-              </w:rPr>
             </w:pPr>
             <w:r>
-              <w:rPr>
-                <w:b/>
-                <w:bCs/>
-              </w:rPr>
               <w:t>Procesos internos</w:t>
             </w:r>
           </w:p>
@@ -8031,17 +7681,24 @@
     </w:tbl>
     <w:p>
       <w:pPr>
-        <w:rPr>
-          <w:lang w:val="es-419" w:eastAsia="es-CO"/>
-        </w:rPr>
-      </w:pPr>
+        <w:ind w:firstLine="0"/>
+        <w:rPr>
+          <w:lang w:val="es-419" w:eastAsia="es-CO"/>
+        </w:rPr>
+      </w:pPr>
+      <w:r>
+        <w:rPr>
+          <w:lang w:val="es-419" w:eastAsia="es-CO"/>
+        </w:rPr>
+        <w:t>Nota</w:t>
+      </w:r>
       <w:r>
         <w:rPr>
           <w:b/>
           <w:bCs/>
           <w:lang w:val="es-419" w:eastAsia="es-CO"/>
         </w:rPr>
-        <w:t>Nota.</w:t>
+        <w:t>.</w:t>
       </w:r>
       <w:r>
         <w:rPr>
@@ -8130,7 +7787,6 @@
     </w:p>
     <w:p>
       <w:pPr>
-        <w:ind w:firstLine="0"/>
         <w:rPr>
           <w:b/>
           <w:bCs/>
@@ -8143,7 +7799,23 @@
           <w:bCs/>
           <w:lang w:val="es-419" w:eastAsia="es-CO"/>
         </w:rPr>
-        <w:t>Integración de IA en el trabajo: claves para una convergencia Humano-IA exitosa</w:t>
+        <w:t xml:space="preserve">Integración de IA en el trabajo: claves para una convergencia </w:t>
+      </w:r>
+      <w:r>
+        <w:rPr>
+          <w:b/>
+          <w:bCs/>
+          <w:lang w:val="es-419" w:eastAsia="es-CO"/>
+        </w:rPr>
+        <w:t>h</w:t>
+      </w:r>
+      <w:r>
+        <w:rPr>
+          <w:b/>
+          <w:bCs/>
+          <w:lang w:val="es-419" w:eastAsia="es-CO"/>
+        </w:rPr>
+        <w:t>umano-IA exitosa</w:t>
       </w:r>
     </w:p>
     <w:p>
@@ -8728,7 +8400,7 @@
           <w:u w:val="single"/>
         </w:rPr>
       </w:pPr>
-      <w:bookmarkStart w:id="17" w:name="_Toc243313750"/>
+      <w:bookmarkStart w:id="17" w:name="_Toc244077451"/>
       <w:r>
         <w:lastRenderedPageBreak/>
         <w:t>Síntesis</w:t>
@@ -8783,18 +8455,30 @@
           <w:lang w:val="es-419"/>
         </w:rPr>
       </w:pPr>
-      <w:r>
+    </w:p>
+    <w:p>
+      <w:pPr>
+        <w:ind w:firstLine="0"/>
+        <w:jc w:val="center"/>
         <w:rPr>
           <w:bCs/>
           <w:noProof/>
           <w:szCs w:val="28"/>
           <w:lang w:val="es-419"/>
         </w:rPr>
+      </w:pPr>
+      <w:r>
+        <w:rPr>
+          <w:bCs/>
+          <w:noProof/>
+          <w:szCs w:val="28"/>
+          <w:lang w:val="es-419"/>
+        </w:rPr>
         <w:drawing>
-          <wp:inline distT="0" distB="0" distL="0" distR="0" wp14:anchorId="69E641F3" wp14:editId="7AF14A16">
-            <wp:extent cx="4680000" cy="2242800"/>
-            <wp:effectExtent l="0" t="0" r="6350" b="5715"/>
-            <wp:docPr id="7" name="Gráfico 7" descr="La figura presenta la estructura temática del componente formativo Estrategias de atención al cliente con IA, organizada en áreas que integran la experiencia del cliente, la gestión de situaciones complejas, el uso ético de la información, las tendencias tecnológicas y la implementación de inteligencia artificial. En conjunto, muestra cómo estos elementos se articulan para personalizar la atención, fortalecer la satisfacción, apoyar la resolución de problemas y promover la mejora continua de los procesos de servicio. "/>
+          <wp:inline distT="0" distB="0" distL="0" distR="0" wp14:anchorId="33B20BC7" wp14:editId="71218587">
+            <wp:extent cx="5890161" cy="2383353"/>
+            <wp:effectExtent l="0" t="0" r="0" b="0"/>
+            <wp:docPr id="260684596" name="Gráfico 3" descr="La figura presenta la estructura temática del componente formativo Estrategias de atención al cliente con IA, organizada en áreas que integran la experiencia del cliente, la gestión de situaciones complejas, el uso ético de la información, las tendencias tecnológicas y la implementación de inteligencia artificial. En conjunto, muestra cómo estos elementos se articulan para personalizar la atención, fortalecer la satisfacción, apoyar la resolución de problemas y promover la mejora continua de los procesos de servicio."/>
             <wp:cNvGraphicFramePr>
               <a:graphicFrameLocks xmlns:a="http://schemas.openxmlformats.org/drawingml/2006/main" noChangeAspect="1"/>
             </wp:cNvGraphicFramePr>
@@ -8802,39 +8486,29 @@
               <a:graphicData uri="http://schemas.openxmlformats.org/drawingml/2006/picture">
                 <pic:pic xmlns:pic="http://schemas.openxmlformats.org/drawingml/2006/picture">
                   <pic:nvPicPr>
-                    <pic:cNvPr id="7" name="Gráfico 7" descr="La figura presenta la estructura temática del componente formativo Estrategias de atención al cliente con IA, organizada en áreas que integran la experiencia del cliente, la gestión de situaciones complejas, el uso ético de la información, las tendencias tecnológicas y la implementación de inteligencia artificial. En conjunto, muestra cómo estos elementos se articulan para personalizar la atención, fortalecer la satisfacción, apoyar la resolución de problemas y promover la mejora continua de los procesos de servicio. "/>
+                    <pic:cNvPr id="260684596" name="Gráfico 3" descr="La figura presenta la estructura temática del componente formativo Estrategias de atención al cliente con IA, organizada en áreas que integran la experiencia del cliente, la gestión de situaciones complejas, el uso ético de la información, las tendencias tecnológicas y la implementación de inteligencia artificial. En conjunto, muestra cómo estos elementos se articulan para personalizar la atención, fortalecer la satisfacción, apoyar la resolución de problemas y promover la mejora continua de los procesos de servicio."/>
                     <pic:cNvPicPr/>
                   </pic:nvPicPr>
-                  <pic:blipFill rotWithShape="1">
-                    <a:blip r:embed="rId21" cstate="print">
+                  <pic:blipFill>
+                    <a:blip r:embed="rId21">
                       <a:extLst>
-                        <a:ext uri="{28A0092B-C50C-407E-A947-70E740481C1C}">
-                          <a14:useLocalDpi xmlns:a14="http://schemas.microsoft.com/office/drawing/2010/main" val="0"/>
-                        </a:ext>
                         <a:ext uri="{96DAC541-7B7A-43D3-8B79-37D633B846F1}">
                           <asvg:svgBlip xmlns:asvg="http://schemas.microsoft.com/office/drawing/2016/SVG/main" r:embed="rId22"/>
                         </a:ext>
                       </a:extLst>
                     </a:blip>
-                    <a:srcRect l="12184" t="39332" r="8092" b="6371"/>
-                    <a:stretch/>
+                    <a:stretch>
+                      <a:fillRect/>
+                    </a:stretch>
                   </pic:blipFill>
-                  <pic:spPr bwMode="auto">
+                  <pic:spPr>
                     <a:xfrm>
                       <a:off x="0" y="0"/>
-                      <a:ext cx="4680000" cy="2242800"/>
+                      <a:ext cx="5894748" cy="2385209"/>
                     </a:xfrm>
                     <a:prstGeom prst="rect">
                       <a:avLst/>
                     </a:prstGeom>
-                    <a:ln>
-                      <a:noFill/>
-                    </a:ln>
-                    <a:extLst>
-                      <a:ext uri="{53640926-AAD7-44D8-BBD7-CCE9431645EC}">
-                        <a14:shadowObscured xmlns:a14="http://schemas.microsoft.com/office/drawing/2010/main"/>
-                      </a:ext>
-                    </a:extLst>
                   </pic:spPr>
                 </pic:pic>
               </a:graphicData>
@@ -8864,7 +8538,7 @@
       <w:pPr>
         <w:pStyle w:val="Titulosgenerales"/>
       </w:pPr>
-      <w:bookmarkStart w:id="18" w:name="_Toc243313751"/>
+      <w:bookmarkStart w:id="18" w:name="_Toc244077452"/>
       <w:r>
         <w:lastRenderedPageBreak/>
         <w:t>Glosario</w:t>
@@ -9932,7 +9606,7 @@
       <w:pPr>
         <w:pStyle w:val="Titulosgenerales"/>
       </w:pPr>
-      <w:bookmarkStart w:id="19" w:name="_Toc243313752"/>
+      <w:bookmarkStart w:id="19" w:name="_Toc244077453"/>
       <w:r>
         <w:lastRenderedPageBreak/>
         <w:t>Referencias bibliográficas</w:t>
@@ -9982,19 +9656,11 @@
           <w:lang w:val="es-419"/>
         </w:rPr>
       </w:pPr>
-      <w:proofErr w:type="spellStart"/>
-      <w:r>
-        <w:rPr>
-          <w:lang w:val="es-419"/>
-        </w:rPr>
-        <w:t>Adamssen</w:t>
-      </w:r>
-      <w:proofErr w:type="spellEnd"/>
-      <w:r>
-        <w:rPr>
-          <w:lang w:val="es-419"/>
-        </w:rPr>
-        <w:t xml:space="preserve">, J. (2020). Inteligencia artificial: aprender sobre </w:t>
+      <w:r>
+        <w:rPr>
+          <w:lang w:val="es-419"/>
+        </w:rPr>
+        <w:t xml:space="preserve">Adamssen, J. (2020). Inteligencia artificial: aprender sobre </w:t>
       </w:r>
       <w:proofErr w:type="spellStart"/>
       <w:r>
@@ -10197,7 +9863,7 @@
       <w:pPr>
         <w:pStyle w:val="Titulosgenerales"/>
       </w:pPr>
-      <w:bookmarkStart w:id="20" w:name="_Toc243313753"/>
+      <w:bookmarkStart w:id="20" w:name="_Toc244077454"/>
       <w:r>
         <w:lastRenderedPageBreak/>
         <w:t>Créditos</w:t>
@@ -10341,7 +10007,13 @@
               <w:spacing w:line="360" w:lineRule="auto"/>
             </w:pPr>
             <w:r>
-              <w:t xml:space="preserve">Miguel De Jesús Paredes Maestre </w:t>
+              <w:t xml:space="preserve">Miguel </w:t>
+            </w:r>
+            <w:r>
+              <w:t>d</w:t>
+            </w:r>
+            <w:r>
+              <w:t xml:space="preserve">e Jesús Paredes Maestre </w:t>
             </w:r>
           </w:p>
         </w:tc>
@@ -10393,12 +10065,6 @@
               <w:pStyle w:val="TextoTablas"/>
               <w:spacing w:line="360" w:lineRule="auto"/>
             </w:pPr>
-          </w:p>
-          <w:p>
-            <w:pPr>
-              <w:pStyle w:val="TextoTablas"/>
-              <w:spacing w:line="360" w:lineRule="auto"/>
-            </w:pPr>
             <w:r>
               <w:t>Mario Morales Cabrera</w:t>
             </w:r>
@@ -10462,15 +10128,7 @@
               <w:spacing w:line="360" w:lineRule="auto"/>
             </w:pPr>
             <w:r>
-              <w:t>Jair Coll </w:t>
-            </w:r>
-            <w:proofErr w:type="spellStart"/>
-            <w:r>
-              <w:t>Gallardo</w:t>
-            </w:r>
-            <w:proofErr w:type="spellEnd"/>
-            <w:r>
-              <w:t> </w:t>
+              <w:t>Jair Coll Gallardo </w:t>
             </w:r>
           </w:p>
         </w:tc>
@@ -10534,12 +10192,6 @@
               <w:pStyle w:val="TextoTablas"/>
               <w:spacing w:line="360" w:lineRule="auto"/>
             </w:pPr>
-          </w:p>
-          <w:p>
-            <w:pPr>
-              <w:pStyle w:val="TextoTablas"/>
-              <w:spacing w:line="360" w:lineRule="auto"/>
-            </w:pPr>
             <w:r>
               <w:t>Andrés Felipe Herrera Roldan</w:t>
             </w:r>
@@ -10701,7 +10353,6 @@
               <w:spacing w:line="360" w:lineRule="auto"/>
             </w:pPr>
             <w:r>
-              <w:lastRenderedPageBreak/>
               <w:t>Nelson Iván Vera Briceño</w:t>
             </w:r>
           </w:p>
@@ -10752,15 +10403,8 @@
               <w:spacing w:line="360" w:lineRule="auto"/>
             </w:pPr>
             <w:r>
-              <w:t xml:space="preserve">Luz </w:t>
-            </w:r>
-            <w:proofErr w:type="spellStart"/>
-            <w:r>
-              <w:t>Karime</w:t>
-            </w:r>
-            <w:proofErr w:type="spellEnd"/>
-            <w:r>
-              <w:t xml:space="preserve"> Amaya Cabra</w:t>
+              <w:lastRenderedPageBreak/>
+              <w:t>Luz Karime Amaya Cabra</w:t>
             </w:r>
           </w:p>
         </w:tc>
@@ -10806,13 +10450,8 @@
               <w:pStyle w:val="TextoTablas"/>
               <w:spacing w:line="360" w:lineRule="auto"/>
             </w:pPr>
-            <w:proofErr w:type="spellStart"/>
-            <w:r>
-              <w:t>Karine</w:t>
-            </w:r>
-            <w:proofErr w:type="spellEnd"/>
-            <w:r>
-              <w:t xml:space="preserve"> Isabel Ospino Fritz</w:t>
+            <w:r>
+              <w:t>Karine Isabel Ospino Fritz</w:t>
             </w:r>
           </w:p>
         </w:tc>
@@ -10983,7 +10622,7 @@
 </file>
 
 <file path=word/endnotes.xml><?xml version="1.0" encoding="utf-8"?>
-<w:endnotes xmlns:wpc="http://schemas.microsoft.com/office/word/2010/wordprocessingCanvas" xmlns:cx="http://schemas.microsoft.com/office/drawing/2014/chartex" xmlns:cx1="http://schemas.microsoft.com/office/drawing/2015/9/8/chartex" xmlns:cx2="http://schemas.microsoft.com/office/drawing/2015/10/21/chartex" xmlns:cx3="http://schemas.microsoft.com/office/drawing/2016/5/9/chartex" xmlns:cx4="http://schemas.microsoft.com/office/drawing/2016/5/10/chartex" xmlns:cx5="http://schemas.microsoft.com/office/drawing/2016/5/11/chartex" xmlns:cx6="http://schemas.microsoft.com/office/drawing/2016/5/12/chartex" xmlns:cx7="http://schemas.microsoft.com/office/drawing/2016/5/13/chartex" xmlns:cx8="http://schemas.microsoft.com/office/drawing/2016/5/14/chartex" xmlns:mc="http://schemas.openxmlformats.org/markup-compatibility/2006" xmlns:aink="http://schemas.microsoft.com/office/drawing/2016/ink" xmlns:am3d="http://schemas.microsoft.com/office/drawing/2017/model3d" xmlns:o="urn:schemas-microsoft-com:office:office" xmlns:r="http://schemas.openxmlformats.org/officeDocument/2006/relationships" xmlns:m="http://schemas.openxmlformats.org/officeDocument/2006/math" xmlns:v="urn:schemas-microsoft-com:vml" xmlns:wp14="http://schemas.microsoft.com/office/word/2010/wordprocessingDrawing" xmlns:wp="http://schemas.openxmlformats.org/drawingml/2006/wordprocessingDrawing" xmlns:w10="urn:schemas-microsoft-com:office:word" xmlns:w="http://schemas.openxmlformats.org/wordprocessingml/2006/main" xmlns:w14="http://schemas.microsoft.com/office/word/2010/wordml" xmlns:w15="http://schemas.microsoft.com/office/word/2012/wordml" xmlns:w16cex="http://schemas.microsoft.com/office/word/2018/wordml/cex" xmlns:w16cid="http://schemas.microsoft.com/office/word/2016/wordml/cid" xmlns:w16="http://schemas.microsoft.com/office/word/2018/wordml" xmlns:w16sdtdh="http://schemas.microsoft.com/office/word/2020/wordml/sdtdatahash" xmlns:w16se="http://schemas.microsoft.com/office/word/2015/wordml/symex" xmlns:wpg="http://schemas.microsoft.com/office/word/2010/wordprocessingGroup" xmlns:wpi="http://schemas.microsoft.com/office/word/2010/wordprocessingInk" xmlns:wne="http://schemas.microsoft.com/office/word/2006/wordml" xmlns:wps="http://schemas.microsoft.com/office/word/2010/wordprocessingShape" mc:Ignorable="w14 w15 w16se w16cid w16 w16cex w16sdtdh wp14">
+<w:endnotes xmlns:wpc="http://schemas.microsoft.com/office/word/2010/wordprocessingCanvas" xmlns:cx="http://schemas.microsoft.com/office/drawing/2014/chartex" xmlns:cx1="http://schemas.microsoft.com/office/drawing/2015/9/8/chartex" xmlns:cx2="http://schemas.microsoft.com/office/drawing/2015/10/21/chartex" xmlns:cx3="http://schemas.microsoft.com/office/drawing/2016/5/9/chartex" xmlns:cx4="http://schemas.microsoft.com/office/drawing/2016/5/10/chartex" xmlns:cx5="http://schemas.microsoft.com/office/drawing/2016/5/11/chartex" xmlns:cx6="http://schemas.microsoft.com/office/drawing/2016/5/12/chartex" xmlns:cx7="http://schemas.microsoft.com/office/drawing/2016/5/13/chartex" xmlns:cx8="http://schemas.microsoft.com/office/drawing/2016/5/14/chartex" xmlns:mc="http://schemas.openxmlformats.org/markup-compatibility/2006" xmlns:aink="http://schemas.microsoft.com/office/drawing/2016/ink" xmlns:am3d="http://schemas.microsoft.com/office/drawing/2017/model3d" xmlns:o="urn:schemas-microsoft-com:office:office" xmlns:oel="http://schemas.microsoft.com/office/2019/extlst" xmlns:r="http://schemas.openxmlformats.org/officeDocument/2006/relationships" xmlns:m="http://schemas.openxmlformats.org/officeDocument/2006/math" xmlns:v="urn:schemas-microsoft-com:vml" xmlns:wp14="http://schemas.microsoft.com/office/word/2010/wordprocessingDrawing" xmlns:wp="http://schemas.openxmlformats.org/drawingml/2006/wordprocessingDrawing" xmlns:w10="urn:schemas-microsoft-com:office:word" xmlns:w="http://schemas.openxmlformats.org/wordprocessingml/2006/main" xmlns:w14="http://schemas.microsoft.com/office/word/2010/wordml" xmlns:w15="http://schemas.microsoft.com/office/word/2012/wordml" xmlns:w16cex="http://schemas.microsoft.com/office/word/2018/wordml/cex" xmlns:w16cid="http://schemas.microsoft.com/office/word/2016/wordml/cid" xmlns:w16="http://schemas.microsoft.com/office/word/2018/wordml" xmlns:w16du="http://schemas.microsoft.com/office/word/2023/wordml/word16du" xmlns:w16sdtdh="http://schemas.microsoft.com/office/word/2020/wordml/sdtdatahash" xmlns:w16sdtfl="http://schemas.microsoft.com/office/word/2024/wordml/sdtformatlock" xmlns:w16se="http://schemas.microsoft.com/office/word/2015/wordml/symex" xmlns:wpg="http://schemas.microsoft.com/office/word/2010/wordprocessingGroup" xmlns:wpi="http://schemas.microsoft.com/office/word/2010/wordprocessingInk" xmlns:wne="http://schemas.microsoft.com/office/word/2006/wordml" xmlns:wps="http://schemas.microsoft.com/office/word/2010/wordprocessingShape" mc:Ignorable="w14 w15 w16se w16cid w16 w16cex w16sdtdh w16sdtfl w16du wp14">
   <w:endnote w:type="separator" w:id="-1">
     <w:p>
       <w:pPr>
@@ -11010,7 +10649,7 @@
 </file>
 
 <file path=word/footer1.xml><?xml version="1.0" encoding="utf-8"?>
-<w:ftr xmlns:wpc="http://schemas.microsoft.com/office/word/2010/wordprocessingCanvas" xmlns:cx="http://schemas.microsoft.com/office/drawing/2014/chartex" xmlns:cx1="http://schemas.microsoft.com/office/drawing/2015/9/8/chartex" xmlns:cx2="http://schemas.microsoft.com/office/drawing/2015/10/21/chartex" xmlns:cx3="http://schemas.microsoft.com/office/drawing/2016/5/9/chartex" xmlns:cx4="http://schemas.microsoft.com/office/drawing/2016/5/10/chartex" xmlns:cx5="http://schemas.microsoft.com/office/drawing/2016/5/11/chartex" xmlns:cx6="http://schemas.microsoft.com/office/drawing/2016/5/12/chartex" xmlns:cx7="http://schemas.microsoft.com/office/drawing/2016/5/13/chartex" xmlns:cx8="http://schemas.microsoft.com/office/drawing/2016/5/14/chartex" xmlns:mc="http://schemas.openxmlformats.org/markup-compatibility/2006" xmlns:aink="http://schemas.microsoft.com/office/drawing/2016/ink" xmlns:am3d="http://schemas.microsoft.com/office/drawing/2017/model3d" xmlns:o="urn:schemas-microsoft-com:office:office" xmlns:r="http://schemas.openxmlformats.org/officeDocument/2006/relationships" xmlns:m="http://schemas.openxmlformats.org/officeDocument/2006/math" xmlns:v="urn:schemas-microsoft-com:vml" xmlns:wp14="http://schemas.microsoft.com/office/word/2010/wordprocessingDrawing" xmlns:wp="http://schemas.openxmlformats.org/drawingml/2006/wordprocessingDrawing" xmlns:w10="urn:schemas-microsoft-com:office:word" xmlns:w="http://schemas.openxmlformats.org/wordprocessingml/2006/main" xmlns:w14="http://schemas.microsoft.com/office/word/2010/wordml" xmlns:w15="http://schemas.microsoft.com/office/word/2012/wordml" xmlns:w16cex="http://schemas.microsoft.com/office/word/2018/wordml/cex" xmlns:w16cid="http://schemas.microsoft.com/office/word/2016/wordml/cid" xmlns:w16="http://schemas.microsoft.com/office/word/2018/wordml" xmlns:w16sdtdh="http://schemas.microsoft.com/office/word/2020/wordml/sdtdatahash" xmlns:w16se="http://schemas.microsoft.com/office/word/2015/wordml/symex" xmlns:wpg="http://schemas.microsoft.com/office/word/2010/wordprocessingGroup" xmlns:wpi="http://schemas.microsoft.com/office/word/2010/wordprocessingInk" xmlns:wne="http://schemas.microsoft.com/office/word/2006/wordml" xmlns:wps="http://schemas.microsoft.com/office/word/2010/wordprocessingShape" mc:Ignorable="w14 w15 w16se w16cid w16 w16cex w16sdtdh wp14">
+<w:ftr xmlns:wpc="http://schemas.microsoft.com/office/word/2010/wordprocessingCanvas" xmlns:cx="http://schemas.microsoft.com/office/drawing/2014/chartex" xmlns:cx1="http://schemas.microsoft.com/office/drawing/2015/9/8/chartex" xmlns:cx2="http://schemas.microsoft.com/office/drawing/2015/10/21/chartex" xmlns:cx3="http://schemas.microsoft.com/office/drawing/2016/5/9/chartex" xmlns:cx4="http://schemas.microsoft.com/office/drawing/2016/5/10/chartex" xmlns:cx5="http://schemas.microsoft.com/office/drawing/2016/5/11/chartex" xmlns:cx6="http://schemas.microsoft.com/office/drawing/2016/5/12/chartex" xmlns:cx7="http://schemas.microsoft.com/office/drawing/2016/5/13/chartex" xmlns:cx8="http://schemas.microsoft.com/office/drawing/2016/5/14/chartex" xmlns:mc="http://schemas.openxmlformats.org/markup-compatibility/2006" xmlns:aink="http://schemas.microsoft.com/office/drawing/2016/ink" xmlns:am3d="http://schemas.microsoft.com/office/drawing/2017/model3d" xmlns:o="urn:schemas-microsoft-com:office:office" xmlns:oel="http://schemas.microsoft.com/office/2019/extlst" xmlns:r="http://schemas.openxmlformats.org/officeDocument/2006/relationships" xmlns:m="http://schemas.openxmlformats.org/officeDocument/2006/math" xmlns:v="urn:schemas-microsoft-com:vml" xmlns:wp14="http://schemas.microsoft.com/office/word/2010/wordprocessingDrawing" xmlns:wp="http://schemas.openxmlformats.org/drawingml/2006/wordprocessingDrawing" xmlns:w10="urn:schemas-microsoft-com:office:word" xmlns:w="http://schemas.openxmlformats.org/wordprocessingml/2006/main" xmlns:w14="http://schemas.microsoft.com/office/word/2010/wordml" xmlns:w15="http://schemas.microsoft.com/office/word/2012/wordml" xmlns:w16cex="http://schemas.microsoft.com/office/word/2018/wordml/cex" xmlns:w16cid="http://schemas.microsoft.com/office/word/2016/wordml/cid" xmlns:w16="http://schemas.microsoft.com/office/word/2018/wordml" xmlns:w16du="http://schemas.microsoft.com/office/word/2023/wordml/word16du" xmlns:w16sdtdh="http://schemas.microsoft.com/office/word/2020/wordml/sdtdatahash" xmlns:w16sdtfl="http://schemas.microsoft.com/office/word/2024/wordml/sdtformatlock" xmlns:w16se="http://schemas.microsoft.com/office/word/2015/wordml/symex" xmlns:wpg="http://schemas.microsoft.com/office/word/2010/wordprocessingGroup" xmlns:wpi="http://schemas.microsoft.com/office/word/2010/wordprocessingInk" xmlns:wne="http://schemas.microsoft.com/office/word/2006/wordml" xmlns:wps="http://schemas.microsoft.com/office/word/2010/wordprocessingShape" mc:Ignorable="w14 w15 w16se w16cid w16 w16cex w16sdtdh w16sdtfl w16du wp14">
   <w:sdt>
     <w:sdtPr>
       <w:id w:val="-1465197936"/>
@@ -11019,7 +10658,6 @@
         <w:docPartUnique/>
       </w:docPartObj>
     </w:sdtPr>
-    <w:sdtEndPr/>
     <w:sdtContent>
       <w:p>
         <w:pPr>
@@ -11057,7 +10695,7 @@
 </file>
 
 <file path=word/footnotes.xml><?xml version="1.0" encoding="utf-8"?>
-<w:footnotes xmlns:wpc="http://schemas.microsoft.com/office/word/2010/wordprocessingCanvas" xmlns:cx="http://schemas.microsoft.com/office/drawing/2014/chartex" xmlns:cx1="http://schemas.microsoft.com/office/drawing/2015/9/8/chartex" xmlns:cx2="http://schemas.microsoft.com/office/drawing/2015/10/21/chartex" xmlns:cx3="http://schemas.microsoft.com/office/drawing/2016/5/9/chartex" xmlns:cx4="http://schemas.microsoft.com/office/drawing/2016/5/10/chartex" xmlns:cx5="http://schemas.microsoft.com/office/drawing/2016/5/11/chartex" xmlns:cx6="http://schemas.microsoft.com/office/drawing/2016/5/12/chartex" xmlns:cx7="http://schemas.microsoft.com/office/drawing/2016/5/13/chartex" xmlns:cx8="http://schemas.microsoft.com/office/drawing/2016/5/14/chartex" xmlns:mc="http://schemas.openxmlformats.org/markup-compatibility/2006" xmlns:aink="http://schemas.microsoft.com/office/drawing/2016/ink" xmlns:am3d="http://schemas.microsoft.com/office/drawing/2017/model3d" xmlns:o="urn:schemas-microsoft-com:office:office" xmlns:r="http://schemas.openxmlformats.org/officeDocument/2006/relationships" xmlns:m="http://schemas.openxmlformats.org/officeDocument/2006/math" xmlns:v="urn:schemas-microsoft-com:vml" xmlns:wp14="http://schemas.microsoft.com/office/word/2010/wordprocessingDrawing" xmlns:wp="http://schemas.openxmlformats.org/drawingml/2006/wordprocessingDrawing" xmlns:w10="urn:schemas-microsoft-com:office:word" xmlns:w="http://schemas.openxmlformats.org/wordprocessingml/2006/main" xmlns:w14="http://schemas.microsoft.com/office/word/2010/wordml" xmlns:w15="http://schemas.microsoft.com/office/word/2012/wordml" xmlns:w16cex="http://schemas.microsoft.com/office/word/2018/wordml/cex" xmlns:w16cid="http://schemas.microsoft.com/office/word/2016/wordml/cid" xmlns:w16="http://schemas.microsoft.com/office/word/2018/wordml" xmlns:w16sdtdh="http://schemas.microsoft.com/office/word/2020/wordml/sdtdatahash" xmlns:w16se="http://schemas.microsoft.com/office/word/2015/wordml/symex" xmlns:wpg="http://schemas.microsoft.com/office/word/2010/wordprocessingGroup" xmlns:wpi="http://schemas.microsoft.com/office/word/2010/wordprocessingInk" xmlns:wne="http://schemas.microsoft.com/office/word/2006/wordml" xmlns:wps="http://schemas.microsoft.com/office/word/2010/wordprocessingShape" mc:Ignorable="w14 w15 w16se w16cid w16 w16cex w16sdtdh wp14">
+<w:footnotes xmlns:wpc="http://schemas.microsoft.com/office/word/2010/wordprocessingCanvas" xmlns:cx="http://schemas.microsoft.com/office/drawing/2014/chartex" xmlns:cx1="http://schemas.microsoft.com/office/drawing/2015/9/8/chartex" xmlns:cx2="http://schemas.microsoft.com/office/drawing/2015/10/21/chartex" xmlns:cx3="http://schemas.microsoft.com/office/drawing/2016/5/9/chartex" xmlns:cx4="http://schemas.microsoft.com/office/drawing/2016/5/10/chartex" xmlns:cx5="http://schemas.microsoft.com/office/drawing/2016/5/11/chartex" xmlns:cx6="http://schemas.microsoft.com/office/drawing/2016/5/12/chartex" xmlns:cx7="http://schemas.microsoft.com/office/drawing/2016/5/13/chartex" xmlns:cx8="http://schemas.microsoft.com/office/drawing/2016/5/14/chartex" xmlns:mc="http://schemas.openxmlformats.org/markup-compatibility/2006" xmlns:aink="http://schemas.microsoft.com/office/drawing/2016/ink" xmlns:am3d="http://schemas.microsoft.com/office/drawing/2017/model3d" xmlns:o="urn:schemas-microsoft-com:office:office" xmlns:oel="http://schemas.microsoft.com/office/2019/extlst" xmlns:r="http://schemas.openxmlformats.org/officeDocument/2006/relationships" xmlns:m="http://schemas.openxmlformats.org/officeDocument/2006/math" xmlns:v="urn:schemas-microsoft-com:vml" xmlns:wp14="http://schemas.microsoft.com/office/word/2010/wordprocessingDrawing" xmlns:wp="http://schemas.openxmlformats.org/drawingml/2006/wordprocessingDrawing" xmlns:w10="urn:schemas-microsoft-com:office:word" xmlns:w="http://schemas.openxmlformats.org/wordprocessingml/2006/main" xmlns:w14="http://schemas.microsoft.com/office/word/2010/wordml" xmlns:w15="http://schemas.microsoft.com/office/word/2012/wordml" xmlns:w16cex="http://schemas.microsoft.com/office/word/2018/wordml/cex" xmlns:w16cid="http://schemas.microsoft.com/office/word/2016/wordml/cid" xmlns:w16="http://schemas.microsoft.com/office/word/2018/wordml" xmlns:w16du="http://schemas.microsoft.com/office/word/2023/wordml/word16du" xmlns:w16sdtdh="http://schemas.microsoft.com/office/word/2020/wordml/sdtdatahash" xmlns:w16sdtfl="http://schemas.microsoft.com/office/word/2024/wordml/sdtformatlock" xmlns:w16se="http://schemas.microsoft.com/office/word/2015/wordml/symex" xmlns:wpg="http://schemas.microsoft.com/office/word/2010/wordprocessingGroup" xmlns:wpi="http://schemas.microsoft.com/office/word/2010/wordprocessingInk" xmlns:wne="http://schemas.microsoft.com/office/word/2006/wordml" xmlns:wps="http://schemas.microsoft.com/office/word/2010/wordprocessingShape" mc:Ignorable="w14 w15 w16se w16cid w16 w16cex w16sdtdh w16sdtfl w16du wp14">
   <w:footnote w:type="separator" w:id="-1">
     <w:p>
       <w:pPr>
@@ -11084,7 +10722,7 @@
 </file>
 
 <file path=word/header1.xml><?xml version="1.0" encoding="utf-8"?>
-<w:hdr xmlns:wpc="http://schemas.microsoft.com/office/word/2010/wordprocessingCanvas" xmlns:cx="http://schemas.microsoft.com/office/drawing/2014/chartex" xmlns:cx1="http://schemas.microsoft.com/office/drawing/2015/9/8/chartex" xmlns:cx2="http://schemas.microsoft.com/office/drawing/2015/10/21/chartex" xmlns:cx3="http://schemas.microsoft.com/office/drawing/2016/5/9/chartex" xmlns:cx4="http://schemas.microsoft.com/office/drawing/2016/5/10/chartex" xmlns:cx5="http://schemas.microsoft.com/office/drawing/2016/5/11/chartex" xmlns:cx6="http://schemas.microsoft.com/office/drawing/2016/5/12/chartex" xmlns:cx7="http://schemas.microsoft.com/office/drawing/2016/5/13/chartex" xmlns:cx8="http://schemas.microsoft.com/office/drawing/2016/5/14/chartex" xmlns:mc="http://schemas.openxmlformats.org/markup-compatibility/2006" xmlns:aink="http://schemas.microsoft.com/office/drawing/2016/ink" xmlns:am3d="http://schemas.microsoft.com/office/drawing/2017/model3d" xmlns:o="urn:schemas-microsoft-com:office:office" xmlns:r="http://schemas.openxmlformats.org/officeDocument/2006/relationships" xmlns:m="http://schemas.openxmlformats.org/officeDocument/2006/math" xmlns:v="urn:schemas-microsoft-com:vml" xmlns:wp14="http://schemas.microsoft.com/office/word/2010/wordprocessingDrawing" xmlns:wp="http://schemas.openxmlformats.org/drawingml/2006/wordprocessingDrawing" xmlns:w10="urn:schemas-microsoft-com:office:word" xmlns:w="http://schemas.openxmlformats.org/wordprocessingml/2006/main" xmlns:w14="http://schemas.microsoft.com/office/word/2010/wordml" xmlns:w15="http://schemas.microsoft.com/office/word/2012/wordml" xmlns:w16cex="http://schemas.microsoft.com/office/word/2018/wordml/cex" xmlns:w16cid="http://schemas.microsoft.com/office/word/2016/wordml/cid" xmlns:w16="http://schemas.microsoft.com/office/word/2018/wordml" xmlns:w16sdtdh="http://schemas.microsoft.com/office/word/2020/wordml/sdtdatahash" xmlns:w16se="http://schemas.microsoft.com/office/word/2015/wordml/symex" xmlns:wpg="http://schemas.microsoft.com/office/word/2010/wordprocessingGroup" xmlns:wpi="http://schemas.microsoft.com/office/word/2010/wordprocessingInk" xmlns:wne="http://schemas.microsoft.com/office/word/2006/wordml" xmlns:wps="http://schemas.microsoft.com/office/word/2010/wordprocessingShape" mc:Ignorable="w14 w15 w16se w16cid w16 w16cex w16sdtdh wp14">
+<w:hdr xmlns:wpc="http://schemas.microsoft.com/office/word/2010/wordprocessingCanvas" xmlns:cx="http://schemas.microsoft.com/office/drawing/2014/chartex" xmlns:cx1="http://schemas.microsoft.com/office/drawing/2015/9/8/chartex" xmlns:cx2="http://schemas.microsoft.com/office/drawing/2015/10/21/chartex" xmlns:cx3="http://schemas.microsoft.com/office/drawing/2016/5/9/chartex" xmlns:cx4="http://schemas.microsoft.com/office/drawing/2016/5/10/chartex" xmlns:cx5="http://schemas.microsoft.com/office/drawing/2016/5/11/chartex" xmlns:cx6="http://schemas.microsoft.com/office/drawing/2016/5/12/chartex" xmlns:cx7="http://schemas.microsoft.com/office/drawing/2016/5/13/chartex" xmlns:cx8="http://schemas.microsoft.com/office/drawing/2016/5/14/chartex" xmlns:mc="http://schemas.openxmlformats.org/markup-compatibility/2006" xmlns:aink="http://schemas.microsoft.com/office/drawing/2016/ink" xmlns:am3d="http://schemas.microsoft.com/office/drawing/2017/model3d" xmlns:o="urn:schemas-microsoft-com:office:office" xmlns:oel="http://schemas.microsoft.com/office/2019/extlst" xmlns:r="http://schemas.openxmlformats.org/officeDocument/2006/relationships" xmlns:m="http://schemas.openxmlformats.org/officeDocument/2006/math" xmlns:v="urn:schemas-microsoft-com:vml" xmlns:wp14="http://schemas.microsoft.com/office/word/2010/wordprocessingDrawing" xmlns:wp="http://schemas.openxmlformats.org/drawingml/2006/wordprocessingDrawing" xmlns:w10="urn:schemas-microsoft-com:office:word" xmlns:w="http://schemas.openxmlformats.org/wordprocessingml/2006/main" xmlns:w14="http://schemas.microsoft.com/office/word/2010/wordml" xmlns:w15="http://schemas.microsoft.com/office/word/2012/wordml" xmlns:w16cex="http://schemas.microsoft.com/office/word/2018/wordml/cex" xmlns:w16cid="http://schemas.microsoft.com/office/word/2016/wordml/cid" xmlns:w16="http://schemas.microsoft.com/office/word/2018/wordml" xmlns:w16du="http://schemas.microsoft.com/office/word/2023/wordml/word16du" xmlns:w16sdtdh="http://schemas.microsoft.com/office/word/2020/wordml/sdtdatahash" xmlns:w16sdtfl="http://schemas.microsoft.com/office/word/2024/wordml/sdtformatlock" xmlns:w16se="http://schemas.microsoft.com/office/word/2015/wordml/symex" xmlns:wpg="http://schemas.microsoft.com/office/word/2010/wordprocessingGroup" xmlns:wpi="http://schemas.microsoft.com/office/word/2010/wordprocessingInk" xmlns:wne="http://schemas.microsoft.com/office/word/2006/wordml" xmlns:wps="http://schemas.microsoft.com/office/word/2010/wordprocessingShape" mc:Ignorable="w14 w15 w16se w16cid w16 w16cex w16sdtdh w16sdtfl w16du wp14">
   <w:p>
     <w:pPr>
       <w:pStyle w:val="Encabezado"/>
@@ -11171,7 +10809,7 @@
 </file>
 
 <file path=word/numbering.xml><?xml version="1.0" encoding="utf-8"?>
-<w:numbering xmlns:wpc="http://schemas.microsoft.com/office/word/2010/wordprocessingCanvas" xmlns:cx="http://schemas.microsoft.com/office/drawing/2014/chartex" xmlns:cx1="http://schemas.microsoft.com/office/drawing/2015/9/8/chartex" xmlns:cx2="http://schemas.microsoft.com/office/drawing/2015/10/21/chartex" xmlns:cx3="http://schemas.microsoft.com/office/drawing/2016/5/9/chartex" xmlns:cx4="http://schemas.microsoft.com/office/drawing/2016/5/10/chartex" xmlns:cx5="http://schemas.microsoft.com/office/drawing/2016/5/11/chartex" xmlns:cx6="http://schemas.microsoft.com/office/drawing/2016/5/12/chartex" xmlns:cx7="http://schemas.microsoft.com/office/drawing/2016/5/13/chartex" xmlns:cx8="http://schemas.microsoft.com/office/drawing/2016/5/14/chartex" xmlns:mc="http://schemas.openxmlformats.org/markup-compatibility/2006" xmlns:aink="http://schemas.microsoft.com/office/drawing/2016/ink" xmlns:am3d="http://schemas.microsoft.com/office/drawing/2017/model3d" xmlns:o="urn:schemas-microsoft-com:office:office" xmlns:r="http://schemas.openxmlformats.org/officeDocument/2006/relationships" xmlns:m="http://schemas.openxmlformats.org/officeDocument/2006/math" xmlns:v="urn:schemas-microsoft-com:vml" xmlns:wp14="http://schemas.microsoft.com/office/word/2010/wordprocessingDrawing" xmlns:wp="http://schemas.openxmlformats.org/drawingml/2006/wordprocessingDrawing" xmlns:w10="urn:schemas-microsoft-com:office:word" xmlns:w="http://schemas.openxmlformats.org/wordprocessingml/2006/main" xmlns:w14="http://schemas.microsoft.com/office/word/2010/wordml" xmlns:w15="http://schemas.microsoft.com/office/word/2012/wordml" xmlns:w16cex="http://schemas.microsoft.com/office/word/2018/wordml/cex" xmlns:w16cid="http://schemas.microsoft.com/office/word/2016/wordml/cid" xmlns:w16="http://schemas.microsoft.com/office/word/2018/wordml" xmlns:w16sdtdh="http://schemas.microsoft.com/office/word/2020/wordml/sdtdatahash" xmlns:w16se="http://schemas.microsoft.com/office/word/2015/wordml/symex" xmlns:wpg="http://schemas.microsoft.com/office/word/2010/wordprocessingGroup" xmlns:wpi="http://schemas.microsoft.com/office/word/2010/wordprocessingInk" xmlns:wne="http://schemas.microsoft.com/office/word/2006/wordml" xmlns:wps="http://schemas.microsoft.com/office/word/2010/wordprocessingShape" mc:Ignorable="w14 w15 w16se w16cid w16 w16cex w16sdtdh wp14">
+<w:numbering xmlns:wpc="http://schemas.microsoft.com/office/word/2010/wordprocessingCanvas" xmlns:cx="http://schemas.microsoft.com/office/drawing/2014/chartex" xmlns:cx1="http://schemas.microsoft.com/office/drawing/2015/9/8/chartex" xmlns:cx2="http://schemas.microsoft.com/office/drawing/2015/10/21/chartex" xmlns:cx3="http://schemas.microsoft.com/office/drawing/2016/5/9/chartex" xmlns:cx4="http://schemas.microsoft.com/office/drawing/2016/5/10/chartex" xmlns:cx5="http://schemas.microsoft.com/office/drawing/2016/5/11/chartex" xmlns:cx6="http://schemas.microsoft.com/office/drawing/2016/5/12/chartex" xmlns:cx7="http://schemas.microsoft.com/office/drawing/2016/5/13/chartex" xmlns:cx8="http://schemas.microsoft.com/office/drawing/2016/5/14/chartex" xmlns:mc="http://schemas.openxmlformats.org/markup-compatibility/2006" xmlns:aink="http://schemas.microsoft.com/office/drawing/2016/ink" xmlns:am3d="http://schemas.microsoft.com/office/drawing/2017/model3d" xmlns:o="urn:schemas-microsoft-com:office:office" xmlns:oel="http://schemas.microsoft.com/office/2019/extlst" xmlns:r="http://schemas.openxmlformats.org/officeDocument/2006/relationships" xmlns:m="http://schemas.openxmlformats.org/officeDocument/2006/math" xmlns:v="urn:schemas-microsoft-com:vml" xmlns:wp14="http://schemas.microsoft.com/office/word/2010/wordprocessingDrawing" xmlns:wp="http://schemas.openxmlformats.org/drawingml/2006/wordprocessingDrawing" xmlns:w10="urn:schemas-microsoft-com:office:word" xmlns:w="http://schemas.openxmlformats.org/wordprocessingml/2006/main" xmlns:w14="http://schemas.microsoft.com/office/word/2010/wordml" xmlns:w15="http://schemas.microsoft.com/office/word/2012/wordml" xmlns:w16cex="http://schemas.microsoft.com/office/word/2018/wordml/cex" xmlns:w16cid="http://schemas.microsoft.com/office/word/2016/wordml/cid" xmlns:w16="http://schemas.microsoft.com/office/word/2018/wordml" xmlns:w16du="http://schemas.microsoft.com/office/word/2023/wordml/word16du" xmlns:w16sdtdh="http://schemas.microsoft.com/office/word/2020/wordml/sdtdatahash" xmlns:w16sdtfl="http://schemas.microsoft.com/office/word/2024/wordml/sdtformatlock" xmlns:w16se="http://schemas.microsoft.com/office/word/2015/wordml/symex" xmlns:wpg="http://schemas.microsoft.com/office/word/2010/wordprocessingGroup" xmlns:wpi="http://schemas.microsoft.com/office/word/2010/wordprocessingInk" xmlns:wne="http://schemas.microsoft.com/office/word/2006/wordml" xmlns:wps="http://schemas.microsoft.com/office/word/2010/wordprocessingShape" mc:Ignorable="w14 w15 w16se w16cid w16 w16cex w16sdtdh w16sdtfl w16du wp14">
   <w:abstractNum w:abstractNumId="0" w15:restartNumberingAfterBreak="0">
     <w:nsid w:val="FFFFFF89"/>
     <w:multiLevelType w:val="singleLevel"/>
@@ -12272,6 +11910,119 @@
     </w:lvl>
   </w:abstractNum>
   <w:abstractNum w:abstractNumId="11" w15:restartNumberingAfterBreak="0">
+    <w:nsid w:val="2D7E71AC"/>
+    <w:multiLevelType w:val="hybridMultilevel"/>
+    <w:tmpl w:val="A7B074BC"/>
+    <w:lvl w:ilvl="0" w:tplc="240A0001">
+      <w:start w:val="1"/>
+      <w:numFmt w:val="bullet"/>
+      <w:lvlText w:val=""/>
+      <w:lvlJc w:val="left"/>
+      <w:pPr>
+        <w:ind w:left="1429" w:hanging="360"/>
+      </w:pPr>
+      <w:rPr>
+        <w:rFonts w:ascii="Symbol" w:hAnsi="Symbol" w:hint="default"/>
+      </w:rPr>
+    </w:lvl>
+    <w:lvl w:ilvl="1" w:tplc="240A0003" w:tentative="1">
+      <w:start w:val="1"/>
+      <w:numFmt w:val="bullet"/>
+      <w:lvlText w:val="o"/>
+      <w:lvlJc w:val="left"/>
+      <w:pPr>
+        <w:ind w:left="2149" w:hanging="360"/>
+      </w:pPr>
+      <w:rPr>
+        <w:rFonts w:ascii="Courier New" w:hAnsi="Courier New" w:cs="Courier New" w:hint="default"/>
+      </w:rPr>
+    </w:lvl>
+    <w:lvl w:ilvl="2" w:tplc="240A0005" w:tentative="1">
+      <w:start w:val="1"/>
+      <w:numFmt w:val="bullet"/>
+      <w:lvlText w:val=""/>
+      <w:lvlJc w:val="left"/>
+      <w:pPr>
+        <w:ind w:left="2869" w:hanging="360"/>
+      </w:pPr>
+      <w:rPr>
+        <w:rFonts w:ascii="Wingdings" w:hAnsi="Wingdings" w:hint="default"/>
+      </w:rPr>
+    </w:lvl>
+    <w:lvl w:ilvl="3" w:tplc="240A0001" w:tentative="1">
+      <w:start w:val="1"/>
+      <w:numFmt w:val="bullet"/>
+      <w:lvlText w:val=""/>
+      <w:lvlJc w:val="left"/>
+      <w:pPr>
+        <w:ind w:left="3589" w:hanging="360"/>
+      </w:pPr>
+      <w:rPr>
+        <w:rFonts w:ascii="Symbol" w:hAnsi="Symbol" w:hint="default"/>
+      </w:rPr>
+    </w:lvl>
+    <w:lvl w:ilvl="4" w:tplc="240A0003" w:tentative="1">
+      <w:start w:val="1"/>
+      <w:numFmt w:val="bullet"/>
+      <w:lvlText w:val="o"/>
+      <w:lvlJc w:val="left"/>
+      <w:pPr>
+        <w:ind w:left="4309" w:hanging="360"/>
+      </w:pPr>
+      <w:rPr>
+        <w:rFonts w:ascii="Courier New" w:hAnsi="Courier New" w:cs="Courier New" w:hint="default"/>
+      </w:rPr>
+    </w:lvl>
+    <w:lvl w:ilvl="5" w:tplc="240A0005" w:tentative="1">
+      <w:start w:val="1"/>
+      <w:numFmt w:val="bullet"/>
+      <w:lvlText w:val=""/>
+      <w:lvlJc w:val="left"/>
+      <w:pPr>
+        <w:ind w:left="5029" w:hanging="360"/>
+      </w:pPr>
+      <w:rPr>
+        <w:rFonts w:ascii="Wingdings" w:hAnsi="Wingdings" w:hint="default"/>
+      </w:rPr>
+    </w:lvl>
+    <w:lvl w:ilvl="6" w:tplc="240A0001" w:tentative="1">
+      <w:start w:val="1"/>
+      <w:numFmt w:val="bullet"/>
+      <w:lvlText w:val=""/>
+      <w:lvlJc w:val="left"/>
+      <w:pPr>
+        <w:ind w:left="5749" w:hanging="360"/>
+      </w:pPr>
+      <w:rPr>
+        <w:rFonts w:ascii="Symbol" w:hAnsi="Symbol" w:hint="default"/>
+      </w:rPr>
+    </w:lvl>
+    <w:lvl w:ilvl="7" w:tplc="240A0003" w:tentative="1">
+      <w:start w:val="1"/>
+      <w:numFmt w:val="bullet"/>
+      <w:lvlText w:val="o"/>
+      <w:lvlJc w:val="left"/>
+      <w:pPr>
+        <w:ind w:left="6469" w:hanging="360"/>
+      </w:pPr>
+      <w:rPr>
+        <w:rFonts w:ascii="Courier New" w:hAnsi="Courier New" w:cs="Courier New" w:hint="default"/>
+      </w:rPr>
+    </w:lvl>
+    <w:lvl w:ilvl="8" w:tplc="240A0005" w:tentative="1">
+      <w:start w:val="1"/>
+      <w:numFmt w:val="bullet"/>
+      <w:lvlText w:val=""/>
+      <w:lvlJc w:val="left"/>
+      <w:pPr>
+        <w:ind w:left="7189" w:hanging="360"/>
+      </w:pPr>
+      <w:rPr>
+        <w:rFonts w:ascii="Wingdings" w:hAnsi="Wingdings" w:hint="default"/>
+      </w:rPr>
+    </w:lvl>
+  </w:abstractNum>
+  <w:abstractNum w:abstractNumId="12" w15:restartNumberingAfterBreak="0">
     <w:nsid w:val="2D874A3D"/>
     <w:multiLevelType w:val="hybridMultilevel"/>
     <w:tmpl w:val="7FD48114"/>
@@ -12384,7 +12135,7 @@
       </w:rPr>
     </w:lvl>
   </w:abstractNum>
-  <w:abstractNum w:abstractNumId="12" w15:restartNumberingAfterBreak="0">
+  <w:abstractNum w:abstractNumId="13" w15:restartNumberingAfterBreak="0">
     <w:nsid w:val="2DBC46F9"/>
     <w:multiLevelType w:val="hybridMultilevel"/>
     <w:tmpl w:val="F754F5A6"/>
@@ -12497,7 +12248,7 @@
       </w:rPr>
     </w:lvl>
   </w:abstractNum>
-  <w:abstractNum w:abstractNumId="13" w15:restartNumberingAfterBreak="0">
+  <w:abstractNum w:abstractNumId="14" w15:restartNumberingAfterBreak="0">
     <w:nsid w:val="32B036AC"/>
     <w:multiLevelType w:val="hybridMultilevel"/>
     <w:tmpl w:val="AAA89F46"/>
@@ -12610,7 +12361,7 @@
       </w:rPr>
     </w:lvl>
   </w:abstractNum>
-  <w:abstractNum w:abstractNumId="14" w15:restartNumberingAfterBreak="0">
+  <w:abstractNum w:abstractNumId="15" w15:restartNumberingAfterBreak="0">
     <w:nsid w:val="368E176E"/>
     <w:multiLevelType w:val="hybridMultilevel"/>
     <w:tmpl w:val="BDF054FE"/>
@@ -12704,7 +12455,7 @@
       </w:pPr>
     </w:lvl>
   </w:abstractNum>
-  <w:abstractNum w:abstractNumId="15" w15:restartNumberingAfterBreak="0">
+  <w:abstractNum w:abstractNumId="16" w15:restartNumberingAfterBreak="0">
     <w:nsid w:val="3BDE6D0C"/>
     <w:multiLevelType w:val="hybridMultilevel"/>
     <w:tmpl w:val="5B0AE74E"/>
@@ -12817,7 +12568,7 @@
       </w:rPr>
     </w:lvl>
   </w:abstractNum>
-  <w:abstractNum w:abstractNumId="16" w15:restartNumberingAfterBreak="0">
+  <w:abstractNum w:abstractNumId="17" w15:restartNumberingAfterBreak="0">
     <w:nsid w:val="3DDF6562"/>
     <w:multiLevelType w:val="multilevel"/>
     <w:tmpl w:val="6C7AF928"/>
@@ -12938,7 +12689,120 @@
       </w:rPr>
     </w:lvl>
   </w:abstractNum>
-  <w:abstractNum w:abstractNumId="17" w15:restartNumberingAfterBreak="0">
+  <w:abstractNum w:abstractNumId="18" w15:restartNumberingAfterBreak="0">
+    <w:nsid w:val="40205C2B"/>
+    <w:multiLevelType w:val="hybridMultilevel"/>
+    <w:tmpl w:val="38F6C934"/>
+    <w:lvl w:ilvl="0" w:tplc="240A0001">
+      <w:start w:val="1"/>
+      <w:numFmt w:val="bullet"/>
+      <w:lvlText w:val=""/>
+      <w:lvlJc w:val="left"/>
+      <w:pPr>
+        <w:ind w:left="1429" w:hanging="360"/>
+      </w:pPr>
+      <w:rPr>
+        <w:rFonts w:ascii="Symbol" w:hAnsi="Symbol" w:hint="default"/>
+      </w:rPr>
+    </w:lvl>
+    <w:lvl w:ilvl="1" w:tplc="240A0003" w:tentative="1">
+      <w:start w:val="1"/>
+      <w:numFmt w:val="bullet"/>
+      <w:lvlText w:val="o"/>
+      <w:lvlJc w:val="left"/>
+      <w:pPr>
+        <w:ind w:left="2149" w:hanging="360"/>
+      </w:pPr>
+      <w:rPr>
+        <w:rFonts w:ascii="Courier New" w:hAnsi="Courier New" w:cs="Courier New" w:hint="default"/>
+      </w:rPr>
+    </w:lvl>
+    <w:lvl w:ilvl="2" w:tplc="240A0005" w:tentative="1">
+      <w:start w:val="1"/>
+      <w:numFmt w:val="bullet"/>
+      <w:lvlText w:val=""/>
+      <w:lvlJc w:val="left"/>
+      <w:pPr>
+        <w:ind w:left="2869" w:hanging="360"/>
+      </w:pPr>
+      <w:rPr>
+        <w:rFonts w:ascii="Wingdings" w:hAnsi="Wingdings" w:hint="default"/>
+      </w:rPr>
+    </w:lvl>
+    <w:lvl w:ilvl="3" w:tplc="240A0001" w:tentative="1">
+      <w:start w:val="1"/>
+      <w:numFmt w:val="bullet"/>
+      <w:lvlText w:val=""/>
+      <w:lvlJc w:val="left"/>
+      <w:pPr>
+        <w:ind w:left="3589" w:hanging="360"/>
+      </w:pPr>
+      <w:rPr>
+        <w:rFonts w:ascii="Symbol" w:hAnsi="Symbol" w:hint="default"/>
+      </w:rPr>
+    </w:lvl>
+    <w:lvl w:ilvl="4" w:tplc="240A0003" w:tentative="1">
+      <w:start w:val="1"/>
+      <w:numFmt w:val="bullet"/>
+      <w:lvlText w:val="o"/>
+      <w:lvlJc w:val="left"/>
+      <w:pPr>
+        <w:ind w:left="4309" w:hanging="360"/>
+      </w:pPr>
+      <w:rPr>
+        <w:rFonts w:ascii="Courier New" w:hAnsi="Courier New" w:cs="Courier New" w:hint="default"/>
+      </w:rPr>
+    </w:lvl>
+    <w:lvl w:ilvl="5" w:tplc="240A0005" w:tentative="1">
+      <w:start w:val="1"/>
+      <w:numFmt w:val="bullet"/>
+      <w:lvlText w:val=""/>
+      <w:lvlJc w:val="left"/>
+      <w:pPr>
+        <w:ind w:left="5029" w:hanging="360"/>
+      </w:pPr>
+      <w:rPr>
+        <w:rFonts w:ascii="Wingdings" w:hAnsi="Wingdings" w:hint="default"/>
+      </w:rPr>
+    </w:lvl>
+    <w:lvl w:ilvl="6" w:tplc="240A0001" w:tentative="1">
+      <w:start w:val="1"/>
+      <w:numFmt w:val="bullet"/>
+      <w:lvlText w:val=""/>
+      <w:lvlJc w:val="left"/>
+      <w:pPr>
+        <w:ind w:left="5749" w:hanging="360"/>
+      </w:pPr>
+      <w:rPr>
+        <w:rFonts w:ascii="Symbol" w:hAnsi="Symbol" w:hint="default"/>
+      </w:rPr>
+    </w:lvl>
+    <w:lvl w:ilvl="7" w:tplc="240A0003" w:tentative="1">
+      <w:start w:val="1"/>
+      <w:numFmt w:val="bullet"/>
+      <w:lvlText w:val="o"/>
+      <w:lvlJc w:val="left"/>
+      <w:pPr>
+        <w:ind w:left="6469" w:hanging="360"/>
+      </w:pPr>
+      <w:rPr>
+        <w:rFonts w:ascii="Courier New" w:hAnsi="Courier New" w:cs="Courier New" w:hint="default"/>
+      </w:rPr>
+    </w:lvl>
+    <w:lvl w:ilvl="8" w:tplc="240A0005" w:tentative="1">
+      <w:start w:val="1"/>
+      <w:numFmt w:val="bullet"/>
+      <w:lvlText w:val=""/>
+      <w:lvlJc w:val="left"/>
+      <w:pPr>
+        <w:ind w:left="7189" w:hanging="360"/>
+      </w:pPr>
+      <w:rPr>
+        <w:rFonts w:ascii="Wingdings" w:hAnsi="Wingdings" w:hint="default"/>
+      </w:rPr>
+    </w:lvl>
+  </w:abstractNum>
+  <w:abstractNum w:abstractNumId="19" w15:restartNumberingAfterBreak="0">
     <w:nsid w:val="4204511B"/>
     <w:multiLevelType w:val="hybridMultilevel"/>
     <w:tmpl w:val="7DE64B06"/>
@@ -13051,7 +12915,7 @@
       </w:rPr>
     </w:lvl>
   </w:abstractNum>
-  <w:abstractNum w:abstractNumId="18" w15:restartNumberingAfterBreak="0">
+  <w:abstractNum w:abstractNumId="20" w15:restartNumberingAfterBreak="0">
     <w:nsid w:val="44664096"/>
     <w:multiLevelType w:val="hybridMultilevel"/>
     <w:tmpl w:val="DCA43C96"/>
@@ -13164,7 +13028,346 @@
       </w:rPr>
     </w:lvl>
   </w:abstractNum>
-  <w:abstractNum w:abstractNumId="19" w15:restartNumberingAfterBreak="0">
+  <w:abstractNum w:abstractNumId="21" w15:restartNumberingAfterBreak="0">
+    <w:nsid w:val="465D0DEE"/>
+    <w:multiLevelType w:val="hybridMultilevel"/>
+    <w:tmpl w:val="A8BE100A"/>
+    <w:lvl w:ilvl="0" w:tplc="240A0001">
+      <w:start w:val="1"/>
+      <w:numFmt w:val="bullet"/>
+      <w:lvlText w:val=""/>
+      <w:lvlJc w:val="left"/>
+      <w:pPr>
+        <w:ind w:left="1429" w:hanging="360"/>
+      </w:pPr>
+      <w:rPr>
+        <w:rFonts w:ascii="Symbol" w:hAnsi="Symbol" w:hint="default"/>
+      </w:rPr>
+    </w:lvl>
+    <w:lvl w:ilvl="1" w:tplc="240A0003" w:tentative="1">
+      <w:start w:val="1"/>
+      <w:numFmt w:val="bullet"/>
+      <w:lvlText w:val="o"/>
+      <w:lvlJc w:val="left"/>
+      <w:pPr>
+        <w:ind w:left="2149" w:hanging="360"/>
+      </w:pPr>
+      <w:rPr>
+        <w:rFonts w:ascii="Courier New" w:hAnsi="Courier New" w:cs="Courier New" w:hint="default"/>
+      </w:rPr>
+    </w:lvl>
+    <w:lvl w:ilvl="2" w:tplc="240A0005" w:tentative="1">
+      <w:start w:val="1"/>
+      <w:numFmt w:val="bullet"/>
+      <w:lvlText w:val=""/>
+      <w:lvlJc w:val="left"/>
+      <w:pPr>
+        <w:ind w:left="2869" w:hanging="360"/>
+      </w:pPr>
+      <w:rPr>
+        <w:rFonts w:ascii="Wingdings" w:hAnsi="Wingdings" w:hint="default"/>
+      </w:rPr>
+    </w:lvl>
+    <w:lvl w:ilvl="3" w:tplc="240A0001" w:tentative="1">
+      <w:start w:val="1"/>
+      <w:numFmt w:val="bullet"/>
+      <w:lvlText w:val=""/>
+      <w:lvlJc w:val="left"/>
+      <w:pPr>
+        <w:ind w:left="3589" w:hanging="360"/>
+      </w:pPr>
+      <w:rPr>
+        <w:rFonts w:ascii="Symbol" w:hAnsi="Symbol" w:hint="default"/>
+      </w:rPr>
+    </w:lvl>
+    <w:lvl w:ilvl="4" w:tplc="240A0003" w:tentative="1">
+      <w:start w:val="1"/>
+      <w:numFmt w:val="bullet"/>
+      <w:lvlText w:val="o"/>
+      <w:lvlJc w:val="left"/>
+      <w:pPr>
+        <w:ind w:left="4309" w:hanging="360"/>
+      </w:pPr>
+      <w:rPr>
+        <w:rFonts w:ascii="Courier New" w:hAnsi="Courier New" w:cs="Courier New" w:hint="default"/>
+      </w:rPr>
+    </w:lvl>
+    <w:lvl w:ilvl="5" w:tplc="240A0005" w:tentative="1">
+      <w:start w:val="1"/>
+      <w:numFmt w:val="bullet"/>
+      <w:lvlText w:val=""/>
+      <w:lvlJc w:val="left"/>
+      <w:pPr>
+        <w:ind w:left="5029" w:hanging="360"/>
+      </w:pPr>
+      <w:rPr>
+        <w:rFonts w:ascii="Wingdings" w:hAnsi="Wingdings" w:hint="default"/>
+      </w:rPr>
+    </w:lvl>
+    <w:lvl w:ilvl="6" w:tplc="240A0001" w:tentative="1">
+      <w:start w:val="1"/>
+      <w:numFmt w:val="bullet"/>
+      <w:lvlText w:val=""/>
+      <w:lvlJc w:val="left"/>
+      <w:pPr>
+        <w:ind w:left="5749" w:hanging="360"/>
+      </w:pPr>
+      <w:rPr>
+        <w:rFonts w:ascii="Symbol" w:hAnsi="Symbol" w:hint="default"/>
+      </w:rPr>
+    </w:lvl>
+    <w:lvl w:ilvl="7" w:tplc="240A0003" w:tentative="1">
+      <w:start w:val="1"/>
+      <w:numFmt w:val="bullet"/>
+      <w:lvlText w:val="o"/>
+      <w:lvlJc w:val="left"/>
+      <w:pPr>
+        <w:ind w:left="6469" w:hanging="360"/>
+      </w:pPr>
+      <w:rPr>
+        <w:rFonts w:ascii="Courier New" w:hAnsi="Courier New" w:cs="Courier New" w:hint="default"/>
+      </w:rPr>
+    </w:lvl>
+    <w:lvl w:ilvl="8" w:tplc="240A0005" w:tentative="1">
+      <w:start w:val="1"/>
+      <w:numFmt w:val="bullet"/>
+      <w:lvlText w:val=""/>
+      <w:lvlJc w:val="left"/>
+      <w:pPr>
+        <w:ind w:left="7189" w:hanging="360"/>
+      </w:pPr>
+      <w:rPr>
+        <w:rFonts w:ascii="Wingdings" w:hAnsi="Wingdings" w:hint="default"/>
+      </w:rPr>
+    </w:lvl>
+  </w:abstractNum>
+  <w:abstractNum w:abstractNumId="22" w15:restartNumberingAfterBreak="0">
+    <w:nsid w:val="47EA21B7"/>
+    <w:multiLevelType w:val="hybridMultilevel"/>
+    <w:tmpl w:val="4CC81ECE"/>
+    <w:lvl w:ilvl="0" w:tplc="240A0001">
+      <w:start w:val="1"/>
+      <w:numFmt w:val="bullet"/>
+      <w:lvlText w:val=""/>
+      <w:lvlJc w:val="left"/>
+      <w:pPr>
+        <w:ind w:left="1429" w:hanging="360"/>
+      </w:pPr>
+      <w:rPr>
+        <w:rFonts w:ascii="Symbol" w:hAnsi="Symbol" w:hint="default"/>
+      </w:rPr>
+    </w:lvl>
+    <w:lvl w:ilvl="1" w:tplc="240A0003" w:tentative="1">
+      <w:start w:val="1"/>
+      <w:numFmt w:val="bullet"/>
+      <w:lvlText w:val="o"/>
+      <w:lvlJc w:val="left"/>
+      <w:pPr>
+        <w:ind w:left="2149" w:hanging="360"/>
+      </w:pPr>
+      <w:rPr>
+        <w:rFonts w:ascii="Courier New" w:hAnsi="Courier New" w:cs="Courier New" w:hint="default"/>
+      </w:rPr>
+    </w:lvl>
+    <w:lvl w:ilvl="2" w:tplc="240A0005" w:tentative="1">
+      <w:start w:val="1"/>
+      <w:numFmt w:val="bullet"/>
+      <w:lvlText w:val=""/>
+      <w:lvlJc w:val="left"/>
+      <w:pPr>
+        <w:ind w:left="2869" w:hanging="360"/>
+      </w:pPr>
+      <w:rPr>
+        <w:rFonts w:ascii="Wingdings" w:hAnsi="Wingdings" w:hint="default"/>
+      </w:rPr>
+    </w:lvl>
+    <w:lvl w:ilvl="3" w:tplc="240A0001" w:tentative="1">
+      <w:start w:val="1"/>
+      <w:numFmt w:val="bullet"/>
+      <w:lvlText w:val=""/>
+      <w:lvlJc w:val="left"/>
+      <w:pPr>
+        <w:ind w:left="3589" w:hanging="360"/>
+      </w:pPr>
+      <w:rPr>
+        <w:rFonts w:ascii="Symbol" w:hAnsi="Symbol" w:hint="default"/>
+      </w:rPr>
+    </w:lvl>
+    <w:lvl w:ilvl="4" w:tplc="240A0003" w:tentative="1">
+      <w:start w:val="1"/>
+      <w:numFmt w:val="bullet"/>
+      <w:lvlText w:val="o"/>
+      <w:lvlJc w:val="left"/>
+      <w:pPr>
+        <w:ind w:left="4309" w:hanging="360"/>
+      </w:pPr>
+      <w:rPr>
+        <w:rFonts w:ascii="Courier New" w:hAnsi="Courier New" w:cs="Courier New" w:hint="default"/>
+      </w:rPr>
+    </w:lvl>
+    <w:lvl w:ilvl="5" w:tplc="240A0005" w:tentative="1">
+      <w:start w:val="1"/>
+      <w:numFmt w:val="bullet"/>
+      <w:lvlText w:val=""/>
+      <w:lvlJc w:val="left"/>
+      <w:pPr>
+        <w:ind w:left="5029" w:hanging="360"/>
+      </w:pPr>
+      <w:rPr>
+        <w:rFonts w:ascii="Wingdings" w:hAnsi="Wingdings" w:hint="default"/>
+      </w:rPr>
+    </w:lvl>
+    <w:lvl w:ilvl="6" w:tplc="240A0001" w:tentative="1">
+      <w:start w:val="1"/>
+      <w:numFmt w:val="bullet"/>
+      <w:lvlText w:val=""/>
+      <w:lvlJc w:val="left"/>
+      <w:pPr>
+        <w:ind w:left="5749" w:hanging="360"/>
+      </w:pPr>
+      <w:rPr>
+        <w:rFonts w:ascii="Symbol" w:hAnsi="Symbol" w:hint="default"/>
+      </w:rPr>
+    </w:lvl>
+    <w:lvl w:ilvl="7" w:tplc="240A0003" w:tentative="1">
+      <w:start w:val="1"/>
+      <w:numFmt w:val="bullet"/>
+      <w:lvlText w:val="o"/>
+      <w:lvlJc w:val="left"/>
+      <w:pPr>
+        <w:ind w:left="6469" w:hanging="360"/>
+      </w:pPr>
+      <w:rPr>
+        <w:rFonts w:ascii="Courier New" w:hAnsi="Courier New" w:cs="Courier New" w:hint="default"/>
+      </w:rPr>
+    </w:lvl>
+    <w:lvl w:ilvl="8" w:tplc="240A0005" w:tentative="1">
+      <w:start w:val="1"/>
+      <w:numFmt w:val="bullet"/>
+      <w:lvlText w:val=""/>
+      <w:lvlJc w:val="left"/>
+      <w:pPr>
+        <w:ind w:left="7189" w:hanging="360"/>
+      </w:pPr>
+      <w:rPr>
+        <w:rFonts w:ascii="Wingdings" w:hAnsi="Wingdings" w:hint="default"/>
+      </w:rPr>
+    </w:lvl>
+  </w:abstractNum>
+  <w:abstractNum w:abstractNumId="23" w15:restartNumberingAfterBreak="0">
+    <w:nsid w:val="49FE62C7"/>
+    <w:multiLevelType w:val="hybridMultilevel"/>
+    <w:tmpl w:val="6A5CE8B4"/>
+    <w:lvl w:ilvl="0" w:tplc="240A0001">
+      <w:start w:val="1"/>
+      <w:numFmt w:val="bullet"/>
+      <w:lvlText w:val=""/>
+      <w:lvlJc w:val="left"/>
+      <w:pPr>
+        <w:ind w:left="1429" w:hanging="360"/>
+      </w:pPr>
+      <w:rPr>
+        <w:rFonts w:ascii="Symbol" w:hAnsi="Symbol" w:hint="default"/>
+      </w:rPr>
+    </w:lvl>
+    <w:lvl w:ilvl="1" w:tplc="240A0003" w:tentative="1">
+      <w:start w:val="1"/>
+      <w:numFmt w:val="bullet"/>
+      <w:lvlText w:val="o"/>
+      <w:lvlJc w:val="left"/>
+      <w:pPr>
+        <w:ind w:left="2149" w:hanging="360"/>
+      </w:pPr>
+      <w:rPr>
+        <w:rFonts w:ascii="Courier New" w:hAnsi="Courier New" w:cs="Courier New" w:hint="default"/>
+      </w:rPr>
+    </w:lvl>
+    <w:lvl w:ilvl="2" w:tplc="240A0005" w:tentative="1">
+      <w:start w:val="1"/>
+      <w:numFmt w:val="bullet"/>
+      <w:lvlText w:val=""/>
+      <w:lvlJc w:val="left"/>
+      <w:pPr>
+        <w:ind w:left="2869" w:hanging="360"/>
+      </w:pPr>
+      <w:rPr>
+        <w:rFonts w:ascii="Wingdings" w:hAnsi="Wingdings" w:hint="default"/>
+      </w:rPr>
+    </w:lvl>
+    <w:lvl w:ilvl="3" w:tplc="240A0001" w:tentative="1">
+      <w:start w:val="1"/>
+      <w:numFmt w:val="bullet"/>
+      <w:lvlText w:val=""/>
+      <w:lvlJc w:val="left"/>
+      <w:pPr>
+        <w:ind w:left="3589" w:hanging="360"/>
+      </w:pPr>
+      <w:rPr>
+        <w:rFonts w:ascii="Symbol" w:hAnsi="Symbol" w:hint="default"/>
+      </w:rPr>
+    </w:lvl>
+    <w:lvl w:ilvl="4" w:tplc="240A0003" w:tentative="1">
+      <w:start w:val="1"/>
+      <w:numFmt w:val="bullet"/>
+      <w:lvlText w:val="o"/>
+      <w:lvlJc w:val="left"/>
+      <w:pPr>
+        <w:ind w:left="4309" w:hanging="360"/>
+      </w:pPr>
+      <w:rPr>
+        <w:rFonts w:ascii="Courier New" w:hAnsi="Courier New" w:cs="Courier New" w:hint="default"/>
+      </w:rPr>
+    </w:lvl>
+    <w:lvl w:ilvl="5" w:tplc="240A0005" w:tentative="1">
+      <w:start w:val="1"/>
+      <w:numFmt w:val="bullet"/>
+      <w:lvlText w:val=""/>
+      <w:lvlJc w:val="left"/>
+      <w:pPr>
+        <w:ind w:left="5029" w:hanging="360"/>
+      </w:pPr>
+      <w:rPr>
+        <w:rFonts w:ascii="Wingdings" w:hAnsi="Wingdings" w:hint="default"/>
+      </w:rPr>
+    </w:lvl>
+    <w:lvl w:ilvl="6" w:tplc="240A0001" w:tentative="1">
+      <w:start w:val="1"/>
+      <w:numFmt w:val="bullet"/>
+      <w:lvlText w:val=""/>
+      <w:lvlJc w:val="left"/>
+      <w:pPr>
+        <w:ind w:left="5749" w:hanging="360"/>
+      </w:pPr>
+      <w:rPr>
+        <w:rFonts w:ascii="Symbol" w:hAnsi="Symbol" w:hint="default"/>
+      </w:rPr>
+    </w:lvl>
+    <w:lvl w:ilvl="7" w:tplc="240A0003" w:tentative="1">
+      <w:start w:val="1"/>
+      <w:numFmt w:val="bullet"/>
+      <w:lvlText w:val="o"/>
+      <w:lvlJc w:val="left"/>
+      <w:pPr>
+        <w:ind w:left="6469" w:hanging="360"/>
+      </w:pPr>
+      <w:rPr>
+        <w:rFonts w:ascii="Courier New" w:hAnsi="Courier New" w:cs="Courier New" w:hint="default"/>
+      </w:rPr>
+    </w:lvl>
+    <w:lvl w:ilvl="8" w:tplc="240A0005" w:tentative="1">
+      <w:start w:val="1"/>
+      <w:numFmt w:val="bullet"/>
+      <w:lvlText w:val=""/>
+      <w:lvlJc w:val="left"/>
+      <w:pPr>
+        <w:ind w:left="7189" w:hanging="360"/>
+      </w:pPr>
+      <w:rPr>
+        <w:rFonts w:ascii="Wingdings" w:hAnsi="Wingdings" w:hint="default"/>
+      </w:rPr>
+    </w:lvl>
+  </w:abstractNum>
+  <w:abstractNum w:abstractNumId="24" w15:restartNumberingAfterBreak="0">
     <w:nsid w:val="4EBE1EF6"/>
     <w:multiLevelType w:val="hybridMultilevel"/>
     <w:tmpl w:val="AF3C2E24"/>
@@ -13255,7 +13458,93 @@
       </w:pPr>
     </w:lvl>
   </w:abstractNum>
-  <w:abstractNum w:abstractNumId="20" w15:restartNumberingAfterBreak="0">
+  <w:abstractNum w:abstractNumId="25" w15:restartNumberingAfterBreak="0">
+    <w:nsid w:val="51462503"/>
+    <w:multiLevelType w:val="hybridMultilevel"/>
+    <w:tmpl w:val="2E0E4C72"/>
+    <w:lvl w:ilvl="0" w:tplc="240A0019">
+      <w:start w:val="1"/>
+      <w:numFmt w:val="lowerLetter"/>
+      <w:lvlText w:val="%1."/>
+      <w:lvlJc w:val="left"/>
+      <w:pPr>
+        <w:ind w:left="1429" w:hanging="360"/>
+      </w:pPr>
+    </w:lvl>
+    <w:lvl w:ilvl="1" w:tplc="240A0019" w:tentative="1">
+      <w:start w:val="1"/>
+      <w:numFmt w:val="lowerLetter"/>
+      <w:lvlText w:val="%2."/>
+      <w:lvlJc w:val="left"/>
+      <w:pPr>
+        <w:ind w:left="2149" w:hanging="360"/>
+      </w:pPr>
+    </w:lvl>
+    <w:lvl w:ilvl="2" w:tplc="240A001B" w:tentative="1">
+      <w:start w:val="1"/>
+      <w:numFmt w:val="lowerRoman"/>
+      <w:lvlText w:val="%3."/>
+      <w:lvlJc w:val="right"/>
+      <w:pPr>
+        <w:ind w:left="2869" w:hanging="180"/>
+      </w:pPr>
+    </w:lvl>
+    <w:lvl w:ilvl="3" w:tplc="240A000F" w:tentative="1">
+      <w:start w:val="1"/>
+      <w:numFmt w:val="decimal"/>
+      <w:lvlText w:val="%4."/>
+      <w:lvlJc w:val="left"/>
+      <w:pPr>
+        <w:ind w:left="3589" w:hanging="360"/>
+      </w:pPr>
+    </w:lvl>
+    <w:lvl w:ilvl="4" w:tplc="240A0019" w:tentative="1">
+      <w:start w:val="1"/>
+      <w:numFmt w:val="lowerLetter"/>
+      <w:lvlText w:val="%5."/>
+      <w:lvlJc w:val="left"/>
+      <w:pPr>
+        <w:ind w:left="4309" w:hanging="360"/>
+      </w:pPr>
+    </w:lvl>
+    <w:lvl w:ilvl="5" w:tplc="240A001B" w:tentative="1">
+      <w:start w:val="1"/>
+      <w:numFmt w:val="lowerRoman"/>
+      <w:lvlText w:val="%6."/>
+      <w:lvlJc w:val="right"/>
+      <w:pPr>
+        <w:ind w:left="5029" w:hanging="180"/>
+      </w:pPr>
+    </w:lvl>
+    <w:lvl w:ilvl="6" w:tplc="240A000F" w:tentative="1">
+      <w:start w:val="1"/>
+      <w:numFmt w:val="decimal"/>
+      <w:lvlText w:val="%7."/>
+      <w:lvlJc w:val="left"/>
+      <w:pPr>
+        <w:ind w:left="5749" w:hanging="360"/>
+      </w:pPr>
+    </w:lvl>
+    <w:lvl w:ilvl="7" w:tplc="240A0019" w:tentative="1">
+      <w:start w:val="1"/>
+      <w:numFmt w:val="lowerLetter"/>
+      <w:lvlText w:val="%8."/>
+      <w:lvlJc w:val="left"/>
+      <w:pPr>
+        <w:ind w:left="6469" w:hanging="360"/>
+      </w:pPr>
+    </w:lvl>
+    <w:lvl w:ilvl="8" w:tplc="240A001B" w:tentative="1">
+      <w:start w:val="1"/>
+      <w:numFmt w:val="lowerRoman"/>
+      <w:lvlText w:val="%9."/>
+      <w:lvlJc w:val="right"/>
+      <w:pPr>
+        <w:ind w:left="7189" w:hanging="180"/>
+      </w:pPr>
+    </w:lvl>
+  </w:abstractNum>
+  <w:abstractNum w:abstractNumId="26" w15:restartNumberingAfterBreak="0">
     <w:nsid w:val="53E36389"/>
     <w:multiLevelType w:val="hybridMultilevel"/>
     <w:tmpl w:val="52B670E2"/>
@@ -13367,7 +13656,120 @@
       </w:rPr>
     </w:lvl>
   </w:abstractNum>
-  <w:abstractNum w:abstractNumId="21" w15:restartNumberingAfterBreak="0">
+  <w:abstractNum w:abstractNumId="27" w15:restartNumberingAfterBreak="0">
+    <w:nsid w:val="5A4B4848"/>
+    <w:multiLevelType w:val="hybridMultilevel"/>
+    <w:tmpl w:val="68F87510"/>
+    <w:lvl w:ilvl="0" w:tplc="240A0001">
+      <w:start w:val="1"/>
+      <w:numFmt w:val="bullet"/>
+      <w:lvlText w:val=""/>
+      <w:lvlJc w:val="left"/>
+      <w:pPr>
+        <w:ind w:left="1429" w:hanging="360"/>
+      </w:pPr>
+      <w:rPr>
+        <w:rFonts w:ascii="Symbol" w:hAnsi="Symbol" w:hint="default"/>
+      </w:rPr>
+    </w:lvl>
+    <w:lvl w:ilvl="1" w:tplc="240A0003" w:tentative="1">
+      <w:start w:val="1"/>
+      <w:numFmt w:val="bullet"/>
+      <w:lvlText w:val="o"/>
+      <w:lvlJc w:val="left"/>
+      <w:pPr>
+        <w:ind w:left="2149" w:hanging="360"/>
+      </w:pPr>
+      <w:rPr>
+        <w:rFonts w:ascii="Courier New" w:hAnsi="Courier New" w:cs="Courier New" w:hint="default"/>
+      </w:rPr>
+    </w:lvl>
+    <w:lvl w:ilvl="2" w:tplc="240A0005" w:tentative="1">
+      <w:start w:val="1"/>
+      <w:numFmt w:val="bullet"/>
+      <w:lvlText w:val=""/>
+      <w:lvlJc w:val="left"/>
+      <w:pPr>
+        <w:ind w:left="2869" w:hanging="360"/>
+      </w:pPr>
+      <w:rPr>
+        <w:rFonts w:ascii="Wingdings" w:hAnsi="Wingdings" w:hint="default"/>
+      </w:rPr>
+    </w:lvl>
+    <w:lvl w:ilvl="3" w:tplc="240A0001" w:tentative="1">
+      <w:start w:val="1"/>
+      <w:numFmt w:val="bullet"/>
+      <w:lvlText w:val=""/>
+      <w:lvlJc w:val="left"/>
+      <w:pPr>
+        <w:ind w:left="3589" w:hanging="360"/>
+      </w:pPr>
+      <w:rPr>
+        <w:rFonts w:ascii="Symbol" w:hAnsi="Symbol" w:hint="default"/>
+      </w:rPr>
+    </w:lvl>
+    <w:lvl w:ilvl="4" w:tplc="240A0003" w:tentative="1">
+      <w:start w:val="1"/>
+      <w:numFmt w:val="bullet"/>
+      <w:lvlText w:val="o"/>
+      <w:lvlJc w:val="left"/>
+      <w:pPr>
+        <w:ind w:left="4309" w:hanging="360"/>
+      </w:pPr>
+      <w:rPr>
+        <w:rFonts w:ascii="Courier New" w:hAnsi="Courier New" w:cs="Courier New" w:hint="default"/>
+      </w:rPr>
+    </w:lvl>
+    <w:lvl w:ilvl="5" w:tplc="240A0005" w:tentative="1">
+      <w:start w:val="1"/>
+      <w:numFmt w:val="bullet"/>
+      <w:lvlText w:val=""/>
+      <w:lvlJc w:val="left"/>
+      <w:pPr>
+        <w:ind w:left="5029" w:hanging="360"/>
+      </w:pPr>
+      <w:rPr>
+        <w:rFonts w:ascii="Wingdings" w:hAnsi="Wingdings" w:hint="default"/>
+      </w:rPr>
+    </w:lvl>
+    <w:lvl w:ilvl="6" w:tplc="240A0001" w:tentative="1">
+      <w:start w:val="1"/>
+      <w:numFmt w:val="bullet"/>
+      <w:lvlText w:val=""/>
+      <w:lvlJc w:val="left"/>
+      <w:pPr>
+        <w:ind w:left="5749" w:hanging="360"/>
+      </w:pPr>
+      <w:rPr>
+        <w:rFonts w:ascii="Symbol" w:hAnsi="Symbol" w:hint="default"/>
+      </w:rPr>
+    </w:lvl>
+    <w:lvl w:ilvl="7" w:tplc="240A0003" w:tentative="1">
+      <w:start w:val="1"/>
+      <w:numFmt w:val="bullet"/>
+      <w:lvlText w:val="o"/>
+      <w:lvlJc w:val="left"/>
+      <w:pPr>
+        <w:ind w:left="6469" w:hanging="360"/>
+      </w:pPr>
+      <w:rPr>
+        <w:rFonts w:ascii="Courier New" w:hAnsi="Courier New" w:cs="Courier New" w:hint="default"/>
+      </w:rPr>
+    </w:lvl>
+    <w:lvl w:ilvl="8" w:tplc="240A0005" w:tentative="1">
+      <w:start w:val="1"/>
+      <w:numFmt w:val="bullet"/>
+      <w:lvlText w:val=""/>
+      <w:lvlJc w:val="left"/>
+      <w:pPr>
+        <w:ind w:left="7189" w:hanging="360"/>
+      </w:pPr>
+      <w:rPr>
+        <w:rFonts w:ascii="Wingdings" w:hAnsi="Wingdings" w:hint="default"/>
+      </w:rPr>
+    </w:lvl>
+  </w:abstractNum>
+  <w:abstractNum w:abstractNumId="28" w15:restartNumberingAfterBreak="0">
     <w:nsid w:val="5A6477F0"/>
     <w:multiLevelType w:val="hybridMultilevel"/>
     <w:tmpl w:val="FDD6C976"/>
@@ -13480,7 +13882,7 @@
       </w:rPr>
     </w:lvl>
   </w:abstractNum>
-  <w:abstractNum w:abstractNumId="22" w15:restartNumberingAfterBreak="0">
+  <w:abstractNum w:abstractNumId="29" w15:restartNumberingAfterBreak="0">
     <w:nsid w:val="5AAD634B"/>
     <w:multiLevelType w:val="hybridMultilevel"/>
     <w:tmpl w:val="EA3CABF2"/>
@@ -13593,7 +13995,7 @@
       </w:rPr>
     </w:lvl>
   </w:abstractNum>
-  <w:abstractNum w:abstractNumId="23" w15:restartNumberingAfterBreak="0">
+  <w:abstractNum w:abstractNumId="30" w15:restartNumberingAfterBreak="0">
     <w:nsid w:val="5B8C4A19"/>
     <w:multiLevelType w:val="hybridMultilevel"/>
     <w:tmpl w:val="E2880794"/>
@@ -13706,7 +14108,233 @@
       </w:rPr>
     </w:lvl>
   </w:abstractNum>
-  <w:abstractNum w:abstractNumId="24" w15:restartNumberingAfterBreak="0">
+  <w:abstractNum w:abstractNumId="31" w15:restartNumberingAfterBreak="0">
+    <w:nsid w:val="65EF4796"/>
+    <w:multiLevelType w:val="hybridMultilevel"/>
+    <w:tmpl w:val="906635FA"/>
+    <w:lvl w:ilvl="0" w:tplc="240A0001">
+      <w:start w:val="1"/>
+      <w:numFmt w:val="bullet"/>
+      <w:lvlText w:val=""/>
+      <w:lvlJc w:val="left"/>
+      <w:pPr>
+        <w:ind w:left="1429" w:hanging="360"/>
+      </w:pPr>
+      <w:rPr>
+        <w:rFonts w:ascii="Symbol" w:hAnsi="Symbol" w:hint="default"/>
+      </w:rPr>
+    </w:lvl>
+    <w:lvl w:ilvl="1" w:tplc="240A0003" w:tentative="1">
+      <w:start w:val="1"/>
+      <w:numFmt w:val="bullet"/>
+      <w:lvlText w:val="o"/>
+      <w:lvlJc w:val="left"/>
+      <w:pPr>
+        <w:ind w:left="2149" w:hanging="360"/>
+      </w:pPr>
+      <w:rPr>
+        <w:rFonts w:ascii="Courier New" w:hAnsi="Courier New" w:cs="Courier New" w:hint="default"/>
+      </w:rPr>
+    </w:lvl>
+    <w:lvl w:ilvl="2" w:tplc="240A0005" w:tentative="1">
+      <w:start w:val="1"/>
+      <w:numFmt w:val="bullet"/>
+      <w:lvlText w:val=""/>
+      <w:lvlJc w:val="left"/>
+      <w:pPr>
+        <w:ind w:left="2869" w:hanging="360"/>
+      </w:pPr>
+      <w:rPr>
+        <w:rFonts w:ascii="Wingdings" w:hAnsi="Wingdings" w:hint="default"/>
+      </w:rPr>
+    </w:lvl>
+    <w:lvl w:ilvl="3" w:tplc="240A0001" w:tentative="1">
+      <w:start w:val="1"/>
+      <w:numFmt w:val="bullet"/>
+      <w:lvlText w:val=""/>
+      <w:lvlJc w:val="left"/>
+      <w:pPr>
+        <w:ind w:left="3589" w:hanging="360"/>
+      </w:pPr>
+      <w:rPr>
+        <w:rFonts w:ascii="Symbol" w:hAnsi="Symbol" w:hint="default"/>
+      </w:rPr>
+    </w:lvl>
+    <w:lvl w:ilvl="4" w:tplc="240A0003" w:tentative="1">
+      <w:start w:val="1"/>
+      <w:numFmt w:val="bullet"/>
+      <w:lvlText w:val="o"/>
+      <w:lvlJc w:val="left"/>
+      <w:pPr>
+        <w:ind w:left="4309" w:hanging="360"/>
+      </w:pPr>
+      <w:rPr>
+        <w:rFonts w:ascii="Courier New" w:hAnsi="Courier New" w:cs="Courier New" w:hint="default"/>
+      </w:rPr>
+    </w:lvl>
+    <w:lvl w:ilvl="5" w:tplc="240A0005" w:tentative="1">
+      <w:start w:val="1"/>
+      <w:numFmt w:val="bullet"/>
+      <w:lvlText w:val=""/>
+      <w:lvlJc w:val="left"/>
+      <w:pPr>
+        <w:ind w:left="5029" w:hanging="360"/>
+      </w:pPr>
+      <w:rPr>
+        <w:rFonts w:ascii="Wingdings" w:hAnsi="Wingdings" w:hint="default"/>
+      </w:rPr>
+    </w:lvl>
+    <w:lvl w:ilvl="6" w:tplc="240A0001" w:tentative="1">
+      <w:start w:val="1"/>
+      <w:numFmt w:val="bullet"/>
+      <w:lvlText w:val=""/>
+      <w:lvlJc w:val="left"/>
+      <w:pPr>
+        <w:ind w:left="5749" w:hanging="360"/>
+      </w:pPr>
+      <w:rPr>
+        <w:rFonts w:ascii="Symbol" w:hAnsi="Symbol" w:hint="default"/>
+      </w:rPr>
+    </w:lvl>
+    <w:lvl w:ilvl="7" w:tplc="240A0003" w:tentative="1">
+      <w:start w:val="1"/>
+      <w:numFmt w:val="bullet"/>
+      <w:lvlText w:val="o"/>
+      <w:lvlJc w:val="left"/>
+      <w:pPr>
+        <w:ind w:left="6469" w:hanging="360"/>
+      </w:pPr>
+      <w:rPr>
+        <w:rFonts w:ascii="Courier New" w:hAnsi="Courier New" w:cs="Courier New" w:hint="default"/>
+      </w:rPr>
+    </w:lvl>
+    <w:lvl w:ilvl="8" w:tplc="240A0005" w:tentative="1">
+      <w:start w:val="1"/>
+      <w:numFmt w:val="bullet"/>
+      <w:lvlText w:val=""/>
+      <w:lvlJc w:val="left"/>
+      <w:pPr>
+        <w:ind w:left="7189" w:hanging="360"/>
+      </w:pPr>
+      <w:rPr>
+        <w:rFonts w:ascii="Wingdings" w:hAnsi="Wingdings" w:hint="default"/>
+      </w:rPr>
+    </w:lvl>
+  </w:abstractNum>
+  <w:abstractNum w:abstractNumId="32" w15:restartNumberingAfterBreak="0">
+    <w:nsid w:val="6B3939CF"/>
+    <w:multiLevelType w:val="hybridMultilevel"/>
+    <w:tmpl w:val="E20222E0"/>
+    <w:lvl w:ilvl="0" w:tplc="240A0001">
+      <w:start w:val="1"/>
+      <w:numFmt w:val="bullet"/>
+      <w:lvlText w:val=""/>
+      <w:lvlJc w:val="left"/>
+      <w:pPr>
+        <w:ind w:left="1429" w:hanging="360"/>
+      </w:pPr>
+      <w:rPr>
+        <w:rFonts w:ascii="Symbol" w:hAnsi="Symbol" w:hint="default"/>
+      </w:rPr>
+    </w:lvl>
+    <w:lvl w:ilvl="1" w:tplc="240A0003" w:tentative="1">
+      <w:start w:val="1"/>
+      <w:numFmt w:val="bullet"/>
+      <w:lvlText w:val="o"/>
+      <w:lvlJc w:val="left"/>
+      <w:pPr>
+        <w:ind w:left="2149" w:hanging="360"/>
+      </w:pPr>
+      <w:rPr>
+        <w:rFonts w:ascii="Courier New" w:hAnsi="Courier New" w:cs="Courier New" w:hint="default"/>
+      </w:rPr>
+    </w:lvl>
+    <w:lvl w:ilvl="2" w:tplc="240A0005" w:tentative="1">
+      <w:start w:val="1"/>
+      <w:numFmt w:val="bullet"/>
+      <w:lvlText w:val=""/>
+      <w:lvlJc w:val="left"/>
+      <w:pPr>
+        <w:ind w:left="2869" w:hanging="360"/>
+      </w:pPr>
+      <w:rPr>
+        <w:rFonts w:ascii="Wingdings" w:hAnsi="Wingdings" w:hint="default"/>
+      </w:rPr>
+    </w:lvl>
+    <w:lvl w:ilvl="3" w:tplc="240A0001" w:tentative="1">
+      <w:start w:val="1"/>
+      <w:numFmt w:val="bullet"/>
+      <w:lvlText w:val=""/>
+      <w:lvlJc w:val="left"/>
+      <w:pPr>
+        <w:ind w:left="3589" w:hanging="360"/>
+      </w:pPr>
+      <w:rPr>
+        <w:rFonts w:ascii="Symbol" w:hAnsi="Symbol" w:hint="default"/>
+      </w:rPr>
+    </w:lvl>
+    <w:lvl w:ilvl="4" w:tplc="240A0003" w:tentative="1">
+      <w:start w:val="1"/>
+      <w:numFmt w:val="bullet"/>
+      <w:lvlText w:val="o"/>
+      <w:lvlJc w:val="left"/>
+      <w:pPr>
+        <w:ind w:left="4309" w:hanging="360"/>
+      </w:pPr>
+      <w:rPr>
+        <w:rFonts w:ascii="Courier New" w:hAnsi="Courier New" w:cs="Courier New" w:hint="default"/>
+      </w:rPr>
+    </w:lvl>
+    <w:lvl w:ilvl="5" w:tplc="240A0005" w:tentative="1">
+      <w:start w:val="1"/>
+      <w:numFmt w:val="bullet"/>
+      <w:lvlText w:val=""/>
+      <w:lvlJc w:val="left"/>
+      <w:pPr>
+        <w:ind w:left="5029" w:hanging="360"/>
+      </w:pPr>
+      <w:rPr>
+        <w:rFonts w:ascii="Wingdings" w:hAnsi="Wingdings" w:hint="default"/>
+      </w:rPr>
+    </w:lvl>
+    <w:lvl w:ilvl="6" w:tplc="240A0001" w:tentative="1">
+      <w:start w:val="1"/>
+      <w:numFmt w:val="bullet"/>
+      <w:lvlText w:val=""/>
+      <w:lvlJc w:val="left"/>
+      <w:pPr>
+        <w:ind w:left="5749" w:hanging="360"/>
+      </w:pPr>
+      <w:rPr>
+        <w:rFonts w:ascii="Symbol" w:hAnsi="Symbol" w:hint="default"/>
+      </w:rPr>
+    </w:lvl>
+    <w:lvl w:ilvl="7" w:tplc="240A0003" w:tentative="1">
+      <w:start w:val="1"/>
+      <w:numFmt w:val="bullet"/>
+      <w:lvlText w:val="o"/>
+      <w:lvlJc w:val="left"/>
+      <w:pPr>
+        <w:ind w:left="6469" w:hanging="360"/>
+      </w:pPr>
+      <w:rPr>
+        <w:rFonts w:ascii="Courier New" w:hAnsi="Courier New" w:cs="Courier New" w:hint="default"/>
+      </w:rPr>
+    </w:lvl>
+    <w:lvl w:ilvl="8" w:tplc="240A0005" w:tentative="1">
+      <w:start w:val="1"/>
+      <w:numFmt w:val="bullet"/>
+      <w:lvlText w:val=""/>
+      <w:lvlJc w:val="left"/>
+      <w:pPr>
+        <w:ind w:left="7189" w:hanging="360"/>
+      </w:pPr>
+      <w:rPr>
+        <w:rFonts w:ascii="Wingdings" w:hAnsi="Wingdings" w:hint="default"/>
+      </w:rPr>
+    </w:lvl>
+  </w:abstractNum>
+  <w:abstractNum w:abstractNumId="33" w15:restartNumberingAfterBreak="0">
     <w:nsid w:val="6B3E6570"/>
     <w:multiLevelType w:val="hybridMultilevel"/>
     <w:tmpl w:val="67E65E7C"/>
@@ -13819,7 +14447,7 @@
       </w:rPr>
     </w:lvl>
   </w:abstractNum>
-  <w:abstractNum w:abstractNumId="25" w15:restartNumberingAfterBreak="0">
+  <w:abstractNum w:abstractNumId="34" w15:restartNumberingAfterBreak="0">
     <w:nsid w:val="6F3E7946"/>
     <w:multiLevelType w:val="hybridMultilevel"/>
     <w:tmpl w:val="734801A2"/>
@@ -13931,7 +14559,7 @@
       </w:rPr>
     </w:lvl>
   </w:abstractNum>
-  <w:abstractNum w:abstractNumId="26" w15:restartNumberingAfterBreak="0">
+  <w:abstractNum w:abstractNumId="35" w15:restartNumberingAfterBreak="0">
     <w:nsid w:val="7CB6319C"/>
     <w:multiLevelType w:val="hybridMultilevel"/>
     <w:tmpl w:val="651691C8"/>
@@ -14021,93 +14649,236 @@
       </w:pPr>
     </w:lvl>
   </w:abstractNum>
-  <w:num w:numId="1">
+  <w:abstractNum w:abstractNumId="36" w15:restartNumberingAfterBreak="0">
+    <w:nsid w:val="7D2E2535"/>
+    <w:multiLevelType w:val="hybridMultilevel"/>
+    <w:tmpl w:val="531A94B2"/>
+    <w:lvl w:ilvl="0" w:tplc="240A0001">
+      <w:start w:val="1"/>
+      <w:numFmt w:val="bullet"/>
+      <w:lvlText w:val=""/>
+      <w:lvlJc w:val="left"/>
+      <w:pPr>
+        <w:ind w:left="1429" w:hanging="360"/>
+      </w:pPr>
+      <w:rPr>
+        <w:rFonts w:ascii="Symbol" w:hAnsi="Symbol" w:hint="default"/>
+      </w:rPr>
+    </w:lvl>
+    <w:lvl w:ilvl="1" w:tplc="240A0003" w:tentative="1">
+      <w:start w:val="1"/>
+      <w:numFmt w:val="bullet"/>
+      <w:lvlText w:val="o"/>
+      <w:lvlJc w:val="left"/>
+      <w:pPr>
+        <w:ind w:left="2149" w:hanging="360"/>
+      </w:pPr>
+      <w:rPr>
+        <w:rFonts w:ascii="Courier New" w:hAnsi="Courier New" w:cs="Courier New" w:hint="default"/>
+      </w:rPr>
+    </w:lvl>
+    <w:lvl w:ilvl="2" w:tplc="240A0005" w:tentative="1">
+      <w:start w:val="1"/>
+      <w:numFmt w:val="bullet"/>
+      <w:lvlText w:val=""/>
+      <w:lvlJc w:val="left"/>
+      <w:pPr>
+        <w:ind w:left="2869" w:hanging="360"/>
+      </w:pPr>
+      <w:rPr>
+        <w:rFonts w:ascii="Wingdings" w:hAnsi="Wingdings" w:hint="default"/>
+      </w:rPr>
+    </w:lvl>
+    <w:lvl w:ilvl="3" w:tplc="240A0001" w:tentative="1">
+      <w:start w:val="1"/>
+      <w:numFmt w:val="bullet"/>
+      <w:lvlText w:val=""/>
+      <w:lvlJc w:val="left"/>
+      <w:pPr>
+        <w:ind w:left="3589" w:hanging="360"/>
+      </w:pPr>
+      <w:rPr>
+        <w:rFonts w:ascii="Symbol" w:hAnsi="Symbol" w:hint="default"/>
+      </w:rPr>
+    </w:lvl>
+    <w:lvl w:ilvl="4" w:tplc="240A0003" w:tentative="1">
+      <w:start w:val="1"/>
+      <w:numFmt w:val="bullet"/>
+      <w:lvlText w:val="o"/>
+      <w:lvlJc w:val="left"/>
+      <w:pPr>
+        <w:ind w:left="4309" w:hanging="360"/>
+      </w:pPr>
+      <w:rPr>
+        <w:rFonts w:ascii="Courier New" w:hAnsi="Courier New" w:cs="Courier New" w:hint="default"/>
+      </w:rPr>
+    </w:lvl>
+    <w:lvl w:ilvl="5" w:tplc="240A0005" w:tentative="1">
+      <w:start w:val="1"/>
+      <w:numFmt w:val="bullet"/>
+      <w:lvlText w:val=""/>
+      <w:lvlJc w:val="left"/>
+      <w:pPr>
+        <w:ind w:left="5029" w:hanging="360"/>
+      </w:pPr>
+      <w:rPr>
+        <w:rFonts w:ascii="Wingdings" w:hAnsi="Wingdings" w:hint="default"/>
+      </w:rPr>
+    </w:lvl>
+    <w:lvl w:ilvl="6" w:tplc="240A0001" w:tentative="1">
+      <w:start w:val="1"/>
+      <w:numFmt w:val="bullet"/>
+      <w:lvlText w:val=""/>
+      <w:lvlJc w:val="left"/>
+      <w:pPr>
+        <w:ind w:left="5749" w:hanging="360"/>
+      </w:pPr>
+      <w:rPr>
+        <w:rFonts w:ascii="Symbol" w:hAnsi="Symbol" w:hint="default"/>
+      </w:rPr>
+    </w:lvl>
+    <w:lvl w:ilvl="7" w:tplc="240A0003" w:tentative="1">
+      <w:start w:val="1"/>
+      <w:numFmt w:val="bullet"/>
+      <w:lvlText w:val="o"/>
+      <w:lvlJc w:val="left"/>
+      <w:pPr>
+        <w:ind w:left="6469" w:hanging="360"/>
+      </w:pPr>
+      <w:rPr>
+        <w:rFonts w:ascii="Courier New" w:hAnsi="Courier New" w:cs="Courier New" w:hint="default"/>
+      </w:rPr>
+    </w:lvl>
+    <w:lvl w:ilvl="8" w:tplc="240A0005" w:tentative="1">
+      <w:start w:val="1"/>
+      <w:numFmt w:val="bullet"/>
+      <w:lvlText w:val=""/>
+      <w:lvlJc w:val="left"/>
+      <w:pPr>
+        <w:ind w:left="7189" w:hanging="360"/>
+      </w:pPr>
+      <w:rPr>
+        <w:rFonts w:ascii="Wingdings" w:hAnsi="Wingdings" w:hint="default"/>
+      </w:rPr>
+    </w:lvl>
+  </w:abstractNum>
+  <w:num w:numId="1" w16cid:durableId="1068962238">
     <w:abstractNumId w:val="0"/>
   </w:num>
-  <w:num w:numId="2">
+  <w:num w:numId="2" w16cid:durableId="497698523">
     <w:abstractNumId w:val="10"/>
   </w:num>
-  <w:num w:numId="3">
+  <w:num w:numId="3" w16cid:durableId="782765324">
+    <w:abstractNumId w:val="24"/>
+  </w:num>
+  <w:num w:numId="4" w16cid:durableId="923804430">
+    <w:abstractNumId w:val="15"/>
+  </w:num>
+  <w:num w:numId="5" w16cid:durableId="1996495741">
+    <w:abstractNumId w:val="17"/>
+  </w:num>
+  <w:num w:numId="6" w16cid:durableId="1162042053">
+    <w:abstractNumId w:val="16"/>
+  </w:num>
+  <w:num w:numId="7" w16cid:durableId="294794614">
+    <w:abstractNumId w:val="13"/>
+  </w:num>
+  <w:num w:numId="8" w16cid:durableId="1440834618">
+    <w:abstractNumId w:val="35"/>
+  </w:num>
+  <w:num w:numId="9" w16cid:durableId="100538523">
+    <w:abstractNumId w:val="4"/>
+  </w:num>
+  <w:num w:numId="10" w16cid:durableId="1429083680">
+    <w:abstractNumId w:val="7"/>
+  </w:num>
+  <w:num w:numId="11" w16cid:durableId="1622614139">
+    <w:abstractNumId w:val="29"/>
+  </w:num>
+  <w:num w:numId="12" w16cid:durableId="196042439">
+    <w:abstractNumId w:val="6"/>
+  </w:num>
+  <w:num w:numId="13" w16cid:durableId="1879007485">
+    <w:abstractNumId w:val="12"/>
+  </w:num>
+  <w:num w:numId="14" w16cid:durableId="1767841198">
+    <w:abstractNumId w:val="1"/>
+  </w:num>
+  <w:num w:numId="15" w16cid:durableId="351415534">
+    <w:abstractNumId w:val="3"/>
+  </w:num>
+  <w:num w:numId="16" w16cid:durableId="1037315014">
+    <w:abstractNumId w:val="14"/>
+  </w:num>
+  <w:num w:numId="17" w16cid:durableId="530846410">
     <w:abstractNumId w:val="19"/>
   </w:num>
-  <w:num w:numId="4">
-    <w:abstractNumId w:val="14"/>
+  <w:num w:numId="18" w16cid:durableId="484854186">
+    <w:abstractNumId w:val="33"/>
   </w:num>
-  <w:num w:numId="5">
-    <w:abstractNumId w:val="16"/>
+  <w:num w:numId="19" w16cid:durableId="72821340">
+    <w:abstractNumId w:val="30"/>
   </w:num>
-  <w:num w:numId="6">
-    <w:abstractNumId w:val="15"/>
+  <w:num w:numId="20" w16cid:durableId="1537308141">
+    <w:abstractNumId w:val="9"/>
   </w:num>
-  <w:num w:numId="7">
-    <w:abstractNumId w:val="12"/>
+  <w:num w:numId="21" w16cid:durableId="211111825">
+    <w:abstractNumId w:val="2"/>
   </w:num>
-  <w:num w:numId="8">
+  <w:num w:numId="22" w16cid:durableId="527376047">
     <w:abstractNumId w:val="26"/>
   </w:num>
-  <w:num w:numId="9">
-    <w:abstractNumId w:val="4"/>
+  <w:num w:numId="23" w16cid:durableId="1068576006">
+    <w:abstractNumId w:val="28"/>
   </w:num>
-  <w:num w:numId="10">
-    <w:abstractNumId w:val="7"/>
+  <w:num w:numId="24" w16cid:durableId="449474779">
+    <w:abstractNumId w:val="34"/>
   </w:num>
-  <w:num w:numId="11">
+  <w:num w:numId="25" w16cid:durableId="1927838085">
+    <w:abstractNumId w:val="5"/>
+  </w:num>
+  <w:num w:numId="26" w16cid:durableId="960527636">
+    <w:abstractNumId w:val="20"/>
+  </w:num>
+  <w:num w:numId="27" w16cid:durableId="1029112098">
+    <w:abstractNumId w:val="8"/>
+  </w:num>
+  <w:num w:numId="28" w16cid:durableId="882526160">
     <w:abstractNumId w:val="22"/>
   </w:num>
-  <w:num w:numId="12">
-    <w:abstractNumId w:val="6"/>
+  <w:num w:numId="29" w16cid:durableId="1636833774">
+    <w:abstractNumId w:val="31"/>
   </w:num>
-  <w:num w:numId="13">
+  <w:num w:numId="30" w16cid:durableId="947547548">
+    <w:abstractNumId w:val="23"/>
+  </w:num>
+  <w:num w:numId="31" w16cid:durableId="134612617">
+    <w:abstractNumId w:val="32"/>
+  </w:num>
+  <w:num w:numId="32" w16cid:durableId="2034502360">
     <w:abstractNumId w:val="11"/>
   </w:num>
-  <w:num w:numId="14">
-    <w:abstractNumId w:val="1"/>
-  </w:num>
-  <w:num w:numId="15">
-    <w:abstractNumId w:val="3"/>
-  </w:num>
-  <w:num w:numId="16">
-    <w:abstractNumId w:val="13"/>
-  </w:num>
-  <w:num w:numId="17">
-    <w:abstractNumId w:val="17"/>
-  </w:num>
-  <w:num w:numId="18">
-    <w:abstractNumId w:val="24"/>
-  </w:num>
-  <w:num w:numId="19">
-    <w:abstractNumId w:val="23"/>
-  </w:num>
-  <w:num w:numId="20">
-    <w:abstractNumId w:val="9"/>
-  </w:num>
-  <w:num w:numId="21">
-    <w:abstractNumId w:val="2"/>
-  </w:num>
-  <w:num w:numId="22">
-    <w:abstractNumId w:val="20"/>
-  </w:num>
-  <w:num w:numId="23">
-    <w:abstractNumId w:val="21"/>
-  </w:num>
-  <w:num w:numId="24">
+  <w:num w:numId="33" w16cid:durableId="1843473365">
     <w:abstractNumId w:val="25"/>
   </w:num>
-  <w:num w:numId="25">
-    <w:abstractNumId w:val="5"/>
-  </w:num>
-  <w:num w:numId="26">
+  <w:num w:numId="34" w16cid:durableId="70784746">
     <w:abstractNumId w:val="18"/>
   </w:num>
-  <w:num w:numId="27">
-    <w:abstractNumId w:val="8"/>
+  <w:num w:numId="35" w16cid:durableId="1009258075">
+    <w:abstractNumId w:val="36"/>
+  </w:num>
+  <w:num w:numId="36" w16cid:durableId="1105030183">
+    <w:abstractNumId w:val="27"/>
+  </w:num>
+  <w:num w:numId="37" w16cid:durableId="1917204842">
+    <w:abstractNumId w:val="21"/>
   </w:num>
   <w:numIdMacAtCleanup w:val="27"/>
 </w:numbering>
 </file>
 
 <file path=word/styles.xml><?xml version="1.0" encoding="utf-8"?>
-<w:styles xmlns:mc="http://schemas.openxmlformats.org/markup-compatibility/2006" xmlns:r="http://schemas.openxmlformats.org/officeDocument/2006/relationships" xmlns:w="http://schemas.openxmlformats.org/wordprocessingml/2006/main" xmlns:w14="http://schemas.microsoft.com/office/word/2010/wordml" xmlns:w15="http://schemas.microsoft.com/office/word/2012/wordml" xmlns:w16cex="http://schemas.microsoft.com/office/word/2018/wordml/cex" xmlns:w16cid="http://schemas.microsoft.com/office/word/2016/wordml/cid" xmlns:w16="http://schemas.microsoft.com/office/word/2018/wordml" xmlns:w16sdtdh="http://schemas.microsoft.com/office/word/2020/wordml/sdtdatahash" xmlns:w16se="http://schemas.microsoft.com/office/word/2015/wordml/symex" mc:Ignorable="w14 w15 w16se w16cid w16 w16cex w16sdtdh">
+<w:styles xmlns:mc="http://schemas.openxmlformats.org/markup-compatibility/2006" xmlns:r="http://schemas.openxmlformats.org/officeDocument/2006/relationships" xmlns:w="http://schemas.openxmlformats.org/wordprocessingml/2006/main" xmlns:w14="http://schemas.microsoft.com/office/word/2010/wordml" xmlns:w15="http://schemas.microsoft.com/office/word/2012/wordml" xmlns:w16cex="http://schemas.microsoft.com/office/word/2018/wordml/cex" xmlns:w16cid="http://schemas.microsoft.com/office/word/2016/wordml/cid" xmlns:w16="http://schemas.microsoft.com/office/word/2018/wordml" xmlns:w16du="http://schemas.microsoft.com/office/word/2023/wordml/word16du" xmlns:w16sdtdh="http://schemas.microsoft.com/office/word/2020/wordml/sdtdatahash" xmlns:w16sdtfl="http://schemas.microsoft.com/office/word/2024/wordml/sdtformatlock" xmlns:w16se="http://schemas.microsoft.com/office/word/2015/wordml/symex" mc:Ignorable="w14 w15 w16se w16cid w16 w16cex w16sdtdh w16sdtfl w16du">
   <w:docDefaults>
     <w:rPrDefault>
       <w:rPr>
@@ -15455,7 +16226,7 @@
       </w:rPr>
     </w:tblStylePr>
   </w:style>
-  <w:style w:type="character" w:styleId="Textoennegrita">
+  <w:style w:type="character" w:styleId="Fuerte">
     <w:name w:val="Strong"/>
     <w:basedOn w:val="Fuentedeprrafopredeter"/>
     <w:uiPriority w:val="22"/>
@@ -16163,14 +16934,7 @@
 </file>
 
 <file path=customXml/item1.xml><?xml version="1.0" encoding="utf-8"?>
-<p:properties xmlns:p="http://schemas.microsoft.com/office/2006/metadata/properties" xmlns:xsi="http://www.w3.org/2001/XMLSchema-instance" xmlns:pc="http://schemas.microsoft.com/office/infopath/2007/PartnerControls">
-  <documentManagement>
-    <TaxCatchAll xmlns="67a0edcd-0de5-43ed-8c27-e32f38a00c91" xsi:nil="true"/>
-    <lcf76f155ced4ddcb4097134ff3c332f xmlns="42760c81-fd8e-4d59-8953-7cdb9f38b14f">
-      <Terms xmlns="http://schemas.microsoft.com/office/infopath/2007/PartnerControls"/>
-    </lcf76f155ced4ddcb4097134ff3c332f>
-  </documentManagement>
-</p:properties>
+<b:Sources xmlns:b="http://schemas.openxmlformats.org/officeDocument/2006/bibliography" xmlns="http://schemas.openxmlformats.org/officeDocument/2006/bibliography" SelectedStyle="\APASixthEditionOfficeOnline.xsl" StyleName="APA" Version="6"/>
 </file>
 
 <file path=customXml/item2.xml><?xml version="1.0" encoding="utf-8"?>
@@ -16183,7 +16947,14 @@
 </file>
 
 <file path=customXml/item3.xml><?xml version="1.0" encoding="utf-8"?>
-<b:Sources xmlns:b="http://schemas.openxmlformats.org/officeDocument/2006/bibliography" xmlns="http://schemas.openxmlformats.org/officeDocument/2006/bibliography" SelectedStyle="\APASixthEditionOfficeOnline.xsl" StyleName="APA" Version="6"/>
+<p:properties xmlns:p="http://schemas.microsoft.com/office/2006/metadata/properties" xmlns:xsi="http://www.w3.org/2001/XMLSchema-instance" xmlns:pc="http://schemas.microsoft.com/office/infopath/2007/PartnerControls">
+  <documentManagement>
+    <TaxCatchAll xmlns="67a0edcd-0de5-43ed-8c27-e32f38a00c91" xsi:nil="true"/>
+    <lcf76f155ced4ddcb4097134ff3c332f xmlns="42760c81-fd8e-4d59-8953-7cdb9f38b14f">
+      <Terms xmlns="http://schemas.microsoft.com/office/infopath/2007/PartnerControls"/>
+    </lcf76f155ced4ddcb4097134ff3c332f>
+  </documentManagement>
+</p:properties>
 </file>
 
 <file path=customXml/item4.xml><?xml version="1.0" encoding="utf-8"?>
@@ -16394,12 +17165,9 @@
 </file>
 
 <file path=customXml/itemProps1.xml><?xml version="1.0" encoding="utf-8"?>
-<ds:datastoreItem xmlns:ds="http://schemas.openxmlformats.org/officeDocument/2006/customXml" ds:itemID="{1279454D-02BE-4A9C-A117-DCD1573E2608}">
+<ds:datastoreItem xmlns:ds="http://schemas.openxmlformats.org/officeDocument/2006/customXml" ds:itemID="{EAE431FD-7059-4C09-804B-C9D69EB7B213}">
   <ds:schemaRefs>
-    <ds:schemaRef ds:uri="http://schemas.microsoft.com/office/2006/metadata/properties"/>
-    <ds:schemaRef ds:uri="http://schemas.microsoft.com/office/infopath/2007/PartnerControls"/>
-    <ds:schemaRef ds:uri="13c90a0b-73bc-4dc0-be5f-28d77b615beb"/>
-    <ds:schemaRef ds:uri="13c93bba-48ce-428c-bfe5-88b42c19b028"/>
+    <ds:schemaRef ds:uri="http://schemas.openxmlformats.org/officeDocument/2006/bibliography"/>
   </ds:schemaRefs>
 </ds:datastoreItem>
 </file>
@@ -16413,13 +17181,31 @@
 </file>
 
 <file path=customXml/itemProps3.xml><?xml version="1.0" encoding="utf-8"?>
-<ds:datastoreItem xmlns:ds="http://schemas.openxmlformats.org/officeDocument/2006/customXml" ds:itemID="{EAE431FD-7059-4C09-804B-C9D69EB7B213}">
+<ds:datastoreItem xmlns:ds="http://schemas.openxmlformats.org/officeDocument/2006/customXml" ds:itemID="{1279454D-02BE-4A9C-A117-DCD1573E2608}">
   <ds:schemaRefs>
-    <ds:schemaRef ds:uri="http://schemas.openxmlformats.org/officeDocument/2006/bibliography"/>
+    <ds:schemaRef ds:uri="http://schemas.microsoft.com/office/2006/metadata/properties"/>
+    <ds:schemaRef ds:uri="http://schemas.microsoft.com/office/infopath/2007/PartnerControls"/>
+    <ds:schemaRef ds:uri="67a0edcd-0de5-43ed-8c27-e32f38a00c91"/>
+    <ds:schemaRef ds:uri="42760c81-fd8e-4d59-8953-7cdb9f38b14f"/>
   </ds:schemaRefs>
 </ds:datastoreItem>
 </file>
 
 <file path=customXml/itemProps4.xml><?xml version="1.0" encoding="utf-8"?>
-<ds:datastoreItem xmlns:ds="http://schemas.openxmlformats.org/officeDocument/2006/customXml" ds:itemID="{91F856F9-DC05-4853-A8E6-409E5407B8C2}"/>
+<ds:datastoreItem xmlns:ds="http://schemas.openxmlformats.org/officeDocument/2006/customXml" ds:itemID="{91F856F9-DC05-4853-A8E6-409E5407B8C2}">
+  <ds:schemaRefs>
+    <ds:schemaRef ds:uri="http://schemas.microsoft.com/office/2006/metadata/contentType"/>
+    <ds:schemaRef ds:uri="http://schemas.microsoft.com/office/2006/metadata/properties/metaAttributes"/>
+    <ds:schemaRef ds:uri="http://www.w3.org/2001/XMLSchema"/>
+    <ds:schemaRef ds:uri="http://schemas.microsoft.com/office/2006/metadata/properties"/>
+    <ds:schemaRef ds:uri="42760c81-fd8e-4d59-8953-7cdb9f38b14f"/>
+    <ds:schemaRef ds:uri="67a0edcd-0de5-43ed-8c27-e32f38a00c91"/>
+    <ds:schemaRef ds:uri="http://schemas.microsoft.com/office/2006/documentManagement/types"/>
+    <ds:schemaRef ds:uri="http://schemas.microsoft.com/office/infopath/2007/PartnerControls"/>
+    <ds:schemaRef ds:uri="http://schemas.openxmlformats.org/package/2006/metadata/core-properties"/>
+    <ds:schemaRef ds:uri="http://purl.org/dc/elements/1.1/"/>
+    <ds:schemaRef ds:uri="http://purl.org/dc/terms/"/>
+    <ds:schemaRef ds:uri="http://schemas.microsoft.com/internal/obd"/>
+  </ds:schemaRefs>
+</ds:datastoreItem>
 </file>